--- a/Lab/36/salida/volumen_cilindro_hueco_py_v1_1.docx
+++ b/Lab/36/salida/volumen_cilindro_hueco_py_v1_1.docx
@@ -137,7 +137,7 @@
         <w:br/>
       </w:r>
       <w:r>
-        <w:t xml:space="preserve">José desea saber cuánto(a) fluido se necesita para llenar un recipiente cilíndrico interno, pero solamente cuenta con las medidas de las dimensiones que muestra la figura.</w:t>
+        <w:t xml:space="preserve">Natalia desea saber cuánto(a) combustible se necesita para llenar un conducto interno, pero solamente cuenta con las medidas de las dimensiones que muestra la figura.</w:t>
       </w:r>
     </w:p>
     <w:p>
@@ -150,7 +150,7 @@
       <w:r>
         <w:drawing>
           <wp:inline>
-            <wp:extent cx="5334000" cy="6880338"/>
+            <wp:extent cx="5334000" cy="6603865"/>
             <wp:effectExtent b="0" l="0" r="0" t="0"/>
             <wp:docPr descr="image" title="" id="21" name="Picture"/>
             <a:graphic>
@@ -171,7 +171,7 @@
                   <pic:spPr bwMode="auto">
                     <a:xfrm>
                       <a:off x="0" y="0"/>
-                      <a:ext cx="5334000" cy="6880338"/>
+                      <a:ext cx="5334000" cy="6603865"/>
                     </a:xfrm>
                     <a:prstGeom prst="rect">
                       <a:avLst/>
@@ -257,7 +257,7 @@
         </w:numPr>
       </w:pPr>
       <w:r>
-        <w:t xml:space="preserve">¿Cuál medida le falta a José para hallar la cantidad deseada?</w:t>
+        <w:t xml:space="preserve">¿Cuál medida le falta a Natalia para hallar la cantidad deseada?</w:t>
       </w:r>
     </w:p>
     <w:p>
@@ -279,7 +279,7 @@
         </w:numPr>
       </w:pPr>
       <w:r>
-        <w:t xml:space="preserve">Perímetro del cilindro.</w:t>
+        <w:t xml:space="preserve">Altura del cilindro.</w:t>
       </w:r>
     </w:p>
     <w:p>
@@ -290,7 +290,7 @@
         </w:numPr>
       </w:pPr>
       <w:r>
-        <w:t xml:space="preserve">Altura del cilindro.</w:t>
+        <w:t xml:space="preserve">Diámetro externo.</w:t>
       </w:r>
     </w:p>
     <w:p>
@@ -301,7 +301,7 @@
         </w:numPr>
       </w:pPr>
       <w:r>
-        <w:t xml:space="preserve">Diámetro externo.</w:t>
+        <w:t xml:space="preserve">Perímetro del cilindro.</w:t>
       </w:r>
     </w:p>
     <w:p>
@@ -346,7 +346,7 @@
         </w:numPr>
       </w:pPr>
       <w:r>
-        <w:t xml:space="preserve">Para calcular el volumen de fluido necesario para llenar el recipiente cilíndrico central, necesitamos calcular el volumen de un cilindro, cuya fórmula es:</w:t>
+        <w:t xml:space="preserve">Para calcular el volumen de combustible necesario para llenar el conducto interior, necesitamos calcular el volumen de un cilindro, cuya fórmula es:</w:t>
       </w:r>
     </w:p>
     <w:p>
@@ -425,7 +425,7 @@
         <w:t xml:space="preserve"> </w:t>
       </w:r>
       <w:r>
-        <w:t xml:space="preserve">es el radio (en este caso, el radio interno = 0.2 m)</w:t>
+        <w:t xml:space="preserve">es el radio (en este caso, el radio interno = 2.4 dm)</w:t>
       </w:r>
     </w:p>
     <w:p>
@@ -466,7 +466,7 @@
         </w:numPr>
       </w:pPr>
       <w:r>
-        <w:t xml:space="preserve">Diámetro externo = 0.8 m</w:t>
+        <w:t xml:space="preserve">Diámetro externo = 10.6 dm</w:t>
       </w:r>
     </w:p>
     <w:p>
@@ -477,7 +477,7 @@
         </w:numPr>
       </w:pPr>
       <w:r>
-        <w:t xml:space="preserve">Radio interno = 0.2 m</w:t>
+        <w:t xml:space="preserve">Radio interno = 2.4 dm</w:t>
       </w:r>
     </w:p>
     <w:p>
@@ -488,7 +488,7 @@
         </w:numPr>
       </w:pPr>
       <w:r>
-        <w:t xml:space="preserve">Sin embargo, no se nos proporciona la altura del cilindro, que es esencial para calcular el volumen. Por lo tanto, a José le falta conocer la altura del cilindro para poder calcular la cantidad de fluido necesaria.</w:t>
+        <w:t xml:space="preserve">Sin embargo, no se nos proporciona la altura del cilindro, que es esencial para calcular el volumen. Por lo tanto, a Natalia le falta conocer la altura del cilindro para poder calcular la cantidad de combustible necesaria.</w:t>
       </w:r>
     </w:p>
     <w:p>
@@ -539,7 +539,7 @@
               </m:dPr>
               <m:e>
                 <m:r>
-                  <m:t>0.2</m:t>
+                  <m:t>2.4</m:t>
                 </m:r>
               </m:e>
             </m:d>
@@ -566,7 +566,7 @@
           <m:t>=</m:t>
         </m:r>
         <m:r>
-          <m:t>0.13</m:t>
+          <m:t>18.1</m:t>
         </m:r>
         <m:r>
           <m:rPr>
@@ -582,7 +582,7 @@
         <w:t xml:space="preserve"> </w:t>
       </w:r>
       <w:r>
-        <w:t xml:space="preserve">m³</w:t>
+        <w:t xml:space="preserve">dm³</w:t>
       </w:r>
     </w:p>
     <w:p>
@@ -604,7 +604,7 @@
         </w:numPr>
       </w:pPr>
       <w:r>
-        <w:t xml:space="preserve">Falso</w:t>
+        <w:t xml:space="preserve">Verdadero</w:t>
       </w:r>
     </w:p>
     <w:p>
@@ -615,7 +615,7 @@
         </w:numPr>
       </w:pPr>
       <w:r>
-        <w:t xml:space="preserve">Verdadero</w:t>
+        <w:t xml:space="preserve">Falso</w:t>
       </w:r>
     </w:p>
     <w:p>
@@ -647,7 +647,7 @@
         <w:br/>
       </w:r>
       <w:r>
-        <w:t xml:space="preserve">Juliana desea saber cuánto(a) aceite se necesita para llenar un cañería cilíndrica interno, pero solamente cuenta con las medidas de las dimensiones que muestra la figura.</w:t>
+        <w:t xml:space="preserve">Camilo desea saber cuánto(a) combustible se necesita para llenar un recipiente cilíndrico interno, pero solamente cuenta con las medidas de las dimensiones que muestra la figura.</w:t>
       </w:r>
     </w:p>
     <w:p>
@@ -660,7 +660,7 @@
       <w:r>
         <w:drawing>
           <wp:inline>
-            <wp:extent cx="5334000" cy="5950039"/>
+            <wp:extent cx="5334000" cy="6486921"/>
             <wp:effectExtent b="0" l="0" r="0" t="0"/>
             <wp:docPr descr="image" title="" id="28" name="Picture"/>
             <a:graphic>
@@ -681,7 +681,7 @@
                   <pic:spPr bwMode="auto">
                     <a:xfrm>
                       <a:off x="0" y="0"/>
-                      <a:ext cx="5334000" cy="5950039"/>
+                      <a:ext cx="5334000" cy="6486921"/>
                     </a:xfrm>
                     <a:prstGeom prst="rect">
                       <a:avLst/>
@@ -767,7 +767,7 @@
         </w:numPr>
       </w:pPr>
       <w:r>
-        <w:t xml:space="preserve">¿Cuál medida le falta a Juliana para hallar la cantidad deseada?</w:t>
+        <w:t xml:space="preserve">¿Cuál medida le falta a Camilo para hallar la cantidad deseada?</w:t>
       </w:r>
     </w:p>
     <w:p>
@@ -778,7 +778,7 @@
         </w:numPr>
       </w:pPr>
       <w:r>
-        <w:t xml:space="preserve">Diámetro externo.</w:t>
+        <w:t xml:space="preserve">Perímetro del cilindro.</w:t>
       </w:r>
     </w:p>
     <w:p>
@@ -789,7 +789,7 @@
         </w:numPr>
       </w:pPr>
       <w:r>
-        <w:t xml:space="preserve">Altura del cilindro.</w:t>
+        <w:t xml:space="preserve">Radio externo.</w:t>
       </w:r>
     </w:p>
     <w:p>
@@ -800,7 +800,7 @@
         </w:numPr>
       </w:pPr>
       <w:r>
-        <w:t xml:space="preserve">Perímetro del cilindro.</w:t>
+        <w:t xml:space="preserve">Diámetro externo.</w:t>
       </w:r>
     </w:p>
     <w:p>
@@ -811,7 +811,7 @@
         </w:numPr>
       </w:pPr>
       <w:r>
-        <w:t xml:space="preserve">Radio externo.</w:t>
+        <w:t xml:space="preserve">Altura del cilindro.</w:t>
       </w:r>
     </w:p>
     <w:p>
@@ -856,7 +856,7 @@
         </w:numPr>
       </w:pPr>
       <w:r>
-        <w:t xml:space="preserve">Para calcular el volumen de aceite necesario para llenar el cañería cilíndrica hueco, necesitamos calcular el volumen de un cilindro, cuya fórmula es:</w:t>
+        <w:t xml:space="preserve">Para calcular el volumen de combustible necesario para llenar el recipiente cilíndrico vacío, necesitamos calcular el volumen de un cilindro, cuya fórmula es:</w:t>
       </w:r>
     </w:p>
     <w:p>
@@ -935,7 +935,7 @@
         <w:t xml:space="preserve"> </w:t>
       </w:r>
       <w:r>
-        <w:t xml:space="preserve">es el radio (en este caso, el radio interno = 3.1 dm)</w:t>
+        <w:t xml:space="preserve">es el radio (en este caso, el radio interno = 1.6 dm)</w:t>
       </w:r>
     </w:p>
     <w:p>
@@ -976,7 +976,7 @@
         </w:numPr>
       </w:pPr>
       <w:r>
-        <w:t xml:space="preserve">Diámetro externo = 13.2 dm</w:t>
+        <w:t xml:space="preserve">Diámetro externo = 6.6 dm</w:t>
       </w:r>
     </w:p>
     <w:p>
@@ -987,7 +987,7 @@
         </w:numPr>
       </w:pPr>
       <w:r>
-        <w:t xml:space="preserve">Radio interno = 3.1 dm</w:t>
+        <w:t xml:space="preserve">Radio interno = 1.6 dm</w:t>
       </w:r>
     </w:p>
     <w:p>
@@ -998,7 +998,7 @@
         </w:numPr>
       </w:pPr>
       <w:r>
-        <w:t xml:space="preserve">Sin embargo, no se nos proporciona la altura del cilindro, que es esencial para calcular el volumen. Por lo tanto, a Juliana le falta conocer la altura del cilindro para poder calcular la cantidad de aceite necesaria.</w:t>
+        <w:t xml:space="preserve">Sin embargo, no se nos proporciona la altura del cilindro, que es esencial para calcular el volumen. Por lo tanto, a Camilo le falta conocer la altura del cilindro para poder calcular la cantidad de combustible necesaria.</w:t>
       </w:r>
     </w:p>
     <w:p>
@@ -1049,7 +1049,7 @@
               </m:dPr>
               <m:e>
                 <m:r>
-                  <m:t>3.1</m:t>
+                  <m:t>1.6</m:t>
                 </m:r>
               </m:e>
             </m:d>
@@ -1076,7 +1076,7 @@
           <m:t>=</m:t>
         </m:r>
         <m:r>
-          <m:t>30.19</m:t>
+          <m:t>8.04</m:t>
         </m:r>
         <m:r>
           <m:rPr>
@@ -1114,7 +1114,7 @@
         </w:numPr>
       </w:pPr>
       <w:r>
-        <w:t xml:space="preserve">Verdadero</w:t>
+        <w:t xml:space="preserve">Falso</w:t>
       </w:r>
     </w:p>
     <w:p>
@@ -1136,7 +1136,7 @@
         </w:numPr>
       </w:pPr>
       <w:r>
-        <w:t xml:space="preserve">Falso</w:t>
+        <w:t xml:space="preserve">Verdadero</w:t>
       </w:r>
     </w:p>
     <w:bookmarkEnd w:id="34"/>

--- a/Lab/36/salida/volumen_cilindro_hueco_py_v1_1.docx
+++ b/Lab/36/salida/volumen_cilindro_hueco_py_v1_1.docx
@@ -110,7 +110,7 @@
         <w:t xml:space="preserve">Porcentajes</w:t>
       </w:r>
     </w:p>
-    <w:bookmarkStart w:id="55" w:name="section"/>
+    <w:bookmarkStart w:id="160" w:name="section"/>
     <w:p>
       <w:pPr>
         <w:pStyle w:val="Heading1"/>
@@ -137,7 +137,7 @@
         <w:br/>
       </w:r>
       <w:r>
-        <w:t xml:space="preserve">Sofía desea saber cuánto(a) sustancia se necesita para llenar un cilindro interno(a), pero solamente cuenta con las medidas de las dimensiones que muestra la figura.</w:t>
+        <w:t xml:space="preserve">Carlos desea saber cuánto(a) sustancia se necesita para llenar un cilindro interno(a), pero solamente cuenta con las medidas de las dimensiones que muestra la figura.</w:t>
       </w:r>
     </w:p>
     <w:p>
@@ -150,7 +150,7 @@
       <w:r>
         <w:drawing>
           <wp:inline>
-            <wp:extent cx="2667000" cy="1111616"/>
+            <wp:extent cx="2667000" cy="1557183"/>
             <wp:effectExtent b="0" l="0" r="0" t="0"/>
             <wp:docPr descr="image" title="" id="21" name="Picture"/>
             <a:graphic>
@@ -171,7 +171,7 @@
                   <pic:spPr bwMode="auto">
                     <a:xfrm>
                       <a:off x="0" y="0"/>
-                      <a:ext cx="2667000" cy="1111616"/>
+                      <a:ext cx="2667000" cy="1557183"/>
                     </a:xfrm>
                     <a:prstGeom prst="rect">
                       <a:avLst/>
@@ -257,7 +257,7 @@
         </w:numPr>
       </w:pPr>
       <w:r>
-        <w:t xml:space="preserve">¿Cuál medida le falta a Sofía para hallar la cantidad deseada?</w:t>
+        <w:t xml:space="preserve">¿Cuál medida le falta a Carlos para hallar la cantidad deseada?</w:t>
       </w:r>
     </w:p>
     <w:p>
@@ -268,18 +268,18 @@
         </w:numPr>
       </w:pPr>
       <w:r>
+        <w:t xml:space="preserve">Perímetro del cilindro.</w:t>
+      </w:r>
+    </w:p>
+    <w:p>
+      <w:pPr>
+        <w:numPr>
+          <w:ilvl w:val="1"/>
+          <w:numId w:val="1002"/>
+        </w:numPr>
+      </w:pPr>
+      <w:r>
         <w:t xml:space="preserve">Altura del cilindro.</w:t>
-      </w:r>
-    </w:p>
-    <w:p>
-      <w:pPr>
-        <w:numPr>
-          <w:ilvl w:val="1"/>
-          <w:numId w:val="1002"/>
-        </w:numPr>
-      </w:pPr>
-      <w:r>
-        <w:t xml:space="preserve">Perímetro del cilindro.</w:t>
       </w:r>
     </w:p>
     <w:p>
@@ -346,7 +346,7 @@
         </w:numPr>
       </w:pPr>
       <w:r>
-        <w:t xml:space="preserve">Para calcular el volumen de sustancia necesario para llenar el cilindro hueco, necesitamos calcular el volumen de un cilindro, cuya fórmula es:</w:t>
+        <w:t xml:space="preserve">Para calcular el volumen de sustancia necesario para llenar el cilindro medio, necesitamos calcular el volumen de un cilindro, cuya fórmula es:</w:t>
       </w:r>
     </w:p>
     <w:p>
@@ -425,7 +425,7 @@
         <w:t xml:space="preserve"> </w:t>
       </w:r>
       <w:r>
-        <w:t xml:space="preserve">es el radio (en este caso, el radio interno = 40 cm)</w:t>
+        <w:t xml:space="preserve">es el radio (en este caso, el radio interno = 0.4 m)</w:t>
       </w:r>
     </w:p>
     <w:p>
@@ -466,7 +466,7 @@
         </w:numPr>
       </w:pPr>
       <w:r>
-        <w:t xml:space="preserve">Diámetro externo = 184 cm</w:t>
+        <w:t xml:space="preserve">Diámetro externo = 1.8 m</w:t>
       </w:r>
     </w:p>
     <w:p>
@@ -477,18 +477,18 @@
         </w:numPr>
       </w:pPr>
       <w:r>
-        <w:t xml:space="preserve">Radio interno = 40 cm</w:t>
-      </w:r>
-    </w:p>
-    <w:p>
-      <w:pPr>
-        <w:numPr>
-          <w:ilvl w:val="0"/>
-          <w:numId w:val="1000"/>
-        </w:numPr>
-      </w:pPr>
-      <w:r>
-        <w:t xml:space="preserve">Sin embargo, no se nos proporciona la altura del cilindro, que es esencial para calcular el volumen. Por lo tanto, a Sofía le falta conocer la altura del cilindro para poder calcular la cantidad de sustancia necesaria.</w:t>
+        <w:t xml:space="preserve">Radio interno = 0.4 m</w:t>
+      </w:r>
+    </w:p>
+    <w:p>
+      <w:pPr>
+        <w:numPr>
+          <w:ilvl w:val="0"/>
+          <w:numId w:val="1000"/>
+        </w:numPr>
+      </w:pPr>
+      <w:r>
+        <w:t xml:space="preserve">Sin embargo, no se nos proporciona la altura del cilindro, que es esencial para calcular el volumen. Por lo tanto, a Carlos le falta conocer la altura del cilindro para poder calcular la cantidad de sustancia necesaria.</w:t>
       </w:r>
     </w:p>
     <w:p>
@@ -539,7 +539,7 @@
               </m:dPr>
               <m:e>
                 <m:r>
-                  <m:t>40</m:t>
+                  <m:t>0.4</m:t>
                 </m:r>
               </m:e>
             </m:d>
@@ -566,7 +566,7 @@
           <m:t>=</m:t>
         </m:r>
         <m:r>
-          <m:t>5026.55</m:t>
+          <m:t>0.5</m:t>
         </m:r>
         <m:r>
           <m:rPr>
@@ -582,7 +582,7 @@
         <w:t xml:space="preserve"> </w:t>
       </w:r>
       <w:r>
-        <w:t xml:space="preserve">cm³</w:t>
+        <w:t xml:space="preserve">m³</w:t>
       </w:r>
     </w:p>
     <w:p>
@@ -593,18 +593,18 @@
         </w:numPr>
       </w:pPr>
       <w:r>
+        <w:t xml:space="preserve">Falso</w:t>
+      </w:r>
+    </w:p>
+    <w:p>
+      <w:pPr>
+        <w:numPr>
+          <w:ilvl w:val="1"/>
+          <w:numId w:val="1005"/>
+        </w:numPr>
+      </w:pPr>
+      <w:r>
         <w:t xml:space="preserve">Verdadero</w:t>
-      </w:r>
-    </w:p>
-    <w:p>
-      <w:pPr>
-        <w:numPr>
-          <w:ilvl w:val="1"/>
-          <w:numId w:val="1005"/>
-        </w:numPr>
-      </w:pPr>
-      <w:r>
-        <w:t xml:space="preserve">Falso</w:t>
       </w:r>
     </w:p>
     <w:p>
@@ -647,7 +647,7 @@
         <w:br/>
       </w:r>
       <w:r>
-        <w:t xml:space="preserve">Sofía desea saber cuánto(a) mezcla se necesita para llenar un cilindro interno(a), pero solamente cuenta con las medidas de las dimensiones que muestra la figura.</w:t>
+        <w:t xml:space="preserve">Mateo desea saber cuánto(a) combustible se necesita para llenar un contenedor cilíndrico interno(a), pero solamente cuenta con las medidas de las dimensiones que muestra la figura.</w:t>
       </w:r>
     </w:p>
     <w:p>
@@ -660,7 +660,7 @@
       <w:r>
         <w:drawing>
           <wp:inline>
-            <wp:extent cx="2667000" cy="3129000"/>
+            <wp:extent cx="2667000" cy="3016189"/>
             <wp:effectExtent b="0" l="0" r="0" t="0"/>
             <wp:docPr descr="image" title="" id="28" name="Picture"/>
             <a:graphic>
@@ -681,7 +681,7 @@
                   <pic:spPr bwMode="auto">
                     <a:xfrm>
                       <a:off x="0" y="0"/>
-                      <a:ext cx="2667000" cy="3129000"/>
+                      <a:ext cx="2667000" cy="3016189"/>
                     </a:xfrm>
                     <a:prstGeom prst="rect">
                       <a:avLst/>
@@ -767,7 +767,7 @@
         </w:numPr>
       </w:pPr>
       <w:r>
-        <w:t xml:space="preserve">¿Cuál medida le falta a Sofía para hallar la cantidad deseada?</w:t>
+        <w:t xml:space="preserve">¿Cuál medida le falta a Mateo para hallar la cantidad deseada?</w:t>
       </w:r>
     </w:p>
     <w:p>
@@ -778,40 +778,40 @@
         </w:numPr>
       </w:pPr>
       <w:r>
+        <w:t xml:space="preserve">Radio externo.</w:t>
+      </w:r>
+    </w:p>
+    <w:p>
+      <w:pPr>
+        <w:numPr>
+          <w:ilvl w:val="1"/>
+          <w:numId w:val="1006"/>
+        </w:numPr>
+      </w:pPr>
+      <w:r>
+        <w:t xml:space="preserve">Perímetro del cilindro.</w:t>
+      </w:r>
+    </w:p>
+    <w:p>
+      <w:pPr>
+        <w:numPr>
+          <w:ilvl w:val="1"/>
+          <w:numId w:val="1006"/>
+        </w:numPr>
+      </w:pPr>
+      <w:r>
+        <w:t xml:space="preserve">Altura del cilindro.</w:t>
+      </w:r>
+    </w:p>
+    <w:p>
+      <w:pPr>
+        <w:numPr>
+          <w:ilvl w:val="1"/>
+          <w:numId w:val="1006"/>
+        </w:numPr>
+      </w:pPr>
+      <w:r>
         <w:t xml:space="preserve">Diámetro externo.</w:t>
-      </w:r>
-    </w:p>
-    <w:p>
-      <w:pPr>
-        <w:numPr>
-          <w:ilvl w:val="1"/>
-          <w:numId w:val="1006"/>
-        </w:numPr>
-      </w:pPr>
-      <w:r>
-        <w:t xml:space="preserve">Perímetro del cilindro.</w:t>
-      </w:r>
-    </w:p>
-    <w:p>
-      <w:pPr>
-        <w:numPr>
-          <w:ilvl w:val="1"/>
-          <w:numId w:val="1006"/>
-        </w:numPr>
-      </w:pPr>
-      <w:r>
-        <w:t xml:space="preserve">Radio externo.</w:t>
-      </w:r>
-    </w:p>
-    <w:p>
-      <w:pPr>
-        <w:numPr>
-          <w:ilvl w:val="1"/>
-          <w:numId w:val="1006"/>
-        </w:numPr>
-      </w:pPr>
-      <w:r>
-        <w:t xml:space="preserve">Altura del cilindro.</w:t>
       </w:r>
     </w:p>
     <w:p>
@@ -856,7 +856,7 @@
         </w:numPr>
       </w:pPr>
       <w:r>
-        <w:t xml:space="preserve">Para calcular el volumen de mezcla necesario para llenar el cilindro interior, necesitamos calcular el volumen de un cilindro, cuya fórmula es:</w:t>
+        <w:t xml:space="preserve">Para calcular el volumen de combustible necesario para llenar el contenedor cilíndrico vacío, necesitamos calcular el volumen de un cilindro, cuya fórmula es:</w:t>
       </w:r>
     </w:p>
     <w:p>
@@ -935,7 +935,7 @@
         <w:t xml:space="preserve"> </w:t>
       </w:r>
       <w:r>
-        <w:t xml:space="preserve">es el radio (en este caso, el radio interno = 15 cm)</w:t>
+        <w:t xml:space="preserve">es el radio (en este caso, el radio interno = 3.3 dm)</w:t>
       </w:r>
     </w:p>
     <w:p>
@@ -976,7 +976,7 @@
         </w:numPr>
       </w:pPr>
       <w:r>
-        <w:t xml:space="preserve">Diámetro externo = 72 cm</w:t>
+        <w:t xml:space="preserve">Diámetro externo = 11.2 dm</w:t>
       </w:r>
     </w:p>
     <w:p>
@@ -987,18 +987,18 @@
         </w:numPr>
       </w:pPr>
       <w:r>
-        <w:t xml:space="preserve">Radio interno = 15 cm</w:t>
-      </w:r>
-    </w:p>
-    <w:p>
-      <w:pPr>
-        <w:numPr>
-          <w:ilvl w:val="0"/>
-          <w:numId w:val="1000"/>
-        </w:numPr>
-      </w:pPr>
-      <w:r>
-        <w:t xml:space="preserve">Sin embargo, no se nos proporciona la altura del cilindro, que es esencial para calcular el volumen. Por lo tanto, a Sofía le falta conocer la altura del cilindro para poder calcular la cantidad de mezcla necesaria.</w:t>
+        <w:t xml:space="preserve">Radio interno = 3.3 dm</w:t>
+      </w:r>
+    </w:p>
+    <w:p>
+      <w:pPr>
+        <w:numPr>
+          <w:ilvl w:val="0"/>
+          <w:numId w:val="1000"/>
+        </w:numPr>
+      </w:pPr>
+      <w:r>
+        <w:t xml:space="preserve">Sin embargo, no se nos proporciona la altura del cilindro, que es esencial para calcular el volumen. Por lo tanto, a Mateo le falta conocer la altura del cilindro para poder calcular la cantidad de combustible necesaria.</w:t>
       </w:r>
     </w:p>
     <w:p>
@@ -1049,7 +1049,7 @@
               </m:dPr>
               <m:e>
                 <m:r>
-                  <m:t>15</m:t>
+                  <m:t>3.3</m:t>
                 </m:r>
               </m:e>
             </m:d>
@@ -1076,7 +1076,7 @@
           <m:t>=</m:t>
         </m:r>
         <m:r>
-          <m:t>706.86</m:t>
+          <m:t>34.21</m:t>
         </m:r>
         <m:r>
           <m:rPr>
@@ -1092,7 +1092,7 @@
         <w:t xml:space="preserve"> </w:t>
       </w:r>
       <w:r>
-        <w:t xml:space="preserve">cm³</w:t>
+        <w:t xml:space="preserve">dm³</w:t>
       </w:r>
     </w:p>
     <w:p>
@@ -1125,18 +1125,18 @@
         </w:numPr>
       </w:pPr>
       <w:r>
+        <w:t xml:space="preserve">Verdadero</w:t>
+      </w:r>
+    </w:p>
+    <w:p>
+      <w:pPr>
+        <w:numPr>
+          <w:ilvl w:val="1"/>
+          <w:numId w:val="1009"/>
+        </w:numPr>
+      </w:pPr>
+      <w:r>
         <w:t xml:space="preserve">Falso</w:t>
-      </w:r>
-    </w:p>
-    <w:p>
-      <w:pPr>
-        <w:numPr>
-          <w:ilvl w:val="1"/>
-          <w:numId w:val="1009"/>
-        </w:numPr>
-      </w:pPr>
-      <w:r>
-        <w:t xml:space="preserve">Verdadero</w:t>
       </w:r>
     </w:p>
     <w:p>
@@ -1157,7 +1157,7 @@
         <w:br/>
       </w:r>
       <w:r>
-        <w:t xml:space="preserve">Juliana desea saber cuánto(a) agua se necesita para llenar un cañería cilíndrica interno(a), pero solamente cuenta con las medidas de las dimensiones que muestra la figura.</w:t>
+        <w:t xml:space="preserve">Daniela desea saber cuánto(a) agua se necesita para llenar un cañería cilíndrica interno(a), pero solamente cuenta con las medidas de las dimensiones que muestra la figura.</w:t>
       </w:r>
     </w:p>
     <w:p>
@@ -1170,7 +1170,7 @@
       <w:r>
         <w:drawing>
           <wp:inline>
-            <wp:extent cx="2667000" cy="2111013"/>
+            <wp:extent cx="2667000" cy="2838450"/>
             <wp:effectExtent b="0" l="0" r="0" t="0"/>
             <wp:docPr descr="image" title="" id="35" name="Picture"/>
             <a:graphic>
@@ -1191,7 +1191,7 @@
                   <pic:spPr bwMode="auto">
                     <a:xfrm>
                       <a:off x="0" y="0"/>
-                      <a:ext cx="2667000" cy="2111013"/>
+                      <a:ext cx="2667000" cy="2838450"/>
                     </a:xfrm>
                     <a:prstGeom prst="rect">
                       <a:avLst/>
@@ -1277,7 +1277,7 @@
         </w:numPr>
       </w:pPr>
       <w:r>
-        <w:t xml:space="preserve">¿Cuál medida le falta a Juliana para hallar la cantidad deseada?</w:t>
+        <w:t xml:space="preserve">¿Cuál medida le falta a Daniela para hallar la cantidad deseada?</w:t>
       </w:r>
     </w:p>
     <w:p>
@@ -1288,6 +1288,17 @@
         </w:numPr>
       </w:pPr>
       <w:r>
+        <w:t xml:space="preserve">Diámetro externo.</w:t>
+      </w:r>
+    </w:p>
+    <w:p>
+      <w:pPr>
+        <w:numPr>
+          <w:ilvl w:val="1"/>
+          <w:numId w:val="1010"/>
+        </w:numPr>
+      </w:pPr>
+      <w:r>
         <w:t xml:space="preserve">Altura del cilindro.</w:t>
       </w:r>
     </w:p>
@@ -1299,7 +1310,7 @@
         </w:numPr>
       </w:pPr>
       <w:r>
-        <w:t xml:space="preserve">Diámetro externo.</w:t>
+        <w:t xml:space="preserve">Perímetro del cilindro.</w:t>
       </w:r>
     </w:p>
     <w:p>
@@ -1311,17 +1322,6 @@
       </w:pPr>
       <w:r>
         <w:t xml:space="preserve">Radio externo.</w:t>
-      </w:r>
-    </w:p>
-    <w:p>
-      <w:pPr>
-        <w:numPr>
-          <w:ilvl w:val="1"/>
-          <w:numId w:val="1010"/>
-        </w:numPr>
-      </w:pPr>
-      <w:r>
-        <w:t xml:space="preserve">Perímetro del cilindro.</w:t>
       </w:r>
     </w:p>
     <w:p>
@@ -1366,7 +1366,7 @@
         </w:numPr>
       </w:pPr>
       <w:r>
-        <w:t xml:space="preserve">Para calcular el volumen de agua necesario para llenar el cañería cilíndrica hueco, necesitamos calcular el volumen de un cilindro, cuya fórmula es:</w:t>
+        <w:t xml:space="preserve">Para calcular el volumen de agua necesario para llenar el cañería cilíndrica interior, necesitamos calcular el volumen de un cilindro, cuya fórmula es:</w:t>
       </w:r>
     </w:p>
     <w:p>
@@ -1445,7 +1445,7 @@
         <w:t xml:space="preserve"> </w:t>
       </w:r>
       <w:r>
-        <w:t xml:space="preserve">es el radio (en este caso, el radio interno = 1.9 dm)</w:t>
+        <w:t xml:space="preserve">es el radio (en este caso, el radio interno = 3.4 dm)</w:t>
       </w:r>
     </w:p>
     <w:p>
@@ -1486,7 +1486,7 @@
         </w:numPr>
       </w:pPr>
       <w:r>
-        <w:t xml:space="preserve">Diámetro externo = 8 dm</w:t>
+        <w:t xml:space="preserve">Diámetro externo = 12 dm</w:t>
       </w:r>
     </w:p>
     <w:p>
@@ -1497,18 +1497,18 @@
         </w:numPr>
       </w:pPr>
       <w:r>
-        <w:t xml:space="preserve">Radio interno = 1.9 dm</w:t>
-      </w:r>
-    </w:p>
-    <w:p>
-      <w:pPr>
-        <w:numPr>
-          <w:ilvl w:val="0"/>
-          <w:numId w:val="1000"/>
-        </w:numPr>
-      </w:pPr>
-      <w:r>
-        <w:t xml:space="preserve">Sin embargo, no se nos proporciona la altura del cilindro, que es esencial para calcular el volumen. Por lo tanto, a Juliana le falta conocer la altura del cilindro para poder calcular la cantidad de agua necesaria.</w:t>
+        <w:t xml:space="preserve">Radio interno = 3.4 dm</w:t>
+      </w:r>
+    </w:p>
+    <w:p>
+      <w:pPr>
+        <w:numPr>
+          <w:ilvl w:val="0"/>
+          <w:numId w:val="1000"/>
+        </w:numPr>
+      </w:pPr>
+      <w:r>
+        <w:t xml:space="preserve">Sin embargo, no se nos proporciona la altura del cilindro, que es esencial para calcular el volumen. Por lo tanto, a Daniela le falta conocer la altura del cilindro para poder calcular la cantidad de agua necesaria.</w:t>
       </w:r>
     </w:p>
     <w:p>
@@ -1559,7 +1559,7 @@
               </m:dPr>
               <m:e>
                 <m:r>
-                  <m:t>1.9</m:t>
+                  <m:t>3.4</m:t>
                 </m:r>
               </m:e>
             </m:d>
@@ -1586,7 +1586,7 @@
           <m:t>=</m:t>
         </m:r>
         <m:r>
-          <m:t>11.34</m:t>
+          <m:t>36.32</m:t>
         </m:r>
         <m:r>
           <m:rPr>
@@ -1613,18 +1613,18 @@
         </w:numPr>
       </w:pPr>
       <w:r>
+        <w:t xml:space="preserve">Falso</w:t>
+      </w:r>
+    </w:p>
+    <w:p>
+      <w:pPr>
+        <w:numPr>
+          <w:ilvl w:val="1"/>
+          <w:numId w:val="1013"/>
+        </w:numPr>
+      </w:pPr>
+      <w:r>
         <w:t xml:space="preserve">Verdadero</w:t>
-      </w:r>
-    </w:p>
-    <w:p>
-      <w:pPr>
-        <w:numPr>
-          <w:ilvl w:val="1"/>
-          <w:numId w:val="1013"/>
-        </w:numPr>
-      </w:pPr>
-      <w:r>
-        <w:t xml:space="preserve">Falso</w:t>
       </w:r>
     </w:p>
     <w:p>
@@ -1667,7 +1667,7 @@
         <w:br/>
       </w:r>
       <w:r>
-        <w:t xml:space="preserve">Camilo desea saber cuánto(a) fluido se necesita para llenar un depósito cilíndrico interno(a), pero solamente cuenta con las medidas de las dimensiones que muestra la figura.</w:t>
+        <w:t xml:space="preserve">Sebastián desea saber cuánto(a) sustancia se necesita para llenar un contenedor cilíndrico interno(a), pero solamente cuenta con las medidas de las dimensiones que muestra la figura.</w:t>
       </w:r>
     </w:p>
     <w:p>
@@ -1680,7 +1680,7 @@
       <w:r>
         <w:drawing>
           <wp:inline>
-            <wp:extent cx="2667000" cy="2874379"/>
+            <wp:extent cx="2667000" cy="2375975"/>
             <wp:effectExtent b="0" l="0" r="0" t="0"/>
             <wp:docPr descr="image" title="" id="42" name="Picture"/>
             <a:graphic>
@@ -1701,7 +1701,7 @@
                   <pic:spPr bwMode="auto">
                     <a:xfrm>
                       <a:off x="0" y="0"/>
-                      <a:ext cx="2667000" cy="2874379"/>
+                      <a:ext cx="2667000" cy="2375975"/>
                     </a:xfrm>
                     <a:prstGeom prst="rect">
                       <a:avLst/>
@@ -1787,7 +1787,7 @@
         </w:numPr>
       </w:pPr>
       <w:r>
-        <w:t xml:space="preserve">¿Cuál medida le falta a Camilo para hallar la cantidad deseada?</w:t>
+        <w:t xml:space="preserve">¿Cuál medida le falta a Sebastián para hallar la cantidad deseada?</w:t>
       </w:r>
     </w:p>
     <w:p>
@@ -1820,18 +1820,18 @@
         </w:numPr>
       </w:pPr>
       <w:r>
+        <w:t xml:space="preserve">Radio externo.</w:t>
+      </w:r>
+    </w:p>
+    <w:p>
+      <w:pPr>
+        <w:numPr>
+          <w:ilvl w:val="1"/>
+          <w:numId w:val="1014"/>
+        </w:numPr>
+      </w:pPr>
+      <w:r>
         <w:t xml:space="preserve">Perímetro del cilindro.</w:t>
-      </w:r>
-    </w:p>
-    <w:p>
-      <w:pPr>
-        <w:numPr>
-          <w:ilvl w:val="1"/>
-          <w:numId w:val="1014"/>
-        </w:numPr>
-      </w:pPr>
-      <w:r>
-        <w:t xml:space="preserve">Radio externo.</w:t>
       </w:r>
     </w:p>
     <w:p>
@@ -1876,7 +1876,7 @@
         </w:numPr>
       </w:pPr>
       <w:r>
-        <w:t xml:space="preserve">Para calcular el volumen de fluido necesario para llenar el depósito cilíndrico interior, necesitamos calcular el volumen de un cilindro, cuya fórmula es:</w:t>
+        <w:t xml:space="preserve">Para calcular el volumen de sustancia necesario para llenar el contenedor cilíndrico interior, necesitamos calcular el volumen de un cilindro, cuya fórmula es:</w:t>
       </w:r>
     </w:p>
     <w:p>
@@ -1955,7 +1955,7 @@
         <w:t xml:space="preserve"> </w:t>
       </w:r>
       <w:r>
-        <w:t xml:space="preserve">es el radio (en este caso, el radio interno = 2.1 dm)</w:t>
+        <w:t xml:space="preserve">es el radio (en este caso, el radio interno = 1.2 dm)</w:t>
       </w:r>
     </w:p>
     <w:p>
@@ -1996,7 +1996,7 @@
         </w:numPr>
       </w:pPr>
       <w:r>
-        <w:t xml:space="preserve">Diámetro externo = 8 dm</w:t>
+        <w:t xml:space="preserve">Diámetro externo = 5 dm</w:t>
       </w:r>
     </w:p>
     <w:p>
@@ -2007,18 +2007,18 @@
         </w:numPr>
       </w:pPr>
       <w:r>
-        <w:t xml:space="preserve">Radio interno = 2.1 dm</w:t>
-      </w:r>
-    </w:p>
-    <w:p>
-      <w:pPr>
-        <w:numPr>
-          <w:ilvl w:val="0"/>
-          <w:numId w:val="1000"/>
-        </w:numPr>
-      </w:pPr>
-      <w:r>
-        <w:t xml:space="preserve">Sin embargo, no se nos proporciona la altura del cilindro, que es esencial para calcular el volumen. Por lo tanto, a Camilo le falta conocer la altura del cilindro para poder calcular la cantidad de fluido necesaria.</w:t>
+        <w:t xml:space="preserve">Radio interno = 1.2 dm</w:t>
+      </w:r>
+    </w:p>
+    <w:p>
+      <w:pPr>
+        <w:numPr>
+          <w:ilvl w:val="0"/>
+          <w:numId w:val="1000"/>
+        </w:numPr>
+      </w:pPr>
+      <w:r>
+        <w:t xml:space="preserve">Sin embargo, no se nos proporciona la altura del cilindro, que es esencial para calcular el volumen. Por lo tanto, a Sebastián le falta conocer la altura del cilindro para poder calcular la cantidad de sustancia necesaria.</w:t>
       </w:r>
     </w:p>
     <w:p>
@@ -2069,7 +2069,7 @@
               </m:dPr>
               <m:e>
                 <m:r>
-                  <m:t>2.1</m:t>
+                  <m:t>1.2</m:t>
                 </m:r>
               </m:e>
             </m:d>
@@ -2096,7 +2096,7 @@
           <m:t>=</m:t>
         </m:r>
         <m:r>
-          <m:t>13.85</m:t>
+          <m:t>4.52</m:t>
         </m:r>
         <m:r>
           <m:rPr>
@@ -2177,7 +2177,7 @@
         <w:br/>
       </w:r>
       <w:r>
-        <w:t xml:space="preserve">Laura desea saber cuánto(a) agua se necesita para llenar un recipiente cilíndrico interno(a), pero solamente cuenta con las medidas de las dimensiones que muestra la figura.</w:t>
+        <w:t xml:space="preserve">Eduardo desea saber cuánto(a) fluido se necesita para llenar un recipiente cilíndrico interno(a), pero solamente cuenta con las medidas de las dimensiones que muestra la figura.</w:t>
       </w:r>
     </w:p>
     <w:p>
@@ -2190,7 +2190,7 @@
       <w:r>
         <w:drawing>
           <wp:inline>
-            <wp:extent cx="2667000" cy="993940"/>
+            <wp:extent cx="2667000" cy="3135171"/>
             <wp:effectExtent b="0" l="0" r="0" t="0"/>
             <wp:docPr descr="image" title="" id="49" name="Picture"/>
             <a:graphic>
@@ -2211,7 +2211,7 @@
                   <pic:spPr bwMode="auto">
                     <a:xfrm>
                       <a:off x="0" y="0"/>
-                      <a:ext cx="2667000" cy="993940"/>
+                      <a:ext cx="2667000" cy="3135171"/>
                     </a:xfrm>
                     <a:prstGeom prst="rect">
                       <a:avLst/>
@@ -2297,7 +2297,7 @@
         </w:numPr>
       </w:pPr>
       <w:r>
-        <w:t xml:space="preserve">¿Cuál medida le falta a Laura para hallar la cantidad deseada?</w:t>
+        <w:t xml:space="preserve">¿Cuál medida le falta a Eduardo para hallar la cantidad deseada?</w:t>
       </w:r>
     </w:p>
     <w:p>
@@ -2319,6 +2319,17 @@
         </w:numPr>
       </w:pPr>
       <w:r>
+        <w:t xml:space="preserve">Radio externo.</w:t>
+      </w:r>
+    </w:p>
+    <w:p>
+      <w:pPr>
+        <w:numPr>
+          <w:ilvl w:val="1"/>
+          <w:numId w:val="1018"/>
+        </w:numPr>
+      </w:pPr>
+      <w:r>
         <w:t xml:space="preserve">Perímetro del cilindro.</w:t>
       </w:r>
     </w:p>
@@ -2331,17 +2342,6 @@
       </w:pPr>
       <w:r>
         <w:t xml:space="preserve">Diámetro externo.</w:t>
-      </w:r>
-    </w:p>
-    <w:p>
-      <w:pPr>
-        <w:numPr>
-          <w:ilvl w:val="1"/>
-          <w:numId w:val="1018"/>
-        </w:numPr>
-      </w:pPr>
-      <w:r>
-        <w:t xml:space="preserve">Radio externo.</w:t>
       </w:r>
     </w:p>
     <w:p>
@@ -2386,7 +2386,7 @@
         </w:numPr>
       </w:pPr>
       <w:r>
-        <w:t xml:space="preserve">Para calcular el volumen de agua necesario para llenar el recipiente cilíndrico interno, necesitamos calcular el volumen de un cilindro, cuya fórmula es:</w:t>
+        <w:t xml:space="preserve">Para calcular el volumen de fluido necesario para llenar el recipiente cilíndrico hueco, necesitamos calcular el volumen de un cilindro, cuya fórmula es:</w:t>
       </w:r>
     </w:p>
     <w:p>
@@ -2465,7 +2465,7 @@
         <w:t xml:space="preserve"> </w:t>
       </w:r>
       <w:r>
-        <w:t xml:space="preserve">es el radio (en este caso, el radio interno = 3.6 dm)</w:t>
+        <w:t xml:space="preserve">es el radio (en este caso, el radio interno = 14 cm)</w:t>
       </w:r>
     </w:p>
     <w:p>
@@ -2506,7 +2506,7 @@
         </w:numPr>
       </w:pPr>
       <w:r>
-        <w:t xml:space="preserve">Diámetro externo = 13.2 dm</w:t>
+        <w:t xml:space="preserve">Diámetro externo = 52 cm</w:t>
       </w:r>
     </w:p>
     <w:p>
@@ -2517,18 +2517,18 @@
         </w:numPr>
       </w:pPr>
       <w:r>
-        <w:t xml:space="preserve">Radio interno = 3.6 dm</w:t>
-      </w:r>
-    </w:p>
-    <w:p>
-      <w:pPr>
-        <w:numPr>
-          <w:ilvl w:val="0"/>
-          <w:numId w:val="1000"/>
-        </w:numPr>
-      </w:pPr>
-      <w:r>
-        <w:t xml:space="preserve">Sin embargo, no se nos proporciona la altura del cilindro, que es esencial para calcular el volumen. Por lo tanto, a Laura le falta conocer la altura del cilindro para poder calcular la cantidad de agua necesaria.</w:t>
+        <w:t xml:space="preserve">Radio interno = 14 cm</w:t>
+      </w:r>
+    </w:p>
+    <w:p>
+      <w:pPr>
+        <w:numPr>
+          <w:ilvl w:val="0"/>
+          <w:numId w:val="1000"/>
+        </w:numPr>
+      </w:pPr>
+      <w:r>
+        <w:t xml:space="preserve">Sin embargo, no se nos proporciona la altura del cilindro, que es esencial para calcular el volumen. Por lo tanto, a Eduardo le falta conocer la altura del cilindro para poder calcular la cantidad de fluido necesaria.</w:t>
       </w:r>
     </w:p>
     <w:p>
@@ -2579,7 +2579,7 @@
               </m:dPr>
               <m:e>
                 <m:r>
-                  <m:t>3.6</m:t>
+                  <m:t>14</m:t>
                 </m:r>
               </m:e>
             </m:d>
@@ -2606,7 +2606,7 @@
           <m:t>=</m:t>
         </m:r>
         <m:r>
-          <m:t>40.72</m:t>
+          <m:t>615.75</m:t>
         </m:r>
         <m:r>
           <m:rPr>
@@ -2622,6 +2622,1026 @@
         <w:t xml:space="preserve"> </w:t>
       </w:r>
       <w:r>
+        <w:t xml:space="preserve">cm³</w:t>
+      </w:r>
+    </w:p>
+    <w:p>
+      <w:pPr>
+        <w:numPr>
+          <w:ilvl w:val="1"/>
+          <w:numId w:val="1021"/>
+        </w:numPr>
+      </w:pPr>
+      <w:r>
+        <w:t xml:space="preserve">Verdadero</w:t>
+      </w:r>
+    </w:p>
+    <w:p>
+      <w:pPr>
+        <w:numPr>
+          <w:ilvl w:val="1"/>
+          <w:numId w:val="1021"/>
+        </w:numPr>
+      </w:pPr>
+      <w:r>
+        <w:t xml:space="preserve">Falso</w:t>
+      </w:r>
+    </w:p>
+    <w:p>
+      <w:pPr>
+        <w:numPr>
+          <w:ilvl w:val="1"/>
+          <w:numId w:val="1021"/>
+        </w:numPr>
+      </w:pPr>
+      <w:r>
+        <w:t xml:space="preserve">Falso</w:t>
+      </w:r>
+    </w:p>
+    <w:p>
+      <w:pPr>
+        <w:numPr>
+          <w:ilvl w:val="1"/>
+          <w:numId w:val="1021"/>
+        </w:numPr>
+      </w:pPr>
+      <w:r>
+        <w:t xml:space="preserve">Falso</w:t>
+      </w:r>
+    </w:p>
+    <w:p>
+      <w:pPr>
+        <w:numPr>
+          <w:ilvl w:val="0"/>
+          <w:numId w:val="1001"/>
+        </w:numPr>
+      </w:pPr>
+      <w:r>
+        <w:rPr>
+          <w:b/>
+          <w:bCs/>
+        </w:rPr>
+        <w:t xml:space="preserve">Escenario</w:t>
+      </w:r>
+      <w:r>
+        <w:br/>
+      </w:r>
+      <w:r>
+        <w:t xml:space="preserve">Daniela desea saber cuánto(a) sustancia se necesita para llenar un tanque cilíndrico interno(a), pero solamente cuenta con las medidas de las dimensiones que muestra la figura.</w:t>
+      </w:r>
+    </w:p>
+    <w:p>
+      <w:pPr>
+        <w:numPr>
+          <w:ilvl w:val="0"/>
+          <w:numId w:val="1000"/>
+        </w:numPr>
+      </w:pPr>
+      <w:r>
+        <w:drawing>
+          <wp:inline>
+            <wp:extent cx="2667000" cy="2798471"/>
+            <wp:effectExtent b="0" l="0" r="0" t="0"/>
+            <wp:docPr descr="image" title="" id="56" name="Picture"/>
+            <a:graphic>
+              <a:graphicData uri="http://schemas.openxmlformats.org/drawingml/2006/picture">
+                <pic:pic>
+                  <pic:nvPicPr>
+                    <pic:cNvPr descr="media/supplements1/exercise6/cilindro_hueco.png" id="57" name="Picture"/>
+                    <pic:cNvPicPr>
+                      <a:picLocks noChangeArrowheads="1" noChangeAspect="1"/>
+                    </pic:cNvPicPr>
+                  </pic:nvPicPr>
+                  <pic:blipFill>
+                    <a:blip r:embed="rId55"/>
+                    <a:stretch>
+                      <a:fillRect/>
+                    </a:stretch>
+                  </pic:blipFill>
+                  <pic:spPr bwMode="auto">
+                    <a:xfrm>
+                      <a:off x="0" y="0"/>
+                      <a:ext cx="2667000" cy="2798471"/>
+                    </a:xfrm>
+                    <a:prstGeom prst="rect">
+                      <a:avLst/>
+                    </a:prstGeom>
+                    <a:noFill/>
+                    <a:ln w="9525">
+                      <a:noFill/>
+                      <a:headEnd/>
+                      <a:tailEnd/>
+                    </a:ln>
+                  </pic:spPr>
+                </pic:pic>
+              </a:graphicData>
+            </a:graphic>
+          </wp:inline>
+        </w:drawing>
+      </w:r>
+    </w:p>
+    <w:p>
+      <w:pPr>
+        <w:numPr>
+          <w:ilvl w:val="0"/>
+          <w:numId w:val="1000"/>
+        </w:numPr>
+      </w:pPr>
+      <w:r>
+        <w:drawing>
+          <wp:inline>
+            <wp:extent cx="2159999" cy="691199"/>
+            <wp:effectExtent b="0" l="0" r="0" t="0"/>
+            <wp:docPr descr="image" title="" id="59" name="Picture"/>
+            <a:graphic>
+              <a:graphicData uri="http://schemas.openxmlformats.org/drawingml/2006/picture">
+                <pic:pic>
+                  <pic:nvPicPr>
+                    <pic:cNvPr descr="media/supplements1/exercise6/tabla_datos.svg" id="60" name="Picture"/>
+                    <pic:cNvPicPr>
+                      <a:picLocks noChangeArrowheads="1" noChangeAspect="1"/>
+                    </pic:cNvPicPr>
+                  </pic:nvPicPr>
+                  <pic:blipFill>
+                    <a:blip r:embed="rId61">
+                      <a:extLst>
+                        <a:ext uri="{28A0092B-C50C-407E-A947-70E740481C1C}">
+                          <a14:useLocalDpi xmlns:a14="http://schemas.microsoft.com/office/drawing/2010/main" val="0"/>
+                        </a:ext>
+                        <a:ext uri="{96DAC541-7B7A-43D3-8B79-37D633B846F1}">
+                          <asvg:svgBlip xmlns:asvg="http://schemas.microsoft.com/office/drawing/2016/SVG/main" r:embed="rId58"/>
+                        </a:ext>
+                      </a:extLst>
+                    </a:blip>
+                    <a:stretch>
+                      <a:fillRect/>
+                    </a:stretch>
+                  </pic:blipFill>
+                  <pic:spPr bwMode="auto">
+                    <a:xfrm>
+                      <a:off x="0" y="0"/>
+                      <a:ext cx="2159999" cy="691199"/>
+                    </a:xfrm>
+                    <a:prstGeom prst="rect">
+                      <a:avLst/>
+                    </a:prstGeom>
+                    <a:noFill/>
+                    <a:ln w="9525">
+                      <a:noFill/>
+                      <a:headEnd/>
+                      <a:tailEnd/>
+                    </a:ln>
+                  </pic:spPr>
+                </pic:pic>
+              </a:graphicData>
+            </a:graphic>
+          </wp:inline>
+        </w:drawing>
+      </w:r>
+    </w:p>
+    <w:p>
+      <w:pPr>
+        <w:numPr>
+          <w:ilvl w:val="0"/>
+          <w:numId w:val="1000"/>
+        </w:numPr>
+      </w:pPr>
+      <w:r>
+        <w:t xml:space="preserve">¿Cuál medida le falta a Daniela para hallar la cantidad deseada?</w:t>
+      </w:r>
+    </w:p>
+    <w:p>
+      <w:pPr>
+        <w:numPr>
+          <w:ilvl w:val="1"/>
+          <w:numId w:val="1022"/>
+        </w:numPr>
+      </w:pPr>
+      <w:r>
+        <w:t xml:space="preserve">Radio externo.</w:t>
+      </w:r>
+    </w:p>
+    <w:p>
+      <w:pPr>
+        <w:numPr>
+          <w:ilvl w:val="1"/>
+          <w:numId w:val="1022"/>
+        </w:numPr>
+      </w:pPr>
+      <w:r>
+        <w:t xml:space="preserve">Diámetro externo.</w:t>
+      </w:r>
+    </w:p>
+    <w:p>
+      <w:pPr>
+        <w:numPr>
+          <w:ilvl w:val="1"/>
+          <w:numId w:val="1022"/>
+        </w:numPr>
+      </w:pPr>
+      <w:r>
+        <w:t xml:space="preserve">Altura del cilindro.</w:t>
+      </w:r>
+    </w:p>
+    <w:p>
+      <w:pPr>
+        <w:numPr>
+          <w:ilvl w:val="1"/>
+          <w:numId w:val="1022"/>
+        </w:numPr>
+      </w:pPr>
+      <w:r>
+        <w:t xml:space="preserve">Perímetro del cilindro.</w:t>
+      </w:r>
+    </w:p>
+    <w:p>
+      <w:pPr>
+        <w:numPr>
+          <w:ilvl w:val="0"/>
+          <w:numId w:val="1000"/>
+        </w:numPr>
+      </w:pPr>
+      <w:r>
+        <w:rPr>
+          <w:b/>
+          <w:bCs/>
+        </w:rPr>
+        <w:t xml:space="preserve">Solución</w:t>
+      </w:r>
+      <w:r>
+        <w:br/>
+      </w:r>
+      <w:r>
+        <w:t xml:space="preserve">La respuesta correcta es:</w:t>
+      </w:r>
+      <w:r>
+        <w:t xml:space="preserve"> </w:t>
+      </w:r>
+      <w:r>
+        <w:rPr>
+          <w:b/>
+          <w:bCs/>
+        </w:rPr>
+        <w:t xml:space="preserve">Altura del cilindro</w:t>
+      </w:r>
+      <w:r>
+        <w:t xml:space="preserve">.</w:t>
+      </w:r>
+    </w:p>
+    <w:p>
+      <w:pPr>
+        <w:numPr>
+          <w:ilvl w:val="0"/>
+          <w:numId w:val="1000"/>
+        </w:numPr>
+      </w:pPr>
+      <w:r>
+        <w:t xml:space="preserve">Para calcular el volumen de sustancia necesario para llenar el tanque cilíndrico interior, necesitamos calcular el volumen de un cilindro, cuya fórmula es:</w:t>
+      </w:r>
+    </w:p>
+    <w:p>
+      <w:pPr>
+        <w:numPr>
+          <w:ilvl w:val="0"/>
+          <w:numId w:val="1000"/>
+        </w:numPr>
+      </w:pPr>
+      <m:oMath>
+        <m:r>
+          <m:t>V</m:t>
+        </m:r>
+        <m:r>
+          <m:rPr>
+            <m:sty m:val="p"/>
+          </m:rPr>
+          <m:t>=</m:t>
+        </m:r>
+        <m:r>
+          <m:t>π</m:t>
+        </m:r>
+        <m:r>
+          <m:rPr>
+            <m:sty m:val="p"/>
+          </m:rPr>
+          <m:t>⋅</m:t>
+        </m:r>
+        <m:sSup>
+          <m:e>
+            <m:r>
+              <m:t>r</m:t>
+            </m:r>
+          </m:e>
+          <m:sup>
+            <m:r>
+              <m:t>2</m:t>
+            </m:r>
+          </m:sup>
+        </m:sSup>
+        <m:r>
+          <m:rPr>
+            <m:sty m:val="p"/>
+          </m:rPr>
+          <m:t>⋅</m:t>
+        </m:r>
+        <m:r>
+          <m:t>h</m:t>
+        </m:r>
+      </m:oMath>
+    </w:p>
+    <w:p>
+      <w:pPr>
+        <w:numPr>
+          <w:ilvl w:val="0"/>
+          <w:numId w:val="1000"/>
+        </w:numPr>
+      </w:pPr>
+      <w:r>
+        <w:t xml:space="preserve">Donde:</w:t>
+      </w:r>
+    </w:p>
+    <w:p>
+      <w:pPr>
+        <w:numPr>
+          <w:ilvl w:val="1"/>
+          <w:numId w:val="1023"/>
+        </w:numPr>
+      </w:pPr>
+      <m:oMath>
+        <m:r>
+          <m:t>r</m:t>
+        </m:r>
+      </m:oMath>
+      <w:r>
+        <w:t xml:space="preserve"> </w:t>
+      </w:r>
+      <w:r>
+        <w:t xml:space="preserve">es el radio (en este caso, el radio interno = 0.2 m)</w:t>
+      </w:r>
+    </w:p>
+    <w:p>
+      <w:pPr>
+        <w:numPr>
+          <w:ilvl w:val="1"/>
+          <w:numId w:val="1023"/>
+        </w:numPr>
+      </w:pPr>
+      <m:oMath>
+        <m:r>
+          <m:t>h</m:t>
+        </m:r>
+      </m:oMath>
+      <w:r>
+        <w:t xml:space="preserve"> </w:t>
+      </w:r>
+      <w:r>
+        <w:t xml:space="preserve">es la altura del cilindro</w:t>
+      </w:r>
+    </w:p>
+    <w:p>
+      <w:pPr>
+        <w:numPr>
+          <w:ilvl w:val="0"/>
+          <w:numId w:val="1000"/>
+        </w:numPr>
+      </w:pPr>
+      <w:r>
+        <w:t xml:space="preserve">En el problema se nos proporciona:</w:t>
+      </w:r>
+    </w:p>
+    <w:p>
+      <w:pPr>
+        <w:numPr>
+          <w:ilvl w:val="1"/>
+          <w:numId w:val="1024"/>
+        </w:numPr>
+      </w:pPr>
+      <w:r>
+        <w:t xml:space="preserve">Diámetro externo = 1 m</w:t>
+      </w:r>
+    </w:p>
+    <w:p>
+      <w:pPr>
+        <w:numPr>
+          <w:ilvl w:val="1"/>
+          <w:numId w:val="1024"/>
+        </w:numPr>
+      </w:pPr>
+      <w:r>
+        <w:t xml:space="preserve">Radio interno = 0.2 m</w:t>
+      </w:r>
+    </w:p>
+    <w:p>
+      <w:pPr>
+        <w:numPr>
+          <w:ilvl w:val="0"/>
+          <w:numId w:val="1000"/>
+        </w:numPr>
+      </w:pPr>
+      <w:r>
+        <w:t xml:space="preserve">Sin embargo, no se nos proporciona la altura del cilindro, que es esencial para calcular el volumen. Por lo tanto, a Daniela le falta conocer la altura del cilindro para poder calcular la cantidad de sustancia necesaria.</w:t>
+      </w:r>
+    </w:p>
+    <w:p>
+      <w:pPr>
+        <w:numPr>
+          <w:ilvl w:val="0"/>
+          <w:numId w:val="1000"/>
+        </w:numPr>
+      </w:pPr>
+      <w:r>
+        <w:t xml:space="preserve">Si tuviéramos la altura, el volumen se calcularía así:</w:t>
+      </w:r>
+    </w:p>
+    <w:p>
+      <w:pPr>
+        <w:numPr>
+          <w:ilvl w:val="0"/>
+          <w:numId w:val="1000"/>
+        </w:numPr>
+      </w:pPr>
+      <m:oMath>
+        <m:r>
+          <m:t>V</m:t>
+        </m:r>
+        <m:r>
+          <m:rPr>
+            <m:sty m:val="p"/>
+          </m:rPr>
+          <m:t>=</m:t>
+        </m:r>
+        <m:r>
+          <m:t>π</m:t>
+        </m:r>
+        <m:r>
+          <m:rPr>
+            <m:sty m:val="p"/>
+          </m:rPr>
+          <m:t>⋅</m:t>
+        </m:r>
+        <m:sSup>
+          <m:e>
+            <m:d>
+              <m:dPr>
+                <m:begChr m:val="("/>
+                <m:endChr m:val=")"/>
+                <m:sepChr m:val=""/>
+                <m:grow/>
+              </m:dPr>
+              <m:e>
+                <m:r>
+                  <m:t>0.2</m:t>
+                </m:r>
+              </m:e>
+            </m:d>
+          </m:e>
+          <m:sup>
+            <m:r>
+              <m:t>2</m:t>
+            </m:r>
+          </m:sup>
+        </m:sSup>
+        <m:r>
+          <m:rPr>
+            <m:sty m:val="p"/>
+          </m:rPr>
+          <m:t>⋅</m:t>
+        </m:r>
+        <m:r>
+          <m:t>h</m:t>
+        </m:r>
+        <m:r>
+          <m:rPr>
+            <m:sty m:val="p"/>
+          </m:rPr>
+          <m:t>=</m:t>
+        </m:r>
+        <m:r>
+          <m:t>0.13</m:t>
+        </m:r>
+        <m:r>
+          <m:rPr>
+            <m:sty m:val="p"/>
+          </m:rPr>
+          <m:t>⋅</m:t>
+        </m:r>
+        <m:r>
+          <m:t>h</m:t>
+        </m:r>
+      </m:oMath>
+      <w:r>
+        <w:t xml:space="preserve"> </w:t>
+      </w:r>
+      <w:r>
+        <w:t xml:space="preserve">m³</w:t>
+      </w:r>
+    </w:p>
+    <w:p>
+      <w:pPr>
+        <w:numPr>
+          <w:ilvl w:val="1"/>
+          <w:numId w:val="1025"/>
+        </w:numPr>
+      </w:pPr>
+      <w:r>
+        <w:t xml:space="preserve">Falso</w:t>
+      </w:r>
+    </w:p>
+    <w:p>
+      <w:pPr>
+        <w:numPr>
+          <w:ilvl w:val="1"/>
+          <w:numId w:val="1025"/>
+        </w:numPr>
+      </w:pPr>
+      <w:r>
+        <w:t xml:space="preserve">Falso</w:t>
+      </w:r>
+    </w:p>
+    <w:p>
+      <w:pPr>
+        <w:numPr>
+          <w:ilvl w:val="1"/>
+          <w:numId w:val="1025"/>
+        </w:numPr>
+      </w:pPr>
+      <w:r>
+        <w:t xml:space="preserve">Verdadero</w:t>
+      </w:r>
+    </w:p>
+    <w:p>
+      <w:pPr>
+        <w:numPr>
+          <w:ilvl w:val="1"/>
+          <w:numId w:val="1025"/>
+        </w:numPr>
+      </w:pPr>
+      <w:r>
+        <w:t xml:space="preserve">Falso</w:t>
+      </w:r>
+    </w:p>
+    <w:p>
+      <w:pPr>
+        <w:numPr>
+          <w:ilvl w:val="0"/>
+          <w:numId w:val="1001"/>
+        </w:numPr>
+      </w:pPr>
+      <w:r>
+        <w:rPr>
+          <w:b/>
+          <w:bCs/>
+        </w:rPr>
+        <w:t xml:space="preserve">Escenario</w:t>
+      </w:r>
+      <w:r>
+        <w:br/>
+      </w:r>
+      <w:r>
+        <w:t xml:space="preserve">Valeria desea saber cuánto(a) combustible se necesita para llenar un tubo interno(a), pero solamente cuenta con las medidas de las dimensiones que muestra la figura.</w:t>
+      </w:r>
+    </w:p>
+    <w:p>
+      <w:pPr>
+        <w:numPr>
+          <w:ilvl w:val="0"/>
+          <w:numId w:val="1000"/>
+        </w:numPr>
+      </w:pPr>
+      <w:r>
+        <w:drawing>
+          <wp:inline>
+            <wp:extent cx="2667000" cy="2640330"/>
+            <wp:effectExtent b="0" l="0" r="0" t="0"/>
+            <wp:docPr descr="image" title="" id="63" name="Picture"/>
+            <a:graphic>
+              <a:graphicData uri="http://schemas.openxmlformats.org/drawingml/2006/picture">
+                <pic:pic>
+                  <pic:nvPicPr>
+                    <pic:cNvPr descr="media/supplements1/exercise7/cilindro_hueco.png" id="64" name="Picture"/>
+                    <pic:cNvPicPr>
+                      <a:picLocks noChangeArrowheads="1" noChangeAspect="1"/>
+                    </pic:cNvPicPr>
+                  </pic:nvPicPr>
+                  <pic:blipFill>
+                    <a:blip r:embed="rId62"/>
+                    <a:stretch>
+                      <a:fillRect/>
+                    </a:stretch>
+                  </pic:blipFill>
+                  <pic:spPr bwMode="auto">
+                    <a:xfrm>
+                      <a:off x="0" y="0"/>
+                      <a:ext cx="2667000" cy="2640330"/>
+                    </a:xfrm>
+                    <a:prstGeom prst="rect">
+                      <a:avLst/>
+                    </a:prstGeom>
+                    <a:noFill/>
+                    <a:ln w="9525">
+                      <a:noFill/>
+                      <a:headEnd/>
+                      <a:tailEnd/>
+                    </a:ln>
+                  </pic:spPr>
+                </pic:pic>
+              </a:graphicData>
+            </a:graphic>
+          </wp:inline>
+        </w:drawing>
+      </w:r>
+    </w:p>
+    <w:p>
+      <w:pPr>
+        <w:numPr>
+          <w:ilvl w:val="0"/>
+          <w:numId w:val="1000"/>
+        </w:numPr>
+      </w:pPr>
+      <w:r>
+        <w:drawing>
+          <wp:inline>
+            <wp:extent cx="2159999" cy="691199"/>
+            <wp:effectExtent b="0" l="0" r="0" t="0"/>
+            <wp:docPr descr="image" title="" id="66" name="Picture"/>
+            <a:graphic>
+              <a:graphicData uri="http://schemas.openxmlformats.org/drawingml/2006/picture">
+                <pic:pic>
+                  <pic:nvPicPr>
+                    <pic:cNvPr descr="media/supplements1/exercise7/tabla_datos.svg" id="67" name="Picture"/>
+                    <pic:cNvPicPr>
+                      <a:picLocks noChangeArrowheads="1" noChangeAspect="1"/>
+                    </pic:cNvPicPr>
+                  </pic:nvPicPr>
+                  <pic:blipFill>
+                    <a:blip r:embed="rId68">
+                      <a:extLst>
+                        <a:ext uri="{28A0092B-C50C-407E-A947-70E740481C1C}">
+                          <a14:useLocalDpi xmlns:a14="http://schemas.microsoft.com/office/drawing/2010/main" val="0"/>
+                        </a:ext>
+                        <a:ext uri="{96DAC541-7B7A-43D3-8B79-37D633B846F1}">
+                          <asvg:svgBlip xmlns:asvg="http://schemas.microsoft.com/office/drawing/2016/SVG/main" r:embed="rId65"/>
+                        </a:ext>
+                      </a:extLst>
+                    </a:blip>
+                    <a:stretch>
+                      <a:fillRect/>
+                    </a:stretch>
+                  </pic:blipFill>
+                  <pic:spPr bwMode="auto">
+                    <a:xfrm>
+                      <a:off x="0" y="0"/>
+                      <a:ext cx="2159999" cy="691199"/>
+                    </a:xfrm>
+                    <a:prstGeom prst="rect">
+                      <a:avLst/>
+                    </a:prstGeom>
+                    <a:noFill/>
+                    <a:ln w="9525">
+                      <a:noFill/>
+                      <a:headEnd/>
+                      <a:tailEnd/>
+                    </a:ln>
+                  </pic:spPr>
+                </pic:pic>
+              </a:graphicData>
+            </a:graphic>
+          </wp:inline>
+        </w:drawing>
+      </w:r>
+    </w:p>
+    <w:p>
+      <w:pPr>
+        <w:numPr>
+          <w:ilvl w:val="0"/>
+          <w:numId w:val="1000"/>
+        </w:numPr>
+      </w:pPr>
+      <w:r>
+        <w:t xml:space="preserve">¿Cuál medida le falta a Valeria para hallar la cantidad deseada?</w:t>
+      </w:r>
+    </w:p>
+    <w:p>
+      <w:pPr>
+        <w:numPr>
+          <w:ilvl w:val="1"/>
+          <w:numId w:val="1026"/>
+        </w:numPr>
+      </w:pPr>
+      <w:r>
+        <w:t xml:space="preserve">Diámetro externo.</w:t>
+      </w:r>
+    </w:p>
+    <w:p>
+      <w:pPr>
+        <w:numPr>
+          <w:ilvl w:val="1"/>
+          <w:numId w:val="1026"/>
+        </w:numPr>
+      </w:pPr>
+      <w:r>
+        <w:t xml:space="preserve">Radio externo.</w:t>
+      </w:r>
+    </w:p>
+    <w:p>
+      <w:pPr>
+        <w:numPr>
+          <w:ilvl w:val="1"/>
+          <w:numId w:val="1026"/>
+        </w:numPr>
+      </w:pPr>
+      <w:r>
+        <w:t xml:space="preserve">Perímetro del cilindro.</w:t>
+      </w:r>
+    </w:p>
+    <w:p>
+      <w:pPr>
+        <w:numPr>
+          <w:ilvl w:val="1"/>
+          <w:numId w:val="1026"/>
+        </w:numPr>
+      </w:pPr>
+      <w:r>
+        <w:t xml:space="preserve">Altura del cilindro.</w:t>
+      </w:r>
+    </w:p>
+    <w:p>
+      <w:pPr>
+        <w:numPr>
+          <w:ilvl w:val="0"/>
+          <w:numId w:val="1000"/>
+        </w:numPr>
+      </w:pPr>
+      <w:r>
+        <w:rPr>
+          <w:b/>
+          <w:bCs/>
+        </w:rPr>
+        <w:t xml:space="preserve">Solución</w:t>
+      </w:r>
+      <w:r>
+        <w:br/>
+      </w:r>
+      <w:r>
+        <w:t xml:space="preserve">La respuesta correcta es:</w:t>
+      </w:r>
+      <w:r>
+        <w:t xml:space="preserve"> </w:t>
+      </w:r>
+      <w:r>
+        <w:rPr>
+          <w:b/>
+          <w:bCs/>
+        </w:rPr>
+        <w:t xml:space="preserve">Altura del cilindro</w:t>
+      </w:r>
+      <w:r>
+        <w:t xml:space="preserve">.</w:t>
+      </w:r>
+    </w:p>
+    <w:p>
+      <w:pPr>
+        <w:numPr>
+          <w:ilvl w:val="0"/>
+          <w:numId w:val="1000"/>
+        </w:numPr>
+      </w:pPr>
+      <w:r>
+        <w:t xml:space="preserve">Para calcular el volumen de combustible necesario para llenar el tubo medio, necesitamos calcular el volumen de un cilindro, cuya fórmula es:</w:t>
+      </w:r>
+    </w:p>
+    <w:p>
+      <w:pPr>
+        <w:numPr>
+          <w:ilvl w:val="0"/>
+          <w:numId w:val="1000"/>
+        </w:numPr>
+      </w:pPr>
+      <m:oMath>
+        <m:r>
+          <m:t>V</m:t>
+        </m:r>
+        <m:r>
+          <m:rPr>
+            <m:sty m:val="p"/>
+          </m:rPr>
+          <m:t>=</m:t>
+        </m:r>
+        <m:r>
+          <m:t>π</m:t>
+        </m:r>
+        <m:r>
+          <m:rPr>
+            <m:sty m:val="p"/>
+          </m:rPr>
+          <m:t>⋅</m:t>
+        </m:r>
+        <m:sSup>
+          <m:e>
+            <m:r>
+              <m:t>r</m:t>
+            </m:r>
+          </m:e>
+          <m:sup>
+            <m:r>
+              <m:t>2</m:t>
+            </m:r>
+          </m:sup>
+        </m:sSup>
+        <m:r>
+          <m:rPr>
+            <m:sty m:val="p"/>
+          </m:rPr>
+          <m:t>⋅</m:t>
+        </m:r>
+        <m:r>
+          <m:t>h</m:t>
+        </m:r>
+      </m:oMath>
+    </w:p>
+    <w:p>
+      <w:pPr>
+        <w:numPr>
+          <w:ilvl w:val="0"/>
+          <w:numId w:val="1000"/>
+        </w:numPr>
+      </w:pPr>
+      <w:r>
+        <w:t xml:space="preserve">Donde:</w:t>
+      </w:r>
+    </w:p>
+    <w:p>
+      <w:pPr>
+        <w:numPr>
+          <w:ilvl w:val="1"/>
+          <w:numId w:val="1027"/>
+        </w:numPr>
+      </w:pPr>
+      <m:oMath>
+        <m:r>
+          <m:t>r</m:t>
+        </m:r>
+      </m:oMath>
+      <w:r>
+        <w:t xml:space="preserve"> </w:t>
+      </w:r>
+      <w:r>
+        <w:t xml:space="preserve">es el radio (en este caso, el radio interno = 1.9 dm)</w:t>
+      </w:r>
+    </w:p>
+    <w:p>
+      <w:pPr>
+        <w:numPr>
+          <w:ilvl w:val="1"/>
+          <w:numId w:val="1027"/>
+        </w:numPr>
+      </w:pPr>
+      <m:oMath>
+        <m:r>
+          <m:t>h</m:t>
+        </m:r>
+      </m:oMath>
+      <w:r>
+        <w:t xml:space="preserve"> </w:t>
+      </w:r>
+      <w:r>
+        <w:t xml:space="preserve">es la altura del cilindro</w:t>
+      </w:r>
+    </w:p>
+    <w:p>
+      <w:pPr>
+        <w:numPr>
+          <w:ilvl w:val="0"/>
+          <w:numId w:val="1000"/>
+        </w:numPr>
+      </w:pPr>
+      <w:r>
+        <w:t xml:space="preserve">En el problema se nos proporciona:</w:t>
+      </w:r>
+    </w:p>
+    <w:p>
+      <w:pPr>
+        <w:numPr>
+          <w:ilvl w:val="1"/>
+          <w:numId w:val="1028"/>
+        </w:numPr>
+      </w:pPr>
+      <w:r>
+        <w:t xml:space="preserve">Diámetro externo = 6 dm</w:t>
+      </w:r>
+    </w:p>
+    <w:p>
+      <w:pPr>
+        <w:numPr>
+          <w:ilvl w:val="1"/>
+          <w:numId w:val="1028"/>
+        </w:numPr>
+      </w:pPr>
+      <w:r>
+        <w:t xml:space="preserve">Radio interno = 1.9 dm</w:t>
+      </w:r>
+    </w:p>
+    <w:p>
+      <w:pPr>
+        <w:numPr>
+          <w:ilvl w:val="0"/>
+          <w:numId w:val="1000"/>
+        </w:numPr>
+      </w:pPr>
+      <w:r>
+        <w:t xml:space="preserve">Sin embargo, no se nos proporciona la altura del cilindro, que es esencial para calcular el volumen. Por lo tanto, a Valeria le falta conocer la altura del cilindro para poder calcular la cantidad de combustible necesaria.</w:t>
+      </w:r>
+    </w:p>
+    <w:p>
+      <w:pPr>
+        <w:numPr>
+          <w:ilvl w:val="0"/>
+          <w:numId w:val="1000"/>
+        </w:numPr>
+      </w:pPr>
+      <w:r>
+        <w:t xml:space="preserve">Si tuviéramos la altura, el volumen se calcularía así:</w:t>
+      </w:r>
+    </w:p>
+    <w:p>
+      <w:pPr>
+        <w:numPr>
+          <w:ilvl w:val="0"/>
+          <w:numId w:val="1000"/>
+        </w:numPr>
+      </w:pPr>
+      <m:oMath>
+        <m:r>
+          <m:t>V</m:t>
+        </m:r>
+        <m:r>
+          <m:rPr>
+            <m:sty m:val="p"/>
+          </m:rPr>
+          <m:t>=</m:t>
+        </m:r>
+        <m:r>
+          <m:t>π</m:t>
+        </m:r>
+        <m:r>
+          <m:rPr>
+            <m:sty m:val="p"/>
+          </m:rPr>
+          <m:t>⋅</m:t>
+        </m:r>
+        <m:sSup>
+          <m:e>
+            <m:d>
+              <m:dPr>
+                <m:begChr m:val="("/>
+                <m:endChr m:val=")"/>
+                <m:sepChr m:val=""/>
+                <m:grow/>
+              </m:dPr>
+              <m:e>
+                <m:r>
+                  <m:t>1.9</m:t>
+                </m:r>
+              </m:e>
+            </m:d>
+          </m:e>
+          <m:sup>
+            <m:r>
+              <m:t>2</m:t>
+            </m:r>
+          </m:sup>
+        </m:sSup>
+        <m:r>
+          <m:rPr>
+            <m:sty m:val="p"/>
+          </m:rPr>
+          <m:t>⋅</m:t>
+        </m:r>
+        <m:r>
+          <m:t>h</m:t>
+        </m:r>
+        <m:r>
+          <m:rPr>
+            <m:sty m:val="p"/>
+          </m:rPr>
+          <m:t>=</m:t>
+        </m:r>
+        <m:r>
+          <m:t>11.34</m:t>
+        </m:r>
+        <m:r>
+          <m:rPr>
+            <m:sty m:val="p"/>
+          </m:rPr>
+          <m:t>⋅</m:t>
+        </m:r>
+        <m:r>
+          <m:t>h</m:t>
+        </m:r>
+      </m:oMath>
+      <w:r>
+        <w:t xml:space="preserve"> </w:t>
+      </w:r>
+      <w:r>
         <w:t xml:space="preserve">dm³</w:t>
       </w:r>
     </w:p>
@@ -2629,7 +3649,40 @@
       <w:pPr>
         <w:numPr>
           <w:ilvl w:val="1"/>
-          <w:numId w:val="1021"/>
+          <w:numId w:val="1029"/>
+        </w:numPr>
+      </w:pPr>
+      <w:r>
+        <w:t xml:space="preserve">Falso</w:t>
+      </w:r>
+    </w:p>
+    <w:p>
+      <w:pPr>
+        <w:numPr>
+          <w:ilvl w:val="1"/>
+          <w:numId w:val="1029"/>
+        </w:numPr>
+      </w:pPr>
+      <w:r>
+        <w:t xml:space="preserve">Falso</w:t>
+      </w:r>
+    </w:p>
+    <w:p>
+      <w:pPr>
+        <w:numPr>
+          <w:ilvl w:val="1"/>
+          <w:numId w:val="1029"/>
+        </w:numPr>
+      </w:pPr>
+      <w:r>
+        <w:t xml:space="preserve">Falso</w:t>
+      </w:r>
+    </w:p>
+    <w:p>
+      <w:pPr>
+        <w:numPr>
+          <w:ilvl w:val="1"/>
+          <w:numId w:val="1029"/>
         </w:numPr>
       </w:pPr>
       <w:r>
@@ -2639,8 +3692,485 @@
     <w:p>
       <w:pPr>
         <w:numPr>
-          <w:ilvl w:val="1"/>
-          <w:numId w:val="1021"/>
+          <w:ilvl w:val="0"/>
+          <w:numId w:val="1001"/>
+        </w:numPr>
+      </w:pPr>
+      <w:r>
+        <w:rPr>
+          <w:b/>
+          <w:bCs/>
+        </w:rPr>
+        <w:t xml:space="preserve">Escenario</w:t>
+      </w:r>
+      <w:r>
+        <w:br/>
+      </w:r>
+      <w:r>
+        <w:t xml:space="preserve">Alejandro desea saber cuánto(a) fluido se necesita para llenar un ducto cilíndrico interno(a), pero solamente cuenta con las medidas de las dimensiones que muestra la figura.</w:t>
+      </w:r>
+    </w:p>
+    <w:p>
+      <w:pPr>
+        <w:numPr>
+          <w:ilvl w:val="0"/>
+          <w:numId w:val="1000"/>
+        </w:numPr>
+      </w:pPr>
+      <w:r>
+        <w:drawing>
+          <wp:inline>
+            <wp:extent cx="2667000" cy="3033458"/>
+            <wp:effectExtent b="0" l="0" r="0" t="0"/>
+            <wp:docPr descr="image" title="" id="70" name="Picture"/>
+            <a:graphic>
+              <a:graphicData uri="http://schemas.openxmlformats.org/drawingml/2006/picture">
+                <pic:pic>
+                  <pic:nvPicPr>
+                    <pic:cNvPr descr="media/supplements1/exercise8/cilindro_hueco.png" id="71" name="Picture"/>
+                    <pic:cNvPicPr>
+                      <a:picLocks noChangeArrowheads="1" noChangeAspect="1"/>
+                    </pic:cNvPicPr>
+                  </pic:nvPicPr>
+                  <pic:blipFill>
+                    <a:blip r:embed="rId69"/>
+                    <a:stretch>
+                      <a:fillRect/>
+                    </a:stretch>
+                  </pic:blipFill>
+                  <pic:spPr bwMode="auto">
+                    <a:xfrm>
+                      <a:off x="0" y="0"/>
+                      <a:ext cx="2667000" cy="3033458"/>
+                    </a:xfrm>
+                    <a:prstGeom prst="rect">
+                      <a:avLst/>
+                    </a:prstGeom>
+                    <a:noFill/>
+                    <a:ln w="9525">
+                      <a:noFill/>
+                      <a:headEnd/>
+                      <a:tailEnd/>
+                    </a:ln>
+                  </pic:spPr>
+                </pic:pic>
+              </a:graphicData>
+            </a:graphic>
+          </wp:inline>
+        </w:drawing>
+      </w:r>
+    </w:p>
+    <w:p>
+      <w:pPr>
+        <w:numPr>
+          <w:ilvl w:val="0"/>
+          <w:numId w:val="1000"/>
+        </w:numPr>
+      </w:pPr>
+      <w:r>
+        <w:drawing>
+          <wp:inline>
+            <wp:extent cx="2159999" cy="691199"/>
+            <wp:effectExtent b="0" l="0" r="0" t="0"/>
+            <wp:docPr descr="image" title="" id="73" name="Picture"/>
+            <a:graphic>
+              <a:graphicData uri="http://schemas.openxmlformats.org/drawingml/2006/picture">
+                <pic:pic>
+                  <pic:nvPicPr>
+                    <pic:cNvPr descr="media/supplements1/exercise8/tabla_datos.svg" id="74" name="Picture"/>
+                    <pic:cNvPicPr>
+                      <a:picLocks noChangeArrowheads="1" noChangeAspect="1"/>
+                    </pic:cNvPicPr>
+                  </pic:nvPicPr>
+                  <pic:blipFill>
+                    <a:blip r:embed="rId75">
+                      <a:extLst>
+                        <a:ext uri="{28A0092B-C50C-407E-A947-70E740481C1C}">
+                          <a14:useLocalDpi xmlns:a14="http://schemas.microsoft.com/office/drawing/2010/main" val="0"/>
+                        </a:ext>
+                        <a:ext uri="{96DAC541-7B7A-43D3-8B79-37D633B846F1}">
+                          <asvg:svgBlip xmlns:asvg="http://schemas.microsoft.com/office/drawing/2016/SVG/main" r:embed="rId72"/>
+                        </a:ext>
+                      </a:extLst>
+                    </a:blip>
+                    <a:stretch>
+                      <a:fillRect/>
+                    </a:stretch>
+                  </pic:blipFill>
+                  <pic:spPr bwMode="auto">
+                    <a:xfrm>
+                      <a:off x="0" y="0"/>
+                      <a:ext cx="2159999" cy="691199"/>
+                    </a:xfrm>
+                    <a:prstGeom prst="rect">
+                      <a:avLst/>
+                    </a:prstGeom>
+                    <a:noFill/>
+                    <a:ln w="9525">
+                      <a:noFill/>
+                      <a:headEnd/>
+                      <a:tailEnd/>
+                    </a:ln>
+                  </pic:spPr>
+                </pic:pic>
+              </a:graphicData>
+            </a:graphic>
+          </wp:inline>
+        </w:drawing>
+      </w:r>
+    </w:p>
+    <w:p>
+      <w:pPr>
+        <w:numPr>
+          <w:ilvl w:val="0"/>
+          <w:numId w:val="1000"/>
+        </w:numPr>
+      </w:pPr>
+      <w:r>
+        <w:t xml:space="preserve">¿Cuál medida le falta a Alejandro para hallar la cantidad deseada?</w:t>
+      </w:r>
+    </w:p>
+    <w:p>
+      <w:pPr>
+        <w:numPr>
+          <w:ilvl w:val="1"/>
+          <w:numId w:val="1030"/>
+        </w:numPr>
+      </w:pPr>
+      <w:r>
+        <w:t xml:space="preserve">Altura del cilindro.</w:t>
+      </w:r>
+    </w:p>
+    <w:p>
+      <w:pPr>
+        <w:numPr>
+          <w:ilvl w:val="1"/>
+          <w:numId w:val="1030"/>
+        </w:numPr>
+      </w:pPr>
+      <w:r>
+        <w:t xml:space="preserve">Diámetro externo.</w:t>
+      </w:r>
+    </w:p>
+    <w:p>
+      <w:pPr>
+        <w:numPr>
+          <w:ilvl w:val="1"/>
+          <w:numId w:val="1030"/>
+        </w:numPr>
+      </w:pPr>
+      <w:r>
+        <w:t xml:space="preserve">Perímetro del cilindro.</w:t>
+      </w:r>
+    </w:p>
+    <w:p>
+      <w:pPr>
+        <w:numPr>
+          <w:ilvl w:val="1"/>
+          <w:numId w:val="1030"/>
+        </w:numPr>
+      </w:pPr>
+      <w:r>
+        <w:t xml:space="preserve">Radio externo.</w:t>
+      </w:r>
+    </w:p>
+    <w:p>
+      <w:pPr>
+        <w:numPr>
+          <w:ilvl w:val="0"/>
+          <w:numId w:val="1000"/>
+        </w:numPr>
+      </w:pPr>
+      <w:r>
+        <w:rPr>
+          <w:b/>
+          <w:bCs/>
+        </w:rPr>
+        <w:t xml:space="preserve">Solución</w:t>
+      </w:r>
+      <w:r>
+        <w:br/>
+      </w:r>
+      <w:r>
+        <w:t xml:space="preserve">La respuesta correcta es:</w:t>
+      </w:r>
+      <w:r>
+        <w:t xml:space="preserve"> </w:t>
+      </w:r>
+      <w:r>
+        <w:rPr>
+          <w:b/>
+          <w:bCs/>
+        </w:rPr>
+        <w:t xml:space="preserve">Altura del cilindro</w:t>
+      </w:r>
+      <w:r>
+        <w:t xml:space="preserve">.</w:t>
+      </w:r>
+    </w:p>
+    <w:p>
+      <w:pPr>
+        <w:numPr>
+          <w:ilvl w:val="0"/>
+          <w:numId w:val="1000"/>
+        </w:numPr>
+      </w:pPr>
+      <w:r>
+        <w:t xml:space="preserve">Para calcular el volumen de fluido necesario para llenar el ducto cilíndrico interior, necesitamos calcular el volumen de un cilindro, cuya fórmula es:</w:t>
+      </w:r>
+    </w:p>
+    <w:p>
+      <w:pPr>
+        <w:numPr>
+          <w:ilvl w:val="0"/>
+          <w:numId w:val="1000"/>
+        </w:numPr>
+      </w:pPr>
+      <m:oMath>
+        <m:r>
+          <m:t>V</m:t>
+        </m:r>
+        <m:r>
+          <m:rPr>
+            <m:sty m:val="p"/>
+          </m:rPr>
+          <m:t>=</m:t>
+        </m:r>
+        <m:r>
+          <m:t>π</m:t>
+        </m:r>
+        <m:r>
+          <m:rPr>
+            <m:sty m:val="p"/>
+          </m:rPr>
+          <m:t>⋅</m:t>
+        </m:r>
+        <m:sSup>
+          <m:e>
+            <m:r>
+              <m:t>r</m:t>
+            </m:r>
+          </m:e>
+          <m:sup>
+            <m:r>
+              <m:t>2</m:t>
+            </m:r>
+          </m:sup>
+        </m:sSup>
+        <m:r>
+          <m:rPr>
+            <m:sty m:val="p"/>
+          </m:rPr>
+          <m:t>⋅</m:t>
+        </m:r>
+        <m:r>
+          <m:t>h</m:t>
+        </m:r>
+      </m:oMath>
+    </w:p>
+    <w:p>
+      <w:pPr>
+        <w:numPr>
+          <w:ilvl w:val="0"/>
+          <w:numId w:val="1000"/>
+        </w:numPr>
+      </w:pPr>
+      <w:r>
+        <w:t xml:space="preserve">Donde:</w:t>
+      </w:r>
+    </w:p>
+    <w:p>
+      <w:pPr>
+        <w:numPr>
+          <w:ilvl w:val="1"/>
+          <w:numId w:val="1031"/>
+        </w:numPr>
+      </w:pPr>
+      <m:oMath>
+        <m:r>
+          <m:t>r</m:t>
+        </m:r>
+      </m:oMath>
+      <w:r>
+        <w:t xml:space="preserve"> </w:t>
+      </w:r>
+      <w:r>
+        <w:t xml:space="preserve">es el radio (en este caso, el radio interno = 0.3 m)</w:t>
+      </w:r>
+    </w:p>
+    <w:p>
+      <w:pPr>
+        <w:numPr>
+          <w:ilvl w:val="1"/>
+          <w:numId w:val="1031"/>
+        </w:numPr>
+      </w:pPr>
+      <m:oMath>
+        <m:r>
+          <m:t>h</m:t>
+        </m:r>
+      </m:oMath>
+      <w:r>
+        <w:t xml:space="preserve"> </w:t>
+      </w:r>
+      <w:r>
+        <w:t xml:space="preserve">es la altura del cilindro</w:t>
+      </w:r>
+    </w:p>
+    <w:p>
+      <w:pPr>
+        <w:numPr>
+          <w:ilvl w:val="0"/>
+          <w:numId w:val="1000"/>
+        </w:numPr>
+      </w:pPr>
+      <w:r>
+        <w:t xml:space="preserve">En el problema se nos proporciona:</w:t>
+      </w:r>
+    </w:p>
+    <w:p>
+      <w:pPr>
+        <w:numPr>
+          <w:ilvl w:val="1"/>
+          <w:numId w:val="1032"/>
+        </w:numPr>
+      </w:pPr>
+      <w:r>
+        <w:t xml:space="preserve">Diámetro externo = 1.3 m</w:t>
+      </w:r>
+    </w:p>
+    <w:p>
+      <w:pPr>
+        <w:numPr>
+          <w:ilvl w:val="1"/>
+          <w:numId w:val="1032"/>
+        </w:numPr>
+      </w:pPr>
+      <w:r>
+        <w:t xml:space="preserve">Radio interno = 0.3 m</w:t>
+      </w:r>
+    </w:p>
+    <w:p>
+      <w:pPr>
+        <w:numPr>
+          <w:ilvl w:val="0"/>
+          <w:numId w:val="1000"/>
+        </w:numPr>
+      </w:pPr>
+      <w:r>
+        <w:t xml:space="preserve">Sin embargo, no se nos proporciona la altura del cilindro, que es esencial para calcular el volumen. Por lo tanto, a Alejandro le falta conocer la altura del cilindro para poder calcular la cantidad de fluido necesaria.</w:t>
+      </w:r>
+    </w:p>
+    <w:p>
+      <w:pPr>
+        <w:numPr>
+          <w:ilvl w:val="0"/>
+          <w:numId w:val="1000"/>
+        </w:numPr>
+      </w:pPr>
+      <w:r>
+        <w:t xml:space="preserve">Si tuviéramos la altura, el volumen se calcularía así:</w:t>
+      </w:r>
+    </w:p>
+    <w:p>
+      <w:pPr>
+        <w:numPr>
+          <w:ilvl w:val="0"/>
+          <w:numId w:val="1000"/>
+        </w:numPr>
+      </w:pPr>
+      <m:oMath>
+        <m:r>
+          <m:t>V</m:t>
+        </m:r>
+        <m:r>
+          <m:rPr>
+            <m:sty m:val="p"/>
+          </m:rPr>
+          <m:t>=</m:t>
+        </m:r>
+        <m:r>
+          <m:t>π</m:t>
+        </m:r>
+        <m:r>
+          <m:rPr>
+            <m:sty m:val="p"/>
+          </m:rPr>
+          <m:t>⋅</m:t>
+        </m:r>
+        <m:sSup>
+          <m:e>
+            <m:d>
+              <m:dPr>
+                <m:begChr m:val="("/>
+                <m:endChr m:val=")"/>
+                <m:sepChr m:val=""/>
+                <m:grow/>
+              </m:dPr>
+              <m:e>
+                <m:r>
+                  <m:t>0.3</m:t>
+                </m:r>
+              </m:e>
+            </m:d>
+          </m:e>
+          <m:sup>
+            <m:r>
+              <m:t>2</m:t>
+            </m:r>
+          </m:sup>
+        </m:sSup>
+        <m:r>
+          <m:rPr>
+            <m:sty m:val="p"/>
+          </m:rPr>
+          <m:t>⋅</m:t>
+        </m:r>
+        <m:r>
+          <m:t>h</m:t>
+        </m:r>
+        <m:r>
+          <m:rPr>
+            <m:sty m:val="p"/>
+          </m:rPr>
+          <m:t>=</m:t>
+        </m:r>
+        <m:r>
+          <m:t>0.28</m:t>
+        </m:r>
+        <m:r>
+          <m:rPr>
+            <m:sty m:val="p"/>
+          </m:rPr>
+          <m:t>⋅</m:t>
+        </m:r>
+        <m:r>
+          <m:t>h</m:t>
+        </m:r>
+      </m:oMath>
+      <w:r>
+        <w:t xml:space="preserve"> </w:t>
+      </w:r>
+      <w:r>
+        <w:t xml:space="preserve">m³</w:t>
+      </w:r>
+    </w:p>
+    <w:p>
+      <w:pPr>
+        <w:numPr>
+          <w:ilvl w:val="1"/>
+          <w:numId w:val="1033"/>
+        </w:numPr>
+      </w:pPr>
+      <w:r>
+        <w:t xml:space="preserve">Verdadero</w:t>
+      </w:r>
+    </w:p>
+    <w:p>
+      <w:pPr>
+        <w:numPr>
+          <w:ilvl w:val="1"/>
+          <w:numId w:val="1033"/>
         </w:numPr>
       </w:pPr>
       <w:r>
@@ -2651,7 +4181,7 @@
       <w:pPr>
         <w:numPr>
           <w:ilvl w:val="1"/>
-          <w:numId w:val="1021"/>
+          <w:numId w:val="1033"/>
         </w:numPr>
       </w:pPr>
       <w:r>
@@ -2662,14 +4192,6134 @@
       <w:pPr>
         <w:numPr>
           <w:ilvl w:val="1"/>
-          <w:numId w:val="1021"/>
+          <w:numId w:val="1033"/>
         </w:numPr>
       </w:pPr>
       <w:r>
         <w:t xml:space="preserve">Falso</w:t>
       </w:r>
     </w:p>
-    <w:bookmarkEnd w:id="55"/>
+    <w:p>
+      <w:pPr>
+        <w:numPr>
+          <w:ilvl w:val="0"/>
+          <w:numId w:val="1001"/>
+        </w:numPr>
+      </w:pPr>
+      <w:r>
+        <w:rPr>
+          <w:b/>
+          <w:bCs/>
+        </w:rPr>
+        <w:t xml:space="preserve">Escenario</w:t>
+      </w:r>
+      <w:r>
+        <w:br/>
+      </w:r>
+      <w:r>
+        <w:t xml:space="preserve">Mateo desea saber cuánto(a) mezcla se necesita para llenar un tanque cilíndrico interno(a), pero solamente cuenta con las medidas de las dimensiones que muestra la figura.</w:t>
+      </w:r>
+    </w:p>
+    <w:p>
+      <w:pPr>
+        <w:numPr>
+          <w:ilvl w:val="0"/>
+          <w:numId w:val="1000"/>
+        </w:numPr>
+      </w:pPr>
+      <w:r>
+        <w:drawing>
+          <wp:inline>
+            <wp:extent cx="2667000" cy="1023020"/>
+            <wp:effectExtent b="0" l="0" r="0" t="0"/>
+            <wp:docPr descr="image" title="" id="77" name="Picture"/>
+            <a:graphic>
+              <a:graphicData uri="http://schemas.openxmlformats.org/drawingml/2006/picture">
+                <pic:pic>
+                  <pic:nvPicPr>
+                    <pic:cNvPr descr="media/supplements1/exercise9/cilindro_hueco.png" id="78" name="Picture"/>
+                    <pic:cNvPicPr>
+                      <a:picLocks noChangeArrowheads="1" noChangeAspect="1"/>
+                    </pic:cNvPicPr>
+                  </pic:nvPicPr>
+                  <pic:blipFill>
+                    <a:blip r:embed="rId76"/>
+                    <a:stretch>
+                      <a:fillRect/>
+                    </a:stretch>
+                  </pic:blipFill>
+                  <pic:spPr bwMode="auto">
+                    <a:xfrm>
+                      <a:off x="0" y="0"/>
+                      <a:ext cx="2667000" cy="1023020"/>
+                    </a:xfrm>
+                    <a:prstGeom prst="rect">
+                      <a:avLst/>
+                    </a:prstGeom>
+                    <a:noFill/>
+                    <a:ln w="9525">
+                      <a:noFill/>
+                      <a:headEnd/>
+                      <a:tailEnd/>
+                    </a:ln>
+                  </pic:spPr>
+                </pic:pic>
+              </a:graphicData>
+            </a:graphic>
+          </wp:inline>
+        </w:drawing>
+      </w:r>
+    </w:p>
+    <w:p>
+      <w:pPr>
+        <w:numPr>
+          <w:ilvl w:val="0"/>
+          <w:numId w:val="1000"/>
+        </w:numPr>
+      </w:pPr>
+      <w:r>
+        <w:drawing>
+          <wp:inline>
+            <wp:extent cx="2159999" cy="691199"/>
+            <wp:effectExtent b="0" l="0" r="0" t="0"/>
+            <wp:docPr descr="image" title="" id="80" name="Picture"/>
+            <a:graphic>
+              <a:graphicData uri="http://schemas.openxmlformats.org/drawingml/2006/picture">
+                <pic:pic>
+                  <pic:nvPicPr>
+                    <pic:cNvPr descr="media/supplements1/exercise9/tabla_datos.svg" id="81" name="Picture"/>
+                    <pic:cNvPicPr>
+                      <a:picLocks noChangeArrowheads="1" noChangeAspect="1"/>
+                    </pic:cNvPicPr>
+                  </pic:nvPicPr>
+                  <pic:blipFill>
+                    <a:blip r:embed="rId82">
+                      <a:extLst>
+                        <a:ext uri="{28A0092B-C50C-407E-A947-70E740481C1C}">
+                          <a14:useLocalDpi xmlns:a14="http://schemas.microsoft.com/office/drawing/2010/main" val="0"/>
+                        </a:ext>
+                        <a:ext uri="{96DAC541-7B7A-43D3-8B79-37D633B846F1}">
+                          <asvg:svgBlip xmlns:asvg="http://schemas.microsoft.com/office/drawing/2016/SVG/main" r:embed="rId79"/>
+                        </a:ext>
+                      </a:extLst>
+                    </a:blip>
+                    <a:stretch>
+                      <a:fillRect/>
+                    </a:stretch>
+                  </pic:blipFill>
+                  <pic:spPr bwMode="auto">
+                    <a:xfrm>
+                      <a:off x="0" y="0"/>
+                      <a:ext cx="2159999" cy="691199"/>
+                    </a:xfrm>
+                    <a:prstGeom prst="rect">
+                      <a:avLst/>
+                    </a:prstGeom>
+                    <a:noFill/>
+                    <a:ln w="9525">
+                      <a:noFill/>
+                      <a:headEnd/>
+                      <a:tailEnd/>
+                    </a:ln>
+                  </pic:spPr>
+                </pic:pic>
+              </a:graphicData>
+            </a:graphic>
+          </wp:inline>
+        </w:drawing>
+      </w:r>
+    </w:p>
+    <w:p>
+      <w:pPr>
+        <w:numPr>
+          <w:ilvl w:val="0"/>
+          <w:numId w:val="1000"/>
+        </w:numPr>
+      </w:pPr>
+      <w:r>
+        <w:t xml:space="preserve">¿Cuál medida le falta a Mateo para hallar la cantidad deseada?</w:t>
+      </w:r>
+    </w:p>
+    <w:p>
+      <w:pPr>
+        <w:numPr>
+          <w:ilvl w:val="1"/>
+          <w:numId w:val="1034"/>
+        </w:numPr>
+      </w:pPr>
+      <w:r>
+        <w:t xml:space="preserve">Radio externo.</w:t>
+      </w:r>
+    </w:p>
+    <w:p>
+      <w:pPr>
+        <w:numPr>
+          <w:ilvl w:val="1"/>
+          <w:numId w:val="1034"/>
+        </w:numPr>
+      </w:pPr>
+      <w:r>
+        <w:t xml:space="preserve">Diámetro externo.</w:t>
+      </w:r>
+    </w:p>
+    <w:p>
+      <w:pPr>
+        <w:numPr>
+          <w:ilvl w:val="1"/>
+          <w:numId w:val="1034"/>
+        </w:numPr>
+      </w:pPr>
+      <w:r>
+        <w:t xml:space="preserve">Perímetro del cilindro.</w:t>
+      </w:r>
+    </w:p>
+    <w:p>
+      <w:pPr>
+        <w:numPr>
+          <w:ilvl w:val="1"/>
+          <w:numId w:val="1034"/>
+        </w:numPr>
+      </w:pPr>
+      <w:r>
+        <w:t xml:space="preserve">Altura del cilindro.</w:t>
+      </w:r>
+    </w:p>
+    <w:p>
+      <w:pPr>
+        <w:numPr>
+          <w:ilvl w:val="0"/>
+          <w:numId w:val="1000"/>
+        </w:numPr>
+      </w:pPr>
+      <w:r>
+        <w:rPr>
+          <w:b/>
+          <w:bCs/>
+        </w:rPr>
+        <w:t xml:space="preserve">Solución</w:t>
+      </w:r>
+      <w:r>
+        <w:br/>
+      </w:r>
+      <w:r>
+        <w:t xml:space="preserve">La respuesta correcta es:</w:t>
+      </w:r>
+      <w:r>
+        <w:t xml:space="preserve"> </w:t>
+      </w:r>
+      <w:r>
+        <w:rPr>
+          <w:b/>
+          <w:bCs/>
+        </w:rPr>
+        <w:t xml:space="preserve">Altura del cilindro</w:t>
+      </w:r>
+      <w:r>
+        <w:t xml:space="preserve">.</w:t>
+      </w:r>
+    </w:p>
+    <w:p>
+      <w:pPr>
+        <w:numPr>
+          <w:ilvl w:val="0"/>
+          <w:numId w:val="1000"/>
+        </w:numPr>
+      </w:pPr>
+      <w:r>
+        <w:t xml:space="preserve">Para calcular el volumen de mezcla necesario para llenar el tanque cilíndrico central, necesitamos calcular el volumen de un cilindro, cuya fórmula es:</w:t>
+      </w:r>
+    </w:p>
+    <w:p>
+      <w:pPr>
+        <w:numPr>
+          <w:ilvl w:val="0"/>
+          <w:numId w:val="1000"/>
+        </w:numPr>
+      </w:pPr>
+      <m:oMath>
+        <m:r>
+          <m:t>V</m:t>
+        </m:r>
+        <m:r>
+          <m:rPr>
+            <m:sty m:val="p"/>
+          </m:rPr>
+          <m:t>=</m:t>
+        </m:r>
+        <m:r>
+          <m:t>π</m:t>
+        </m:r>
+        <m:r>
+          <m:rPr>
+            <m:sty m:val="p"/>
+          </m:rPr>
+          <m:t>⋅</m:t>
+        </m:r>
+        <m:sSup>
+          <m:e>
+            <m:r>
+              <m:t>r</m:t>
+            </m:r>
+          </m:e>
+          <m:sup>
+            <m:r>
+              <m:t>2</m:t>
+            </m:r>
+          </m:sup>
+        </m:sSup>
+        <m:r>
+          <m:rPr>
+            <m:sty m:val="p"/>
+          </m:rPr>
+          <m:t>⋅</m:t>
+        </m:r>
+        <m:r>
+          <m:t>h</m:t>
+        </m:r>
+      </m:oMath>
+    </w:p>
+    <w:p>
+      <w:pPr>
+        <w:numPr>
+          <w:ilvl w:val="0"/>
+          <w:numId w:val="1000"/>
+        </w:numPr>
+      </w:pPr>
+      <w:r>
+        <w:t xml:space="preserve">Donde:</w:t>
+      </w:r>
+    </w:p>
+    <w:p>
+      <w:pPr>
+        <w:numPr>
+          <w:ilvl w:val="1"/>
+          <w:numId w:val="1035"/>
+        </w:numPr>
+      </w:pPr>
+      <m:oMath>
+        <m:r>
+          <m:t>r</m:t>
+        </m:r>
+      </m:oMath>
+      <w:r>
+        <w:t xml:space="preserve"> </w:t>
+      </w:r>
+      <w:r>
+        <w:t xml:space="preserve">es el radio (en este caso, el radio interno = 27 cm)</w:t>
+      </w:r>
+    </w:p>
+    <w:p>
+      <w:pPr>
+        <w:numPr>
+          <w:ilvl w:val="1"/>
+          <w:numId w:val="1035"/>
+        </w:numPr>
+      </w:pPr>
+      <m:oMath>
+        <m:r>
+          <m:t>h</m:t>
+        </m:r>
+      </m:oMath>
+      <w:r>
+        <w:t xml:space="preserve"> </w:t>
+      </w:r>
+      <w:r>
+        <w:t xml:space="preserve">es la altura del cilindro</w:t>
+      </w:r>
+    </w:p>
+    <w:p>
+      <w:pPr>
+        <w:numPr>
+          <w:ilvl w:val="0"/>
+          <w:numId w:val="1000"/>
+        </w:numPr>
+      </w:pPr>
+      <w:r>
+        <w:t xml:space="preserve">En el problema se nos proporciona:</w:t>
+      </w:r>
+    </w:p>
+    <w:p>
+      <w:pPr>
+        <w:numPr>
+          <w:ilvl w:val="1"/>
+          <w:numId w:val="1036"/>
+        </w:numPr>
+      </w:pPr>
+      <w:r>
+        <w:t xml:space="preserve">Diámetro externo = 134 cm</w:t>
+      </w:r>
+    </w:p>
+    <w:p>
+      <w:pPr>
+        <w:numPr>
+          <w:ilvl w:val="1"/>
+          <w:numId w:val="1036"/>
+        </w:numPr>
+      </w:pPr>
+      <w:r>
+        <w:t xml:space="preserve">Radio interno = 27 cm</w:t>
+      </w:r>
+    </w:p>
+    <w:p>
+      <w:pPr>
+        <w:numPr>
+          <w:ilvl w:val="0"/>
+          <w:numId w:val="1000"/>
+        </w:numPr>
+      </w:pPr>
+      <w:r>
+        <w:t xml:space="preserve">Sin embargo, no se nos proporciona la altura del cilindro, que es esencial para calcular el volumen. Por lo tanto, a Mateo le falta conocer la altura del cilindro para poder calcular la cantidad de mezcla necesaria.</w:t>
+      </w:r>
+    </w:p>
+    <w:p>
+      <w:pPr>
+        <w:numPr>
+          <w:ilvl w:val="0"/>
+          <w:numId w:val="1000"/>
+        </w:numPr>
+      </w:pPr>
+      <w:r>
+        <w:t xml:space="preserve">Si tuviéramos la altura, el volumen se calcularía así:</w:t>
+      </w:r>
+    </w:p>
+    <w:p>
+      <w:pPr>
+        <w:numPr>
+          <w:ilvl w:val="0"/>
+          <w:numId w:val="1000"/>
+        </w:numPr>
+      </w:pPr>
+      <m:oMath>
+        <m:r>
+          <m:t>V</m:t>
+        </m:r>
+        <m:r>
+          <m:rPr>
+            <m:sty m:val="p"/>
+          </m:rPr>
+          <m:t>=</m:t>
+        </m:r>
+        <m:r>
+          <m:t>π</m:t>
+        </m:r>
+        <m:r>
+          <m:rPr>
+            <m:sty m:val="p"/>
+          </m:rPr>
+          <m:t>⋅</m:t>
+        </m:r>
+        <m:sSup>
+          <m:e>
+            <m:d>
+              <m:dPr>
+                <m:begChr m:val="("/>
+                <m:endChr m:val=")"/>
+                <m:sepChr m:val=""/>
+                <m:grow/>
+              </m:dPr>
+              <m:e>
+                <m:r>
+                  <m:t>27</m:t>
+                </m:r>
+              </m:e>
+            </m:d>
+          </m:e>
+          <m:sup>
+            <m:r>
+              <m:t>2</m:t>
+            </m:r>
+          </m:sup>
+        </m:sSup>
+        <m:r>
+          <m:rPr>
+            <m:sty m:val="p"/>
+          </m:rPr>
+          <m:t>⋅</m:t>
+        </m:r>
+        <m:r>
+          <m:t>h</m:t>
+        </m:r>
+        <m:r>
+          <m:rPr>
+            <m:sty m:val="p"/>
+          </m:rPr>
+          <m:t>=</m:t>
+        </m:r>
+        <m:r>
+          <m:t>2290.22</m:t>
+        </m:r>
+        <m:r>
+          <m:rPr>
+            <m:sty m:val="p"/>
+          </m:rPr>
+          <m:t>⋅</m:t>
+        </m:r>
+        <m:r>
+          <m:t>h</m:t>
+        </m:r>
+      </m:oMath>
+      <w:r>
+        <w:t xml:space="preserve"> </w:t>
+      </w:r>
+      <w:r>
+        <w:t xml:space="preserve">cm³</w:t>
+      </w:r>
+    </w:p>
+    <w:p>
+      <w:pPr>
+        <w:numPr>
+          <w:ilvl w:val="1"/>
+          <w:numId w:val="1037"/>
+        </w:numPr>
+      </w:pPr>
+      <w:r>
+        <w:t xml:space="preserve">Falso</w:t>
+      </w:r>
+    </w:p>
+    <w:p>
+      <w:pPr>
+        <w:numPr>
+          <w:ilvl w:val="1"/>
+          <w:numId w:val="1037"/>
+        </w:numPr>
+      </w:pPr>
+      <w:r>
+        <w:t xml:space="preserve">Falso</w:t>
+      </w:r>
+    </w:p>
+    <w:p>
+      <w:pPr>
+        <w:numPr>
+          <w:ilvl w:val="1"/>
+          <w:numId w:val="1037"/>
+        </w:numPr>
+      </w:pPr>
+      <w:r>
+        <w:t xml:space="preserve">Falso</w:t>
+      </w:r>
+    </w:p>
+    <w:p>
+      <w:pPr>
+        <w:numPr>
+          <w:ilvl w:val="1"/>
+          <w:numId w:val="1037"/>
+        </w:numPr>
+      </w:pPr>
+      <w:r>
+        <w:t xml:space="preserve">Verdadero</w:t>
+      </w:r>
+    </w:p>
+    <w:p>
+      <w:pPr>
+        <w:numPr>
+          <w:ilvl w:val="0"/>
+          <w:numId w:val="1001"/>
+        </w:numPr>
+      </w:pPr>
+      <w:r>
+        <w:rPr>
+          <w:b/>
+          <w:bCs/>
+        </w:rPr>
+        <w:t xml:space="preserve">Escenario</w:t>
+      </w:r>
+      <w:r>
+        <w:br/>
+      </w:r>
+      <w:r>
+        <w:t xml:space="preserve">Sebastián desea saber cuánto(a) sustancia se necesita para llenar un conducto interno(a), pero solamente cuenta con las medidas de las dimensiones que muestra la figura.</w:t>
+      </w:r>
+    </w:p>
+    <w:p>
+      <w:pPr>
+        <w:numPr>
+          <w:ilvl w:val="0"/>
+          <w:numId w:val="1000"/>
+        </w:numPr>
+      </w:pPr>
+      <w:r>
+        <w:drawing>
+          <wp:inline>
+            <wp:extent cx="2667000" cy="3080488"/>
+            <wp:effectExtent b="0" l="0" r="0" t="0"/>
+            <wp:docPr descr="image" title="" id="84" name="Picture"/>
+            <a:graphic>
+              <a:graphicData uri="http://schemas.openxmlformats.org/drawingml/2006/picture">
+                <pic:pic>
+                  <pic:nvPicPr>
+                    <pic:cNvPr descr="media/supplements1/exercise10/cilindro_hueco.png" id="85" name="Picture"/>
+                    <pic:cNvPicPr>
+                      <a:picLocks noChangeArrowheads="1" noChangeAspect="1"/>
+                    </pic:cNvPicPr>
+                  </pic:nvPicPr>
+                  <pic:blipFill>
+                    <a:blip r:embed="rId83"/>
+                    <a:stretch>
+                      <a:fillRect/>
+                    </a:stretch>
+                  </pic:blipFill>
+                  <pic:spPr bwMode="auto">
+                    <a:xfrm>
+                      <a:off x="0" y="0"/>
+                      <a:ext cx="2667000" cy="3080488"/>
+                    </a:xfrm>
+                    <a:prstGeom prst="rect">
+                      <a:avLst/>
+                    </a:prstGeom>
+                    <a:noFill/>
+                    <a:ln w="9525">
+                      <a:noFill/>
+                      <a:headEnd/>
+                      <a:tailEnd/>
+                    </a:ln>
+                  </pic:spPr>
+                </pic:pic>
+              </a:graphicData>
+            </a:graphic>
+          </wp:inline>
+        </w:drawing>
+      </w:r>
+    </w:p>
+    <w:p>
+      <w:pPr>
+        <w:numPr>
+          <w:ilvl w:val="0"/>
+          <w:numId w:val="1000"/>
+        </w:numPr>
+      </w:pPr>
+      <w:r>
+        <w:drawing>
+          <wp:inline>
+            <wp:extent cx="2159999" cy="691199"/>
+            <wp:effectExtent b="0" l="0" r="0" t="0"/>
+            <wp:docPr descr="image" title="" id="87" name="Picture"/>
+            <a:graphic>
+              <a:graphicData uri="http://schemas.openxmlformats.org/drawingml/2006/picture">
+                <pic:pic>
+                  <pic:nvPicPr>
+                    <pic:cNvPr descr="media/supplements1/exercise10/tabla_datos.svg" id="88" name="Picture"/>
+                    <pic:cNvPicPr>
+                      <a:picLocks noChangeArrowheads="1" noChangeAspect="1"/>
+                    </pic:cNvPicPr>
+                  </pic:nvPicPr>
+                  <pic:blipFill>
+                    <a:blip r:embed="rId89">
+                      <a:extLst>
+                        <a:ext uri="{28A0092B-C50C-407E-A947-70E740481C1C}">
+                          <a14:useLocalDpi xmlns:a14="http://schemas.microsoft.com/office/drawing/2010/main" val="0"/>
+                        </a:ext>
+                        <a:ext uri="{96DAC541-7B7A-43D3-8B79-37D633B846F1}">
+                          <asvg:svgBlip xmlns:asvg="http://schemas.microsoft.com/office/drawing/2016/SVG/main" r:embed="rId86"/>
+                        </a:ext>
+                      </a:extLst>
+                    </a:blip>
+                    <a:stretch>
+                      <a:fillRect/>
+                    </a:stretch>
+                  </pic:blipFill>
+                  <pic:spPr bwMode="auto">
+                    <a:xfrm>
+                      <a:off x="0" y="0"/>
+                      <a:ext cx="2159999" cy="691199"/>
+                    </a:xfrm>
+                    <a:prstGeom prst="rect">
+                      <a:avLst/>
+                    </a:prstGeom>
+                    <a:noFill/>
+                    <a:ln w="9525">
+                      <a:noFill/>
+                      <a:headEnd/>
+                      <a:tailEnd/>
+                    </a:ln>
+                  </pic:spPr>
+                </pic:pic>
+              </a:graphicData>
+            </a:graphic>
+          </wp:inline>
+        </w:drawing>
+      </w:r>
+    </w:p>
+    <w:p>
+      <w:pPr>
+        <w:numPr>
+          <w:ilvl w:val="0"/>
+          <w:numId w:val="1000"/>
+        </w:numPr>
+      </w:pPr>
+      <w:r>
+        <w:t xml:space="preserve">¿Cuál medida le falta a Sebastián para hallar la cantidad deseada?</w:t>
+      </w:r>
+    </w:p>
+    <w:p>
+      <w:pPr>
+        <w:numPr>
+          <w:ilvl w:val="1"/>
+          <w:numId w:val="1038"/>
+        </w:numPr>
+      </w:pPr>
+      <w:r>
+        <w:t xml:space="preserve">Diámetro externo.</w:t>
+      </w:r>
+    </w:p>
+    <w:p>
+      <w:pPr>
+        <w:numPr>
+          <w:ilvl w:val="1"/>
+          <w:numId w:val="1038"/>
+        </w:numPr>
+      </w:pPr>
+      <w:r>
+        <w:t xml:space="preserve">Perímetro del cilindro.</w:t>
+      </w:r>
+    </w:p>
+    <w:p>
+      <w:pPr>
+        <w:numPr>
+          <w:ilvl w:val="1"/>
+          <w:numId w:val="1038"/>
+        </w:numPr>
+      </w:pPr>
+      <w:r>
+        <w:t xml:space="preserve">Radio externo.</w:t>
+      </w:r>
+    </w:p>
+    <w:p>
+      <w:pPr>
+        <w:numPr>
+          <w:ilvl w:val="1"/>
+          <w:numId w:val="1038"/>
+        </w:numPr>
+      </w:pPr>
+      <w:r>
+        <w:t xml:space="preserve">Altura del cilindro.</w:t>
+      </w:r>
+    </w:p>
+    <w:p>
+      <w:pPr>
+        <w:numPr>
+          <w:ilvl w:val="0"/>
+          <w:numId w:val="1000"/>
+        </w:numPr>
+      </w:pPr>
+      <w:r>
+        <w:rPr>
+          <w:b/>
+          <w:bCs/>
+        </w:rPr>
+        <w:t xml:space="preserve">Solución</w:t>
+      </w:r>
+      <w:r>
+        <w:br/>
+      </w:r>
+      <w:r>
+        <w:t xml:space="preserve">La respuesta correcta es:</w:t>
+      </w:r>
+      <w:r>
+        <w:t xml:space="preserve"> </w:t>
+      </w:r>
+      <w:r>
+        <w:rPr>
+          <w:b/>
+          <w:bCs/>
+        </w:rPr>
+        <w:t xml:space="preserve">Altura del cilindro</w:t>
+      </w:r>
+      <w:r>
+        <w:t xml:space="preserve">.</w:t>
+      </w:r>
+    </w:p>
+    <w:p>
+      <w:pPr>
+        <w:numPr>
+          <w:ilvl w:val="0"/>
+          <w:numId w:val="1000"/>
+        </w:numPr>
+      </w:pPr>
+      <w:r>
+        <w:t xml:space="preserve">Para calcular el volumen de sustancia necesario para llenar el conducto interno, necesitamos calcular el volumen de un cilindro, cuya fórmula es:</w:t>
+      </w:r>
+    </w:p>
+    <w:p>
+      <w:pPr>
+        <w:numPr>
+          <w:ilvl w:val="0"/>
+          <w:numId w:val="1000"/>
+        </w:numPr>
+      </w:pPr>
+      <m:oMath>
+        <m:r>
+          <m:t>V</m:t>
+        </m:r>
+        <m:r>
+          <m:rPr>
+            <m:sty m:val="p"/>
+          </m:rPr>
+          <m:t>=</m:t>
+        </m:r>
+        <m:r>
+          <m:t>π</m:t>
+        </m:r>
+        <m:r>
+          <m:rPr>
+            <m:sty m:val="p"/>
+          </m:rPr>
+          <m:t>⋅</m:t>
+        </m:r>
+        <m:sSup>
+          <m:e>
+            <m:r>
+              <m:t>r</m:t>
+            </m:r>
+          </m:e>
+          <m:sup>
+            <m:r>
+              <m:t>2</m:t>
+            </m:r>
+          </m:sup>
+        </m:sSup>
+        <m:r>
+          <m:rPr>
+            <m:sty m:val="p"/>
+          </m:rPr>
+          <m:t>⋅</m:t>
+        </m:r>
+        <m:r>
+          <m:t>h</m:t>
+        </m:r>
+      </m:oMath>
+    </w:p>
+    <w:p>
+      <w:pPr>
+        <w:numPr>
+          <w:ilvl w:val="0"/>
+          <w:numId w:val="1000"/>
+        </w:numPr>
+      </w:pPr>
+      <w:r>
+        <w:t xml:space="preserve">Donde:</w:t>
+      </w:r>
+    </w:p>
+    <w:p>
+      <w:pPr>
+        <w:numPr>
+          <w:ilvl w:val="1"/>
+          <w:numId w:val="1039"/>
+        </w:numPr>
+      </w:pPr>
+      <m:oMath>
+        <m:r>
+          <m:t>r</m:t>
+        </m:r>
+      </m:oMath>
+      <w:r>
+        <w:t xml:space="preserve"> </w:t>
+      </w:r>
+      <w:r>
+        <w:t xml:space="preserve">es el radio (en este caso, el radio interno = 2 dm)</w:t>
+      </w:r>
+    </w:p>
+    <w:p>
+      <w:pPr>
+        <w:numPr>
+          <w:ilvl w:val="1"/>
+          <w:numId w:val="1039"/>
+        </w:numPr>
+      </w:pPr>
+      <m:oMath>
+        <m:r>
+          <m:t>h</m:t>
+        </m:r>
+      </m:oMath>
+      <w:r>
+        <w:t xml:space="preserve"> </w:t>
+      </w:r>
+      <w:r>
+        <w:t xml:space="preserve">es la altura del cilindro</w:t>
+      </w:r>
+    </w:p>
+    <w:p>
+      <w:pPr>
+        <w:numPr>
+          <w:ilvl w:val="0"/>
+          <w:numId w:val="1000"/>
+        </w:numPr>
+      </w:pPr>
+      <w:r>
+        <w:t xml:space="preserve">En el problema se nos proporciona:</w:t>
+      </w:r>
+    </w:p>
+    <w:p>
+      <w:pPr>
+        <w:numPr>
+          <w:ilvl w:val="1"/>
+          <w:numId w:val="1040"/>
+        </w:numPr>
+      </w:pPr>
+      <w:r>
+        <w:t xml:space="preserve">Diámetro externo = 8 dm</w:t>
+      </w:r>
+    </w:p>
+    <w:p>
+      <w:pPr>
+        <w:numPr>
+          <w:ilvl w:val="1"/>
+          <w:numId w:val="1040"/>
+        </w:numPr>
+      </w:pPr>
+      <w:r>
+        <w:t xml:space="preserve">Radio interno = 2 dm</w:t>
+      </w:r>
+    </w:p>
+    <w:p>
+      <w:pPr>
+        <w:numPr>
+          <w:ilvl w:val="0"/>
+          <w:numId w:val="1000"/>
+        </w:numPr>
+      </w:pPr>
+      <w:r>
+        <w:t xml:space="preserve">Sin embargo, no se nos proporciona la altura del cilindro, que es esencial para calcular el volumen. Por lo tanto, a Sebastián le falta conocer la altura del cilindro para poder calcular la cantidad de sustancia necesaria.</w:t>
+      </w:r>
+    </w:p>
+    <w:p>
+      <w:pPr>
+        <w:numPr>
+          <w:ilvl w:val="0"/>
+          <w:numId w:val="1000"/>
+        </w:numPr>
+      </w:pPr>
+      <w:r>
+        <w:t xml:space="preserve">Si tuviéramos la altura, el volumen se calcularía así:</w:t>
+      </w:r>
+    </w:p>
+    <w:p>
+      <w:pPr>
+        <w:numPr>
+          <w:ilvl w:val="0"/>
+          <w:numId w:val="1000"/>
+        </w:numPr>
+      </w:pPr>
+      <m:oMath>
+        <m:r>
+          <m:t>V</m:t>
+        </m:r>
+        <m:r>
+          <m:rPr>
+            <m:sty m:val="p"/>
+          </m:rPr>
+          <m:t>=</m:t>
+        </m:r>
+        <m:r>
+          <m:t>π</m:t>
+        </m:r>
+        <m:r>
+          <m:rPr>
+            <m:sty m:val="p"/>
+          </m:rPr>
+          <m:t>⋅</m:t>
+        </m:r>
+        <m:sSup>
+          <m:e>
+            <m:d>
+              <m:dPr>
+                <m:begChr m:val="("/>
+                <m:endChr m:val=")"/>
+                <m:sepChr m:val=""/>
+                <m:grow/>
+              </m:dPr>
+              <m:e>
+                <m:r>
+                  <m:t>2</m:t>
+                </m:r>
+              </m:e>
+            </m:d>
+          </m:e>
+          <m:sup>
+            <m:r>
+              <m:t>2</m:t>
+            </m:r>
+          </m:sup>
+        </m:sSup>
+        <m:r>
+          <m:rPr>
+            <m:sty m:val="p"/>
+          </m:rPr>
+          <m:t>⋅</m:t>
+        </m:r>
+        <m:r>
+          <m:t>h</m:t>
+        </m:r>
+        <m:r>
+          <m:rPr>
+            <m:sty m:val="p"/>
+          </m:rPr>
+          <m:t>=</m:t>
+        </m:r>
+        <m:r>
+          <m:t>12.57</m:t>
+        </m:r>
+        <m:r>
+          <m:rPr>
+            <m:sty m:val="p"/>
+          </m:rPr>
+          <m:t>⋅</m:t>
+        </m:r>
+        <m:r>
+          <m:t>h</m:t>
+        </m:r>
+      </m:oMath>
+      <w:r>
+        <w:t xml:space="preserve"> </w:t>
+      </w:r>
+      <w:r>
+        <w:t xml:space="preserve">dm³</w:t>
+      </w:r>
+    </w:p>
+    <w:p>
+      <w:pPr>
+        <w:numPr>
+          <w:ilvl w:val="1"/>
+          <w:numId w:val="1041"/>
+        </w:numPr>
+      </w:pPr>
+      <w:r>
+        <w:t xml:space="preserve">Falso</w:t>
+      </w:r>
+    </w:p>
+    <w:p>
+      <w:pPr>
+        <w:numPr>
+          <w:ilvl w:val="1"/>
+          <w:numId w:val="1041"/>
+        </w:numPr>
+      </w:pPr>
+      <w:r>
+        <w:t xml:space="preserve">Falso</w:t>
+      </w:r>
+    </w:p>
+    <w:p>
+      <w:pPr>
+        <w:numPr>
+          <w:ilvl w:val="1"/>
+          <w:numId w:val="1041"/>
+        </w:numPr>
+      </w:pPr>
+      <w:r>
+        <w:t xml:space="preserve">Falso</w:t>
+      </w:r>
+    </w:p>
+    <w:p>
+      <w:pPr>
+        <w:numPr>
+          <w:ilvl w:val="1"/>
+          <w:numId w:val="1041"/>
+        </w:numPr>
+      </w:pPr>
+      <w:r>
+        <w:t xml:space="preserve">Verdadero</w:t>
+      </w:r>
+    </w:p>
+    <w:p>
+      <w:pPr>
+        <w:numPr>
+          <w:ilvl w:val="0"/>
+          <w:numId w:val="1001"/>
+        </w:numPr>
+      </w:pPr>
+      <w:r>
+        <w:rPr>
+          <w:b/>
+          <w:bCs/>
+        </w:rPr>
+        <w:t xml:space="preserve">Escenario</w:t>
+      </w:r>
+      <w:r>
+        <w:br/>
+      </w:r>
+      <w:r>
+        <w:t xml:space="preserve">Natalia desea saber cuánto(a) solución se necesita para llenar un tubo interno(a), pero solamente cuenta con las medidas de las dimensiones que muestra la figura.</w:t>
+      </w:r>
+    </w:p>
+    <w:p>
+      <w:pPr>
+        <w:numPr>
+          <w:ilvl w:val="0"/>
+          <w:numId w:val="1000"/>
+        </w:numPr>
+      </w:pPr>
+      <w:r>
+        <w:drawing>
+          <wp:inline>
+            <wp:extent cx="2667000" cy="1732042"/>
+            <wp:effectExtent b="0" l="0" r="0" t="0"/>
+            <wp:docPr descr="image" title="" id="91" name="Picture"/>
+            <a:graphic>
+              <a:graphicData uri="http://schemas.openxmlformats.org/drawingml/2006/picture">
+                <pic:pic>
+                  <pic:nvPicPr>
+                    <pic:cNvPr descr="media/supplements1/exercise11/cilindro_hueco.png" id="92" name="Picture"/>
+                    <pic:cNvPicPr>
+                      <a:picLocks noChangeArrowheads="1" noChangeAspect="1"/>
+                    </pic:cNvPicPr>
+                  </pic:nvPicPr>
+                  <pic:blipFill>
+                    <a:blip r:embed="rId90"/>
+                    <a:stretch>
+                      <a:fillRect/>
+                    </a:stretch>
+                  </pic:blipFill>
+                  <pic:spPr bwMode="auto">
+                    <a:xfrm>
+                      <a:off x="0" y="0"/>
+                      <a:ext cx="2667000" cy="1732042"/>
+                    </a:xfrm>
+                    <a:prstGeom prst="rect">
+                      <a:avLst/>
+                    </a:prstGeom>
+                    <a:noFill/>
+                    <a:ln w="9525">
+                      <a:noFill/>
+                      <a:headEnd/>
+                      <a:tailEnd/>
+                    </a:ln>
+                  </pic:spPr>
+                </pic:pic>
+              </a:graphicData>
+            </a:graphic>
+          </wp:inline>
+        </w:drawing>
+      </w:r>
+    </w:p>
+    <w:p>
+      <w:pPr>
+        <w:numPr>
+          <w:ilvl w:val="0"/>
+          <w:numId w:val="1000"/>
+        </w:numPr>
+      </w:pPr>
+      <w:r>
+        <w:drawing>
+          <wp:inline>
+            <wp:extent cx="2159999" cy="691199"/>
+            <wp:effectExtent b="0" l="0" r="0" t="0"/>
+            <wp:docPr descr="image" title="" id="94" name="Picture"/>
+            <a:graphic>
+              <a:graphicData uri="http://schemas.openxmlformats.org/drawingml/2006/picture">
+                <pic:pic>
+                  <pic:nvPicPr>
+                    <pic:cNvPr descr="media/supplements1/exercise11/tabla_datos.svg" id="95" name="Picture"/>
+                    <pic:cNvPicPr>
+                      <a:picLocks noChangeArrowheads="1" noChangeAspect="1"/>
+                    </pic:cNvPicPr>
+                  </pic:nvPicPr>
+                  <pic:blipFill>
+                    <a:blip r:embed="rId96">
+                      <a:extLst>
+                        <a:ext uri="{28A0092B-C50C-407E-A947-70E740481C1C}">
+                          <a14:useLocalDpi xmlns:a14="http://schemas.microsoft.com/office/drawing/2010/main" val="0"/>
+                        </a:ext>
+                        <a:ext uri="{96DAC541-7B7A-43D3-8B79-37D633B846F1}">
+                          <asvg:svgBlip xmlns:asvg="http://schemas.microsoft.com/office/drawing/2016/SVG/main" r:embed="rId93"/>
+                        </a:ext>
+                      </a:extLst>
+                    </a:blip>
+                    <a:stretch>
+                      <a:fillRect/>
+                    </a:stretch>
+                  </pic:blipFill>
+                  <pic:spPr bwMode="auto">
+                    <a:xfrm>
+                      <a:off x="0" y="0"/>
+                      <a:ext cx="2159999" cy="691199"/>
+                    </a:xfrm>
+                    <a:prstGeom prst="rect">
+                      <a:avLst/>
+                    </a:prstGeom>
+                    <a:noFill/>
+                    <a:ln w="9525">
+                      <a:noFill/>
+                      <a:headEnd/>
+                      <a:tailEnd/>
+                    </a:ln>
+                  </pic:spPr>
+                </pic:pic>
+              </a:graphicData>
+            </a:graphic>
+          </wp:inline>
+        </w:drawing>
+      </w:r>
+    </w:p>
+    <w:p>
+      <w:pPr>
+        <w:numPr>
+          <w:ilvl w:val="0"/>
+          <w:numId w:val="1000"/>
+        </w:numPr>
+      </w:pPr>
+      <w:r>
+        <w:t xml:space="preserve">¿Cuál medida le falta a Natalia para hallar la cantidad deseada?</w:t>
+      </w:r>
+    </w:p>
+    <w:p>
+      <w:pPr>
+        <w:numPr>
+          <w:ilvl w:val="1"/>
+          <w:numId w:val="1042"/>
+        </w:numPr>
+      </w:pPr>
+      <w:r>
+        <w:t xml:space="preserve">Diámetro externo.</w:t>
+      </w:r>
+    </w:p>
+    <w:p>
+      <w:pPr>
+        <w:numPr>
+          <w:ilvl w:val="1"/>
+          <w:numId w:val="1042"/>
+        </w:numPr>
+      </w:pPr>
+      <w:r>
+        <w:t xml:space="preserve">Radio externo.</w:t>
+      </w:r>
+    </w:p>
+    <w:p>
+      <w:pPr>
+        <w:numPr>
+          <w:ilvl w:val="1"/>
+          <w:numId w:val="1042"/>
+        </w:numPr>
+      </w:pPr>
+      <w:r>
+        <w:t xml:space="preserve">Altura del cilindro.</w:t>
+      </w:r>
+    </w:p>
+    <w:p>
+      <w:pPr>
+        <w:numPr>
+          <w:ilvl w:val="1"/>
+          <w:numId w:val="1042"/>
+        </w:numPr>
+      </w:pPr>
+      <w:r>
+        <w:t xml:space="preserve">Perímetro del cilindro.</w:t>
+      </w:r>
+    </w:p>
+    <w:p>
+      <w:pPr>
+        <w:numPr>
+          <w:ilvl w:val="0"/>
+          <w:numId w:val="1000"/>
+        </w:numPr>
+      </w:pPr>
+      <w:r>
+        <w:rPr>
+          <w:b/>
+          <w:bCs/>
+        </w:rPr>
+        <w:t xml:space="preserve">Solución</w:t>
+      </w:r>
+      <w:r>
+        <w:br/>
+      </w:r>
+      <w:r>
+        <w:t xml:space="preserve">La respuesta correcta es:</w:t>
+      </w:r>
+      <w:r>
+        <w:t xml:space="preserve"> </w:t>
+      </w:r>
+      <w:r>
+        <w:rPr>
+          <w:b/>
+          <w:bCs/>
+        </w:rPr>
+        <w:t xml:space="preserve">Altura del cilindro</w:t>
+      </w:r>
+      <w:r>
+        <w:t xml:space="preserve">.</w:t>
+      </w:r>
+    </w:p>
+    <w:p>
+      <w:pPr>
+        <w:numPr>
+          <w:ilvl w:val="0"/>
+          <w:numId w:val="1000"/>
+        </w:numPr>
+      </w:pPr>
+      <w:r>
+        <w:t xml:space="preserve">Para calcular el volumen de solución necesario para llenar el tubo vacío, necesitamos calcular el volumen de un cilindro, cuya fórmula es:</w:t>
+      </w:r>
+    </w:p>
+    <w:p>
+      <w:pPr>
+        <w:numPr>
+          <w:ilvl w:val="0"/>
+          <w:numId w:val="1000"/>
+        </w:numPr>
+      </w:pPr>
+      <m:oMath>
+        <m:r>
+          <m:t>V</m:t>
+        </m:r>
+        <m:r>
+          <m:rPr>
+            <m:sty m:val="p"/>
+          </m:rPr>
+          <m:t>=</m:t>
+        </m:r>
+        <m:r>
+          <m:t>π</m:t>
+        </m:r>
+        <m:r>
+          <m:rPr>
+            <m:sty m:val="p"/>
+          </m:rPr>
+          <m:t>⋅</m:t>
+        </m:r>
+        <m:sSup>
+          <m:e>
+            <m:r>
+              <m:t>r</m:t>
+            </m:r>
+          </m:e>
+          <m:sup>
+            <m:r>
+              <m:t>2</m:t>
+            </m:r>
+          </m:sup>
+        </m:sSup>
+        <m:r>
+          <m:rPr>
+            <m:sty m:val="p"/>
+          </m:rPr>
+          <m:t>⋅</m:t>
+        </m:r>
+        <m:r>
+          <m:t>h</m:t>
+        </m:r>
+      </m:oMath>
+    </w:p>
+    <w:p>
+      <w:pPr>
+        <w:numPr>
+          <w:ilvl w:val="0"/>
+          <w:numId w:val="1000"/>
+        </w:numPr>
+      </w:pPr>
+      <w:r>
+        <w:t xml:space="preserve">Donde:</w:t>
+      </w:r>
+    </w:p>
+    <w:p>
+      <w:pPr>
+        <w:numPr>
+          <w:ilvl w:val="1"/>
+          <w:numId w:val="1043"/>
+        </w:numPr>
+      </w:pPr>
+      <m:oMath>
+        <m:r>
+          <m:t>r</m:t>
+        </m:r>
+      </m:oMath>
+      <w:r>
+        <w:t xml:space="preserve"> </w:t>
+      </w:r>
+      <w:r>
+        <w:t xml:space="preserve">es el radio (en este caso, el radio interno = 0.3 m)</w:t>
+      </w:r>
+    </w:p>
+    <w:p>
+      <w:pPr>
+        <w:numPr>
+          <w:ilvl w:val="1"/>
+          <w:numId w:val="1043"/>
+        </w:numPr>
+      </w:pPr>
+      <m:oMath>
+        <m:r>
+          <m:t>h</m:t>
+        </m:r>
+      </m:oMath>
+      <w:r>
+        <w:t xml:space="preserve"> </w:t>
+      </w:r>
+      <w:r>
+        <w:t xml:space="preserve">es la altura del cilindro</w:t>
+      </w:r>
+    </w:p>
+    <w:p>
+      <w:pPr>
+        <w:numPr>
+          <w:ilvl w:val="0"/>
+          <w:numId w:val="1000"/>
+        </w:numPr>
+      </w:pPr>
+      <w:r>
+        <w:t xml:space="preserve">En el problema se nos proporciona:</w:t>
+      </w:r>
+    </w:p>
+    <w:p>
+      <w:pPr>
+        <w:numPr>
+          <w:ilvl w:val="1"/>
+          <w:numId w:val="1044"/>
+        </w:numPr>
+      </w:pPr>
+      <w:r>
+        <w:t xml:space="preserve">Diámetro externo = 0.9 m</w:t>
+      </w:r>
+    </w:p>
+    <w:p>
+      <w:pPr>
+        <w:numPr>
+          <w:ilvl w:val="1"/>
+          <w:numId w:val="1044"/>
+        </w:numPr>
+      </w:pPr>
+      <w:r>
+        <w:t xml:space="preserve">Radio interno = 0.3 m</w:t>
+      </w:r>
+    </w:p>
+    <w:p>
+      <w:pPr>
+        <w:numPr>
+          <w:ilvl w:val="0"/>
+          <w:numId w:val="1000"/>
+        </w:numPr>
+      </w:pPr>
+      <w:r>
+        <w:t xml:space="preserve">Sin embargo, no se nos proporciona la altura del cilindro, que es esencial para calcular el volumen. Por lo tanto, a Natalia le falta conocer la altura del cilindro para poder calcular la cantidad de solución necesaria.</w:t>
+      </w:r>
+    </w:p>
+    <w:p>
+      <w:pPr>
+        <w:numPr>
+          <w:ilvl w:val="0"/>
+          <w:numId w:val="1000"/>
+        </w:numPr>
+      </w:pPr>
+      <w:r>
+        <w:t xml:space="preserve">Si tuviéramos la altura, el volumen se calcularía así:</w:t>
+      </w:r>
+    </w:p>
+    <w:p>
+      <w:pPr>
+        <w:numPr>
+          <w:ilvl w:val="0"/>
+          <w:numId w:val="1000"/>
+        </w:numPr>
+      </w:pPr>
+      <m:oMath>
+        <m:r>
+          <m:t>V</m:t>
+        </m:r>
+        <m:r>
+          <m:rPr>
+            <m:sty m:val="p"/>
+          </m:rPr>
+          <m:t>=</m:t>
+        </m:r>
+        <m:r>
+          <m:t>π</m:t>
+        </m:r>
+        <m:r>
+          <m:rPr>
+            <m:sty m:val="p"/>
+          </m:rPr>
+          <m:t>⋅</m:t>
+        </m:r>
+        <m:sSup>
+          <m:e>
+            <m:d>
+              <m:dPr>
+                <m:begChr m:val="("/>
+                <m:endChr m:val=")"/>
+                <m:sepChr m:val=""/>
+                <m:grow/>
+              </m:dPr>
+              <m:e>
+                <m:r>
+                  <m:t>0.3</m:t>
+                </m:r>
+              </m:e>
+            </m:d>
+          </m:e>
+          <m:sup>
+            <m:r>
+              <m:t>2</m:t>
+            </m:r>
+          </m:sup>
+        </m:sSup>
+        <m:r>
+          <m:rPr>
+            <m:sty m:val="p"/>
+          </m:rPr>
+          <m:t>⋅</m:t>
+        </m:r>
+        <m:r>
+          <m:t>h</m:t>
+        </m:r>
+        <m:r>
+          <m:rPr>
+            <m:sty m:val="p"/>
+          </m:rPr>
+          <m:t>=</m:t>
+        </m:r>
+        <m:r>
+          <m:t>0.28</m:t>
+        </m:r>
+        <m:r>
+          <m:rPr>
+            <m:sty m:val="p"/>
+          </m:rPr>
+          <m:t>⋅</m:t>
+        </m:r>
+        <m:r>
+          <m:t>h</m:t>
+        </m:r>
+      </m:oMath>
+      <w:r>
+        <w:t xml:space="preserve"> </w:t>
+      </w:r>
+      <w:r>
+        <w:t xml:space="preserve">m³</w:t>
+      </w:r>
+    </w:p>
+    <w:p>
+      <w:pPr>
+        <w:numPr>
+          <w:ilvl w:val="1"/>
+          <w:numId w:val="1045"/>
+        </w:numPr>
+      </w:pPr>
+      <w:r>
+        <w:t xml:space="preserve">Falso</w:t>
+      </w:r>
+    </w:p>
+    <w:p>
+      <w:pPr>
+        <w:numPr>
+          <w:ilvl w:val="1"/>
+          <w:numId w:val="1045"/>
+        </w:numPr>
+      </w:pPr>
+      <w:r>
+        <w:t xml:space="preserve">Falso</w:t>
+      </w:r>
+    </w:p>
+    <w:p>
+      <w:pPr>
+        <w:numPr>
+          <w:ilvl w:val="1"/>
+          <w:numId w:val="1045"/>
+        </w:numPr>
+      </w:pPr>
+      <w:r>
+        <w:t xml:space="preserve">Verdadero</w:t>
+      </w:r>
+    </w:p>
+    <w:p>
+      <w:pPr>
+        <w:numPr>
+          <w:ilvl w:val="1"/>
+          <w:numId w:val="1045"/>
+        </w:numPr>
+      </w:pPr>
+      <w:r>
+        <w:t xml:space="preserve">Falso</w:t>
+      </w:r>
+    </w:p>
+    <w:p>
+      <w:pPr>
+        <w:numPr>
+          <w:ilvl w:val="0"/>
+          <w:numId w:val="1001"/>
+        </w:numPr>
+      </w:pPr>
+      <w:r>
+        <w:rPr>
+          <w:b/>
+          <w:bCs/>
+        </w:rPr>
+        <w:t xml:space="preserve">Escenario</w:t>
+      </w:r>
+      <w:r>
+        <w:br/>
+      </w:r>
+      <w:r>
+        <w:t xml:space="preserve">Juliana desea saber cuánto(a) sustancia se necesita para llenar un recipiente cilíndrico interno(a), pero solamente cuenta con las medidas de las dimensiones que muestra la figura.</w:t>
+      </w:r>
+    </w:p>
+    <w:p>
+      <w:pPr>
+        <w:numPr>
+          <w:ilvl w:val="0"/>
+          <w:numId w:val="1000"/>
+        </w:numPr>
+      </w:pPr>
+      <w:r>
+        <w:drawing>
+          <wp:inline>
+            <wp:extent cx="2667000" cy="2869191"/>
+            <wp:effectExtent b="0" l="0" r="0" t="0"/>
+            <wp:docPr descr="image" title="" id="98" name="Picture"/>
+            <a:graphic>
+              <a:graphicData uri="http://schemas.openxmlformats.org/drawingml/2006/picture">
+                <pic:pic>
+                  <pic:nvPicPr>
+                    <pic:cNvPr descr="media/supplements1/exercise12/cilindro_hueco.png" id="99" name="Picture"/>
+                    <pic:cNvPicPr>
+                      <a:picLocks noChangeArrowheads="1" noChangeAspect="1"/>
+                    </pic:cNvPicPr>
+                  </pic:nvPicPr>
+                  <pic:blipFill>
+                    <a:blip r:embed="rId97"/>
+                    <a:stretch>
+                      <a:fillRect/>
+                    </a:stretch>
+                  </pic:blipFill>
+                  <pic:spPr bwMode="auto">
+                    <a:xfrm>
+                      <a:off x="0" y="0"/>
+                      <a:ext cx="2667000" cy="2869191"/>
+                    </a:xfrm>
+                    <a:prstGeom prst="rect">
+                      <a:avLst/>
+                    </a:prstGeom>
+                    <a:noFill/>
+                    <a:ln w="9525">
+                      <a:noFill/>
+                      <a:headEnd/>
+                      <a:tailEnd/>
+                    </a:ln>
+                  </pic:spPr>
+                </pic:pic>
+              </a:graphicData>
+            </a:graphic>
+          </wp:inline>
+        </w:drawing>
+      </w:r>
+    </w:p>
+    <w:p>
+      <w:pPr>
+        <w:numPr>
+          <w:ilvl w:val="0"/>
+          <w:numId w:val="1000"/>
+        </w:numPr>
+      </w:pPr>
+      <w:r>
+        <w:drawing>
+          <wp:inline>
+            <wp:extent cx="2159999" cy="691199"/>
+            <wp:effectExtent b="0" l="0" r="0" t="0"/>
+            <wp:docPr descr="image" title="" id="101" name="Picture"/>
+            <a:graphic>
+              <a:graphicData uri="http://schemas.openxmlformats.org/drawingml/2006/picture">
+                <pic:pic>
+                  <pic:nvPicPr>
+                    <pic:cNvPr descr="media/supplements1/exercise12/tabla_datos.svg" id="102" name="Picture"/>
+                    <pic:cNvPicPr>
+                      <a:picLocks noChangeArrowheads="1" noChangeAspect="1"/>
+                    </pic:cNvPicPr>
+                  </pic:nvPicPr>
+                  <pic:blipFill>
+                    <a:blip r:embed="rId103">
+                      <a:extLst>
+                        <a:ext uri="{28A0092B-C50C-407E-A947-70E740481C1C}">
+                          <a14:useLocalDpi xmlns:a14="http://schemas.microsoft.com/office/drawing/2010/main" val="0"/>
+                        </a:ext>
+                        <a:ext uri="{96DAC541-7B7A-43D3-8B79-37D633B846F1}">
+                          <asvg:svgBlip xmlns:asvg="http://schemas.microsoft.com/office/drawing/2016/SVG/main" r:embed="rId100"/>
+                        </a:ext>
+                      </a:extLst>
+                    </a:blip>
+                    <a:stretch>
+                      <a:fillRect/>
+                    </a:stretch>
+                  </pic:blipFill>
+                  <pic:spPr bwMode="auto">
+                    <a:xfrm>
+                      <a:off x="0" y="0"/>
+                      <a:ext cx="2159999" cy="691199"/>
+                    </a:xfrm>
+                    <a:prstGeom prst="rect">
+                      <a:avLst/>
+                    </a:prstGeom>
+                    <a:noFill/>
+                    <a:ln w="9525">
+                      <a:noFill/>
+                      <a:headEnd/>
+                      <a:tailEnd/>
+                    </a:ln>
+                  </pic:spPr>
+                </pic:pic>
+              </a:graphicData>
+            </a:graphic>
+          </wp:inline>
+        </w:drawing>
+      </w:r>
+    </w:p>
+    <w:p>
+      <w:pPr>
+        <w:numPr>
+          <w:ilvl w:val="0"/>
+          <w:numId w:val="1000"/>
+        </w:numPr>
+      </w:pPr>
+      <w:r>
+        <w:t xml:space="preserve">¿Cuál medida le falta a Juliana para hallar la cantidad deseada?</w:t>
+      </w:r>
+    </w:p>
+    <w:p>
+      <w:pPr>
+        <w:numPr>
+          <w:ilvl w:val="1"/>
+          <w:numId w:val="1046"/>
+        </w:numPr>
+      </w:pPr>
+      <w:r>
+        <w:t xml:space="preserve">Radio externo.</w:t>
+      </w:r>
+    </w:p>
+    <w:p>
+      <w:pPr>
+        <w:numPr>
+          <w:ilvl w:val="1"/>
+          <w:numId w:val="1046"/>
+        </w:numPr>
+      </w:pPr>
+      <w:r>
+        <w:t xml:space="preserve">Perímetro del cilindro.</w:t>
+      </w:r>
+    </w:p>
+    <w:p>
+      <w:pPr>
+        <w:numPr>
+          <w:ilvl w:val="1"/>
+          <w:numId w:val="1046"/>
+        </w:numPr>
+      </w:pPr>
+      <w:r>
+        <w:t xml:space="preserve">Diámetro externo.</w:t>
+      </w:r>
+    </w:p>
+    <w:p>
+      <w:pPr>
+        <w:numPr>
+          <w:ilvl w:val="1"/>
+          <w:numId w:val="1046"/>
+        </w:numPr>
+      </w:pPr>
+      <w:r>
+        <w:t xml:space="preserve">Altura del cilindro.</w:t>
+      </w:r>
+    </w:p>
+    <w:p>
+      <w:pPr>
+        <w:numPr>
+          <w:ilvl w:val="0"/>
+          <w:numId w:val="1000"/>
+        </w:numPr>
+      </w:pPr>
+      <w:r>
+        <w:rPr>
+          <w:b/>
+          <w:bCs/>
+        </w:rPr>
+        <w:t xml:space="preserve">Solución</w:t>
+      </w:r>
+      <w:r>
+        <w:br/>
+      </w:r>
+      <w:r>
+        <w:t xml:space="preserve">La respuesta correcta es:</w:t>
+      </w:r>
+      <w:r>
+        <w:t xml:space="preserve"> </w:t>
+      </w:r>
+      <w:r>
+        <w:rPr>
+          <w:b/>
+          <w:bCs/>
+        </w:rPr>
+        <w:t xml:space="preserve">Altura del cilindro</w:t>
+      </w:r>
+      <w:r>
+        <w:t xml:space="preserve">.</w:t>
+      </w:r>
+    </w:p>
+    <w:p>
+      <w:pPr>
+        <w:numPr>
+          <w:ilvl w:val="0"/>
+          <w:numId w:val="1000"/>
+        </w:numPr>
+      </w:pPr>
+      <w:r>
+        <w:t xml:space="preserve">Para calcular el volumen de sustancia necesario para llenar el recipiente cilíndrico vacío, necesitamos calcular el volumen de un cilindro, cuya fórmula es:</w:t>
+      </w:r>
+    </w:p>
+    <w:p>
+      <w:pPr>
+        <w:numPr>
+          <w:ilvl w:val="0"/>
+          <w:numId w:val="1000"/>
+        </w:numPr>
+      </w:pPr>
+      <m:oMath>
+        <m:r>
+          <m:t>V</m:t>
+        </m:r>
+        <m:r>
+          <m:rPr>
+            <m:sty m:val="p"/>
+          </m:rPr>
+          <m:t>=</m:t>
+        </m:r>
+        <m:r>
+          <m:t>π</m:t>
+        </m:r>
+        <m:r>
+          <m:rPr>
+            <m:sty m:val="p"/>
+          </m:rPr>
+          <m:t>⋅</m:t>
+        </m:r>
+        <m:sSup>
+          <m:e>
+            <m:r>
+              <m:t>r</m:t>
+            </m:r>
+          </m:e>
+          <m:sup>
+            <m:r>
+              <m:t>2</m:t>
+            </m:r>
+          </m:sup>
+        </m:sSup>
+        <m:r>
+          <m:rPr>
+            <m:sty m:val="p"/>
+          </m:rPr>
+          <m:t>⋅</m:t>
+        </m:r>
+        <m:r>
+          <m:t>h</m:t>
+        </m:r>
+      </m:oMath>
+    </w:p>
+    <w:p>
+      <w:pPr>
+        <w:numPr>
+          <w:ilvl w:val="0"/>
+          <w:numId w:val="1000"/>
+        </w:numPr>
+      </w:pPr>
+      <w:r>
+        <w:t xml:space="preserve">Donde:</w:t>
+      </w:r>
+    </w:p>
+    <w:p>
+      <w:pPr>
+        <w:numPr>
+          <w:ilvl w:val="1"/>
+          <w:numId w:val="1047"/>
+        </w:numPr>
+      </w:pPr>
+      <m:oMath>
+        <m:r>
+          <m:t>r</m:t>
+        </m:r>
+      </m:oMath>
+      <w:r>
+        <w:t xml:space="preserve"> </w:t>
+      </w:r>
+      <w:r>
+        <w:t xml:space="preserve">es el radio (en este caso, el radio interno = 28 cm)</w:t>
+      </w:r>
+    </w:p>
+    <w:p>
+      <w:pPr>
+        <w:numPr>
+          <w:ilvl w:val="1"/>
+          <w:numId w:val="1047"/>
+        </w:numPr>
+      </w:pPr>
+      <m:oMath>
+        <m:r>
+          <m:t>h</m:t>
+        </m:r>
+      </m:oMath>
+      <w:r>
+        <w:t xml:space="preserve"> </w:t>
+      </w:r>
+      <w:r>
+        <w:t xml:space="preserve">es la altura del cilindro</w:t>
+      </w:r>
+    </w:p>
+    <w:p>
+      <w:pPr>
+        <w:numPr>
+          <w:ilvl w:val="0"/>
+          <w:numId w:val="1000"/>
+        </w:numPr>
+      </w:pPr>
+      <w:r>
+        <w:t xml:space="preserve">En el problema se nos proporciona:</w:t>
+      </w:r>
+    </w:p>
+    <w:p>
+      <w:pPr>
+        <w:numPr>
+          <w:ilvl w:val="1"/>
+          <w:numId w:val="1048"/>
+        </w:numPr>
+      </w:pPr>
+      <w:r>
+        <w:t xml:space="preserve">Diámetro externo = 120 cm</w:t>
+      </w:r>
+    </w:p>
+    <w:p>
+      <w:pPr>
+        <w:numPr>
+          <w:ilvl w:val="1"/>
+          <w:numId w:val="1048"/>
+        </w:numPr>
+      </w:pPr>
+      <w:r>
+        <w:t xml:space="preserve">Radio interno = 28 cm</w:t>
+      </w:r>
+    </w:p>
+    <w:p>
+      <w:pPr>
+        <w:numPr>
+          <w:ilvl w:val="0"/>
+          <w:numId w:val="1000"/>
+        </w:numPr>
+      </w:pPr>
+      <w:r>
+        <w:t xml:space="preserve">Sin embargo, no se nos proporciona la altura del cilindro, que es esencial para calcular el volumen. Por lo tanto, a Juliana le falta conocer la altura del cilindro para poder calcular la cantidad de sustancia necesaria.</w:t>
+      </w:r>
+    </w:p>
+    <w:p>
+      <w:pPr>
+        <w:numPr>
+          <w:ilvl w:val="0"/>
+          <w:numId w:val="1000"/>
+        </w:numPr>
+      </w:pPr>
+      <w:r>
+        <w:t xml:space="preserve">Si tuviéramos la altura, el volumen se calcularía así:</w:t>
+      </w:r>
+    </w:p>
+    <w:p>
+      <w:pPr>
+        <w:numPr>
+          <w:ilvl w:val="0"/>
+          <w:numId w:val="1000"/>
+        </w:numPr>
+      </w:pPr>
+      <m:oMath>
+        <m:r>
+          <m:t>V</m:t>
+        </m:r>
+        <m:r>
+          <m:rPr>
+            <m:sty m:val="p"/>
+          </m:rPr>
+          <m:t>=</m:t>
+        </m:r>
+        <m:r>
+          <m:t>π</m:t>
+        </m:r>
+        <m:r>
+          <m:rPr>
+            <m:sty m:val="p"/>
+          </m:rPr>
+          <m:t>⋅</m:t>
+        </m:r>
+        <m:sSup>
+          <m:e>
+            <m:d>
+              <m:dPr>
+                <m:begChr m:val="("/>
+                <m:endChr m:val=")"/>
+                <m:sepChr m:val=""/>
+                <m:grow/>
+              </m:dPr>
+              <m:e>
+                <m:r>
+                  <m:t>28</m:t>
+                </m:r>
+              </m:e>
+            </m:d>
+          </m:e>
+          <m:sup>
+            <m:r>
+              <m:t>2</m:t>
+            </m:r>
+          </m:sup>
+        </m:sSup>
+        <m:r>
+          <m:rPr>
+            <m:sty m:val="p"/>
+          </m:rPr>
+          <m:t>⋅</m:t>
+        </m:r>
+        <m:r>
+          <m:t>h</m:t>
+        </m:r>
+        <m:r>
+          <m:rPr>
+            <m:sty m:val="p"/>
+          </m:rPr>
+          <m:t>=</m:t>
+        </m:r>
+        <m:r>
+          <m:t>2463.01</m:t>
+        </m:r>
+        <m:r>
+          <m:rPr>
+            <m:sty m:val="p"/>
+          </m:rPr>
+          <m:t>⋅</m:t>
+        </m:r>
+        <m:r>
+          <m:t>h</m:t>
+        </m:r>
+      </m:oMath>
+      <w:r>
+        <w:t xml:space="preserve"> </w:t>
+      </w:r>
+      <w:r>
+        <w:t xml:space="preserve">cm³</w:t>
+      </w:r>
+    </w:p>
+    <w:p>
+      <w:pPr>
+        <w:numPr>
+          <w:ilvl w:val="1"/>
+          <w:numId w:val="1049"/>
+        </w:numPr>
+      </w:pPr>
+      <w:r>
+        <w:t xml:space="preserve">Falso</w:t>
+      </w:r>
+    </w:p>
+    <w:p>
+      <w:pPr>
+        <w:numPr>
+          <w:ilvl w:val="1"/>
+          <w:numId w:val="1049"/>
+        </w:numPr>
+      </w:pPr>
+      <w:r>
+        <w:t xml:space="preserve">Falso</w:t>
+      </w:r>
+    </w:p>
+    <w:p>
+      <w:pPr>
+        <w:numPr>
+          <w:ilvl w:val="1"/>
+          <w:numId w:val="1049"/>
+        </w:numPr>
+      </w:pPr>
+      <w:r>
+        <w:t xml:space="preserve">Falso</w:t>
+      </w:r>
+    </w:p>
+    <w:p>
+      <w:pPr>
+        <w:numPr>
+          <w:ilvl w:val="1"/>
+          <w:numId w:val="1049"/>
+        </w:numPr>
+      </w:pPr>
+      <w:r>
+        <w:t xml:space="preserve">Verdadero</w:t>
+      </w:r>
+    </w:p>
+    <w:p>
+      <w:pPr>
+        <w:numPr>
+          <w:ilvl w:val="0"/>
+          <w:numId w:val="1001"/>
+        </w:numPr>
+      </w:pPr>
+      <w:r>
+        <w:rPr>
+          <w:b/>
+          <w:bCs/>
+        </w:rPr>
+        <w:t xml:space="preserve">Escenario</w:t>
+      </w:r>
+      <w:r>
+        <w:br/>
+      </w:r>
+      <w:r>
+        <w:t xml:space="preserve">Gabriel desea saber cuánto(a) sustancia se necesita para llenar un recipiente cilíndrico interno(a), pero solamente cuenta con las medidas de las dimensiones que muestra la figura.</w:t>
+      </w:r>
+    </w:p>
+    <w:p>
+      <w:pPr>
+        <w:numPr>
+          <w:ilvl w:val="0"/>
+          <w:numId w:val="1000"/>
+        </w:numPr>
+      </w:pPr>
+      <w:r>
+        <w:drawing>
+          <wp:inline>
+            <wp:extent cx="2667000" cy="3198253"/>
+            <wp:effectExtent b="0" l="0" r="0" t="0"/>
+            <wp:docPr descr="image" title="" id="105" name="Picture"/>
+            <a:graphic>
+              <a:graphicData uri="http://schemas.openxmlformats.org/drawingml/2006/picture">
+                <pic:pic>
+                  <pic:nvPicPr>
+                    <pic:cNvPr descr="media/supplements1/exercise13/cilindro_hueco.png" id="106" name="Picture"/>
+                    <pic:cNvPicPr>
+                      <a:picLocks noChangeArrowheads="1" noChangeAspect="1"/>
+                    </pic:cNvPicPr>
+                  </pic:nvPicPr>
+                  <pic:blipFill>
+                    <a:blip r:embed="rId104"/>
+                    <a:stretch>
+                      <a:fillRect/>
+                    </a:stretch>
+                  </pic:blipFill>
+                  <pic:spPr bwMode="auto">
+                    <a:xfrm>
+                      <a:off x="0" y="0"/>
+                      <a:ext cx="2667000" cy="3198253"/>
+                    </a:xfrm>
+                    <a:prstGeom prst="rect">
+                      <a:avLst/>
+                    </a:prstGeom>
+                    <a:noFill/>
+                    <a:ln w="9525">
+                      <a:noFill/>
+                      <a:headEnd/>
+                      <a:tailEnd/>
+                    </a:ln>
+                  </pic:spPr>
+                </pic:pic>
+              </a:graphicData>
+            </a:graphic>
+          </wp:inline>
+        </w:drawing>
+      </w:r>
+    </w:p>
+    <w:p>
+      <w:pPr>
+        <w:numPr>
+          <w:ilvl w:val="0"/>
+          <w:numId w:val="1000"/>
+        </w:numPr>
+      </w:pPr>
+      <w:r>
+        <w:drawing>
+          <wp:inline>
+            <wp:extent cx="2159999" cy="691199"/>
+            <wp:effectExtent b="0" l="0" r="0" t="0"/>
+            <wp:docPr descr="image" title="" id="108" name="Picture"/>
+            <a:graphic>
+              <a:graphicData uri="http://schemas.openxmlformats.org/drawingml/2006/picture">
+                <pic:pic>
+                  <pic:nvPicPr>
+                    <pic:cNvPr descr="media/supplements1/exercise13/tabla_datos.svg" id="109" name="Picture"/>
+                    <pic:cNvPicPr>
+                      <a:picLocks noChangeArrowheads="1" noChangeAspect="1"/>
+                    </pic:cNvPicPr>
+                  </pic:nvPicPr>
+                  <pic:blipFill>
+                    <a:blip r:embed="rId110">
+                      <a:extLst>
+                        <a:ext uri="{28A0092B-C50C-407E-A947-70E740481C1C}">
+                          <a14:useLocalDpi xmlns:a14="http://schemas.microsoft.com/office/drawing/2010/main" val="0"/>
+                        </a:ext>
+                        <a:ext uri="{96DAC541-7B7A-43D3-8B79-37D633B846F1}">
+                          <asvg:svgBlip xmlns:asvg="http://schemas.microsoft.com/office/drawing/2016/SVG/main" r:embed="rId107"/>
+                        </a:ext>
+                      </a:extLst>
+                    </a:blip>
+                    <a:stretch>
+                      <a:fillRect/>
+                    </a:stretch>
+                  </pic:blipFill>
+                  <pic:spPr bwMode="auto">
+                    <a:xfrm>
+                      <a:off x="0" y="0"/>
+                      <a:ext cx="2159999" cy="691199"/>
+                    </a:xfrm>
+                    <a:prstGeom prst="rect">
+                      <a:avLst/>
+                    </a:prstGeom>
+                    <a:noFill/>
+                    <a:ln w="9525">
+                      <a:noFill/>
+                      <a:headEnd/>
+                      <a:tailEnd/>
+                    </a:ln>
+                  </pic:spPr>
+                </pic:pic>
+              </a:graphicData>
+            </a:graphic>
+          </wp:inline>
+        </w:drawing>
+      </w:r>
+    </w:p>
+    <w:p>
+      <w:pPr>
+        <w:numPr>
+          <w:ilvl w:val="0"/>
+          <w:numId w:val="1000"/>
+        </w:numPr>
+      </w:pPr>
+      <w:r>
+        <w:t xml:space="preserve">¿Cuál medida le falta a Gabriel para hallar la cantidad deseada?</w:t>
+      </w:r>
+    </w:p>
+    <w:p>
+      <w:pPr>
+        <w:numPr>
+          <w:ilvl w:val="1"/>
+          <w:numId w:val="1050"/>
+        </w:numPr>
+      </w:pPr>
+      <w:r>
+        <w:t xml:space="preserve">Diámetro externo.</w:t>
+      </w:r>
+    </w:p>
+    <w:p>
+      <w:pPr>
+        <w:numPr>
+          <w:ilvl w:val="1"/>
+          <w:numId w:val="1050"/>
+        </w:numPr>
+      </w:pPr>
+      <w:r>
+        <w:t xml:space="preserve">Altura del cilindro.</w:t>
+      </w:r>
+    </w:p>
+    <w:p>
+      <w:pPr>
+        <w:numPr>
+          <w:ilvl w:val="1"/>
+          <w:numId w:val="1050"/>
+        </w:numPr>
+      </w:pPr>
+      <w:r>
+        <w:t xml:space="preserve">Perímetro del cilindro.</w:t>
+      </w:r>
+    </w:p>
+    <w:p>
+      <w:pPr>
+        <w:numPr>
+          <w:ilvl w:val="1"/>
+          <w:numId w:val="1050"/>
+        </w:numPr>
+      </w:pPr>
+      <w:r>
+        <w:t xml:space="preserve">Radio externo.</w:t>
+      </w:r>
+    </w:p>
+    <w:p>
+      <w:pPr>
+        <w:numPr>
+          <w:ilvl w:val="0"/>
+          <w:numId w:val="1000"/>
+        </w:numPr>
+      </w:pPr>
+      <w:r>
+        <w:rPr>
+          <w:b/>
+          <w:bCs/>
+        </w:rPr>
+        <w:t xml:space="preserve">Solución</w:t>
+      </w:r>
+      <w:r>
+        <w:br/>
+      </w:r>
+      <w:r>
+        <w:t xml:space="preserve">La respuesta correcta es:</w:t>
+      </w:r>
+      <w:r>
+        <w:t xml:space="preserve"> </w:t>
+      </w:r>
+      <w:r>
+        <w:rPr>
+          <w:b/>
+          <w:bCs/>
+        </w:rPr>
+        <w:t xml:space="preserve">Altura del cilindro</w:t>
+      </w:r>
+      <w:r>
+        <w:t xml:space="preserve">.</w:t>
+      </w:r>
+    </w:p>
+    <w:p>
+      <w:pPr>
+        <w:numPr>
+          <w:ilvl w:val="0"/>
+          <w:numId w:val="1000"/>
+        </w:numPr>
+      </w:pPr>
+      <w:r>
+        <w:t xml:space="preserve">Para calcular el volumen de sustancia necesario para llenar el recipiente cilíndrico medio, necesitamos calcular el volumen de un cilindro, cuya fórmula es:</w:t>
+      </w:r>
+    </w:p>
+    <w:p>
+      <w:pPr>
+        <w:numPr>
+          <w:ilvl w:val="0"/>
+          <w:numId w:val="1000"/>
+        </w:numPr>
+      </w:pPr>
+      <m:oMath>
+        <m:r>
+          <m:t>V</m:t>
+        </m:r>
+        <m:r>
+          <m:rPr>
+            <m:sty m:val="p"/>
+          </m:rPr>
+          <m:t>=</m:t>
+        </m:r>
+        <m:r>
+          <m:t>π</m:t>
+        </m:r>
+        <m:r>
+          <m:rPr>
+            <m:sty m:val="p"/>
+          </m:rPr>
+          <m:t>⋅</m:t>
+        </m:r>
+        <m:sSup>
+          <m:e>
+            <m:r>
+              <m:t>r</m:t>
+            </m:r>
+          </m:e>
+          <m:sup>
+            <m:r>
+              <m:t>2</m:t>
+            </m:r>
+          </m:sup>
+        </m:sSup>
+        <m:r>
+          <m:rPr>
+            <m:sty m:val="p"/>
+          </m:rPr>
+          <m:t>⋅</m:t>
+        </m:r>
+        <m:r>
+          <m:t>h</m:t>
+        </m:r>
+      </m:oMath>
+    </w:p>
+    <w:p>
+      <w:pPr>
+        <w:numPr>
+          <w:ilvl w:val="0"/>
+          <w:numId w:val="1000"/>
+        </w:numPr>
+      </w:pPr>
+      <w:r>
+        <w:t xml:space="preserve">Donde:</w:t>
+      </w:r>
+    </w:p>
+    <w:p>
+      <w:pPr>
+        <w:numPr>
+          <w:ilvl w:val="1"/>
+          <w:numId w:val="1051"/>
+        </w:numPr>
+      </w:pPr>
+      <m:oMath>
+        <m:r>
+          <m:t>r</m:t>
+        </m:r>
+      </m:oMath>
+      <w:r>
+        <w:t xml:space="preserve"> </w:t>
+      </w:r>
+      <w:r>
+        <w:t xml:space="preserve">es el radio (en este caso, el radio interno = 14 cm)</w:t>
+      </w:r>
+    </w:p>
+    <w:p>
+      <w:pPr>
+        <w:numPr>
+          <w:ilvl w:val="1"/>
+          <w:numId w:val="1051"/>
+        </w:numPr>
+      </w:pPr>
+      <m:oMath>
+        <m:r>
+          <m:t>h</m:t>
+        </m:r>
+      </m:oMath>
+      <w:r>
+        <w:t xml:space="preserve"> </w:t>
+      </w:r>
+      <w:r>
+        <w:t xml:space="preserve">es la altura del cilindro</w:t>
+      </w:r>
+    </w:p>
+    <w:p>
+      <w:pPr>
+        <w:numPr>
+          <w:ilvl w:val="0"/>
+          <w:numId w:val="1000"/>
+        </w:numPr>
+      </w:pPr>
+      <w:r>
+        <w:t xml:space="preserve">En el problema se nos proporciona:</w:t>
+      </w:r>
+    </w:p>
+    <w:p>
+      <w:pPr>
+        <w:numPr>
+          <w:ilvl w:val="1"/>
+          <w:numId w:val="1052"/>
+        </w:numPr>
+      </w:pPr>
+      <w:r>
+        <w:t xml:space="preserve">Diámetro externo = 50 cm</w:t>
+      </w:r>
+    </w:p>
+    <w:p>
+      <w:pPr>
+        <w:numPr>
+          <w:ilvl w:val="1"/>
+          <w:numId w:val="1052"/>
+        </w:numPr>
+      </w:pPr>
+      <w:r>
+        <w:t xml:space="preserve">Radio interno = 14 cm</w:t>
+      </w:r>
+    </w:p>
+    <w:p>
+      <w:pPr>
+        <w:numPr>
+          <w:ilvl w:val="0"/>
+          <w:numId w:val="1000"/>
+        </w:numPr>
+      </w:pPr>
+      <w:r>
+        <w:t xml:space="preserve">Sin embargo, no se nos proporciona la altura del cilindro, que es esencial para calcular el volumen. Por lo tanto, a Gabriel le falta conocer la altura del cilindro para poder calcular la cantidad de sustancia necesaria.</w:t>
+      </w:r>
+    </w:p>
+    <w:p>
+      <w:pPr>
+        <w:numPr>
+          <w:ilvl w:val="0"/>
+          <w:numId w:val="1000"/>
+        </w:numPr>
+      </w:pPr>
+      <w:r>
+        <w:t xml:space="preserve">Si tuviéramos la altura, el volumen se calcularía así:</w:t>
+      </w:r>
+    </w:p>
+    <w:p>
+      <w:pPr>
+        <w:numPr>
+          <w:ilvl w:val="0"/>
+          <w:numId w:val="1000"/>
+        </w:numPr>
+      </w:pPr>
+      <m:oMath>
+        <m:r>
+          <m:t>V</m:t>
+        </m:r>
+        <m:r>
+          <m:rPr>
+            <m:sty m:val="p"/>
+          </m:rPr>
+          <m:t>=</m:t>
+        </m:r>
+        <m:r>
+          <m:t>π</m:t>
+        </m:r>
+        <m:r>
+          <m:rPr>
+            <m:sty m:val="p"/>
+          </m:rPr>
+          <m:t>⋅</m:t>
+        </m:r>
+        <m:sSup>
+          <m:e>
+            <m:d>
+              <m:dPr>
+                <m:begChr m:val="("/>
+                <m:endChr m:val=")"/>
+                <m:sepChr m:val=""/>
+                <m:grow/>
+              </m:dPr>
+              <m:e>
+                <m:r>
+                  <m:t>14</m:t>
+                </m:r>
+              </m:e>
+            </m:d>
+          </m:e>
+          <m:sup>
+            <m:r>
+              <m:t>2</m:t>
+            </m:r>
+          </m:sup>
+        </m:sSup>
+        <m:r>
+          <m:rPr>
+            <m:sty m:val="p"/>
+          </m:rPr>
+          <m:t>⋅</m:t>
+        </m:r>
+        <m:r>
+          <m:t>h</m:t>
+        </m:r>
+        <m:r>
+          <m:rPr>
+            <m:sty m:val="p"/>
+          </m:rPr>
+          <m:t>=</m:t>
+        </m:r>
+        <m:r>
+          <m:t>615.75</m:t>
+        </m:r>
+        <m:r>
+          <m:rPr>
+            <m:sty m:val="p"/>
+          </m:rPr>
+          <m:t>⋅</m:t>
+        </m:r>
+        <m:r>
+          <m:t>h</m:t>
+        </m:r>
+      </m:oMath>
+      <w:r>
+        <w:t xml:space="preserve"> </w:t>
+      </w:r>
+      <w:r>
+        <w:t xml:space="preserve">cm³</w:t>
+      </w:r>
+    </w:p>
+    <w:p>
+      <w:pPr>
+        <w:numPr>
+          <w:ilvl w:val="1"/>
+          <w:numId w:val="1053"/>
+        </w:numPr>
+      </w:pPr>
+      <w:r>
+        <w:t xml:space="preserve">Falso</w:t>
+      </w:r>
+    </w:p>
+    <w:p>
+      <w:pPr>
+        <w:numPr>
+          <w:ilvl w:val="1"/>
+          <w:numId w:val="1053"/>
+        </w:numPr>
+      </w:pPr>
+      <w:r>
+        <w:t xml:space="preserve">Verdadero</w:t>
+      </w:r>
+    </w:p>
+    <w:p>
+      <w:pPr>
+        <w:numPr>
+          <w:ilvl w:val="1"/>
+          <w:numId w:val="1053"/>
+        </w:numPr>
+      </w:pPr>
+      <w:r>
+        <w:t xml:space="preserve">Falso</w:t>
+      </w:r>
+    </w:p>
+    <w:p>
+      <w:pPr>
+        <w:numPr>
+          <w:ilvl w:val="1"/>
+          <w:numId w:val="1053"/>
+        </w:numPr>
+      </w:pPr>
+      <w:r>
+        <w:t xml:space="preserve">Falso</w:t>
+      </w:r>
+    </w:p>
+    <w:p>
+      <w:pPr>
+        <w:numPr>
+          <w:ilvl w:val="0"/>
+          <w:numId w:val="1001"/>
+        </w:numPr>
+      </w:pPr>
+      <w:r>
+        <w:rPr>
+          <w:b/>
+          <w:bCs/>
+        </w:rPr>
+        <w:t xml:space="preserve">Escenario</w:t>
+      </w:r>
+      <w:r>
+        <w:br/>
+      </w:r>
+      <w:r>
+        <w:t xml:space="preserve">Sofía desea saber cuánto(a) solución se necesita para llenar un depósito cilíndrico interno(a), pero solamente cuenta con las medidas de las dimensiones que muestra la figura.</w:t>
+      </w:r>
+    </w:p>
+    <w:p>
+      <w:pPr>
+        <w:numPr>
+          <w:ilvl w:val="0"/>
+          <w:numId w:val="1000"/>
+        </w:numPr>
+      </w:pPr>
+      <w:r>
+        <w:drawing>
+          <wp:inline>
+            <wp:extent cx="2667000" cy="3068594"/>
+            <wp:effectExtent b="0" l="0" r="0" t="0"/>
+            <wp:docPr descr="image" title="" id="112" name="Picture"/>
+            <a:graphic>
+              <a:graphicData uri="http://schemas.openxmlformats.org/drawingml/2006/picture">
+                <pic:pic>
+                  <pic:nvPicPr>
+                    <pic:cNvPr descr="media/supplements1/exercise14/cilindro_hueco.png" id="113" name="Picture"/>
+                    <pic:cNvPicPr>
+                      <a:picLocks noChangeArrowheads="1" noChangeAspect="1"/>
+                    </pic:cNvPicPr>
+                  </pic:nvPicPr>
+                  <pic:blipFill>
+                    <a:blip r:embed="rId111"/>
+                    <a:stretch>
+                      <a:fillRect/>
+                    </a:stretch>
+                  </pic:blipFill>
+                  <pic:spPr bwMode="auto">
+                    <a:xfrm>
+                      <a:off x="0" y="0"/>
+                      <a:ext cx="2667000" cy="3068594"/>
+                    </a:xfrm>
+                    <a:prstGeom prst="rect">
+                      <a:avLst/>
+                    </a:prstGeom>
+                    <a:noFill/>
+                    <a:ln w="9525">
+                      <a:noFill/>
+                      <a:headEnd/>
+                      <a:tailEnd/>
+                    </a:ln>
+                  </pic:spPr>
+                </pic:pic>
+              </a:graphicData>
+            </a:graphic>
+          </wp:inline>
+        </w:drawing>
+      </w:r>
+    </w:p>
+    <w:p>
+      <w:pPr>
+        <w:numPr>
+          <w:ilvl w:val="0"/>
+          <w:numId w:val="1000"/>
+        </w:numPr>
+      </w:pPr>
+      <w:r>
+        <w:drawing>
+          <wp:inline>
+            <wp:extent cx="2159999" cy="691199"/>
+            <wp:effectExtent b="0" l="0" r="0" t="0"/>
+            <wp:docPr descr="image" title="" id="115" name="Picture"/>
+            <a:graphic>
+              <a:graphicData uri="http://schemas.openxmlformats.org/drawingml/2006/picture">
+                <pic:pic>
+                  <pic:nvPicPr>
+                    <pic:cNvPr descr="media/supplements1/exercise14/tabla_datos.svg" id="116" name="Picture"/>
+                    <pic:cNvPicPr>
+                      <a:picLocks noChangeArrowheads="1" noChangeAspect="1"/>
+                    </pic:cNvPicPr>
+                  </pic:nvPicPr>
+                  <pic:blipFill>
+                    <a:blip r:embed="rId117">
+                      <a:extLst>
+                        <a:ext uri="{28A0092B-C50C-407E-A947-70E740481C1C}">
+                          <a14:useLocalDpi xmlns:a14="http://schemas.microsoft.com/office/drawing/2010/main" val="0"/>
+                        </a:ext>
+                        <a:ext uri="{96DAC541-7B7A-43D3-8B79-37D633B846F1}">
+                          <asvg:svgBlip xmlns:asvg="http://schemas.microsoft.com/office/drawing/2016/SVG/main" r:embed="rId114"/>
+                        </a:ext>
+                      </a:extLst>
+                    </a:blip>
+                    <a:stretch>
+                      <a:fillRect/>
+                    </a:stretch>
+                  </pic:blipFill>
+                  <pic:spPr bwMode="auto">
+                    <a:xfrm>
+                      <a:off x="0" y="0"/>
+                      <a:ext cx="2159999" cy="691199"/>
+                    </a:xfrm>
+                    <a:prstGeom prst="rect">
+                      <a:avLst/>
+                    </a:prstGeom>
+                    <a:noFill/>
+                    <a:ln w="9525">
+                      <a:noFill/>
+                      <a:headEnd/>
+                      <a:tailEnd/>
+                    </a:ln>
+                  </pic:spPr>
+                </pic:pic>
+              </a:graphicData>
+            </a:graphic>
+          </wp:inline>
+        </w:drawing>
+      </w:r>
+    </w:p>
+    <w:p>
+      <w:pPr>
+        <w:numPr>
+          <w:ilvl w:val="0"/>
+          <w:numId w:val="1000"/>
+        </w:numPr>
+      </w:pPr>
+      <w:r>
+        <w:t xml:space="preserve">¿Cuál medida le falta a Sofía para hallar la cantidad deseada?</w:t>
+      </w:r>
+    </w:p>
+    <w:p>
+      <w:pPr>
+        <w:numPr>
+          <w:ilvl w:val="1"/>
+          <w:numId w:val="1054"/>
+        </w:numPr>
+      </w:pPr>
+      <w:r>
+        <w:t xml:space="preserve">Perímetro del cilindro.</w:t>
+      </w:r>
+    </w:p>
+    <w:p>
+      <w:pPr>
+        <w:numPr>
+          <w:ilvl w:val="1"/>
+          <w:numId w:val="1054"/>
+        </w:numPr>
+      </w:pPr>
+      <w:r>
+        <w:t xml:space="preserve">Radio externo.</w:t>
+      </w:r>
+    </w:p>
+    <w:p>
+      <w:pPr>
+        <w:numPr>
+          <w:ilvl w:val="1"/>
+          <w:numId w:val="1054"/>
+        </w:numPr>
+      </w:pPr>
+      <w:r>
+        <w:t xml:space="preserve">Altura del cilindro.</w:t>
+      </w:r>
+    </w:p>
+    <w:p>
+      <w:pPr>
+        <w:numPr>
+          <w:ilvl w:val="1"/>
+          <w:numId w:val="1054"/>
+        </w:numPr>
+      </w:pPr>
+      <w:r>
+        <w:t xml:space="preserve">Diámetro externo.</w:t>
+      </w:r>
+    </w:p>
+    <w:p>
+      <w:pPr>
+        <w:numPr>
+          <w:ilvl w:val="0"/>
+          <w:numId w:val="1000"/>
+        </w:numPr>
+      </w:pPr>
+      <w:r>
+        <w:rPr>
+          <w:b/>
+          <w:bCs/>
+        </w:rPr>
+        <w:t xml:space="preserve">Solución</w:t>
+      </w:r>
+      <w:r>
+        <w:br/>
+      </w:r>
+      <w:r>
+        <w:t xml:space="preserve">La respuesta correcta es:</w:t>
+      </w:r>
+      <w:r>
+        <w:t xml:space="preserve"> </w:t>
+      </w:r>
+      <w:r>
+        <w:rPr>
+          <w:b/>
+          <w:bCs/>
+        </w:rPr>
+        <w:t xml:space="preserve">Altura del cilindro</w:t>
+      </w:r>
+      <w:r>
+        <w:t xml:space="preserve">.</w:t>
+      </w:r>
+    </w:p>
+    <w:p>
+      <w:pPr>
+        <w:numPr>
+          <w:ilvl w:val="0"/>
+          <w:numId w:val="1000"/>
+        </w:numPr>
+      </w:pPr>
+      <w:r>
+        <w:t xml:space="preserve">Para calcular el volumen de solución necesario para llenar el depósito cilíndrico hueco, necesitamos calcular el volumen de un cilindro, cuya fórmula es:</w:t>
+      </w:r>
+    </w:p>
+    <w:p>
+      <w:pPr>
+        <w:numPr>
+          <w:ilvl w:val="0"/>
+          <w:numId w:val="1000"/>
+        </w:numPr>
+      </w:pPr>
+      <m:oMath>
+        <m:r>
+          <m:t>V</m:t>
+        </m:r>
+        <m:r>
+          <m:rPr>
+            <m:sty m:val="p"/>
+          </m:rPr>
+          <m:t>=</m:t>
+        </m:r>
+        <m:r>
+          <m:t>π</m:t>
+        </m:r>
+        <m:r>
+          <m:rPr>
+            <m:sty m:val="p"/>
+          </m:rPr>
+          <m:t>⋅</m:t>
+        </m:r>
+        <m:sSup>
+          <m:e>
+            <m:r>
+              <m:t>r</m:t>
+            </m:r>
+          </m:e>
+          <m:sup>
+            <m:r>
+              <m:t>2</m:t>
+            </m:r>
+          </m:sup>
+        </m:sSup>
+        <m:r>
+          <m:rPr>
+            <m:sty m:val="p"/>
+          </m:rPr>
+          <m:t>⋅</m:t>
+        </m:r>
+        <m:r>
+          <m:t>h</m:t>
+        </m:r>
+      </m:oMath>
+    </w:p>
+    <w:p>
+      <w:pPr>
+        <w:numPr>
+          <w:ilvl w:val="0"/>
+          <w:numId w:val="1000"/>
+        </w:numPr>
+      </w:pPr>
+      <w:r>
+        <w:t xml:space="preserve">Donde:</w:t>
+      </w:r>
+    </w:p>
+    <w:p>
+      <w:pPr>
+        <w:numPr>
+          <w:ilvl w:val="1"/>
+          <w:numId w:val="1055"/>
+        </w:numPr>
+      </w:pPr>
+      <m:oMath>
+        <m:r>
+          <m:t>r</m:t>
+        </m:r>
+      </m:oMath>
+      <w:r>
+        <w:t xml:space="preserve"> </w:t>
+      </w:r>
+      <w:r>
+        <w:t xml:space="preserve">es el radio (en este caso, el radio interno = 2.2 dm)</w:t>
+      </w:r>
+    </w:p>
+    <w:p>
+      <w:pPr>
+        <w:numPr>
+          <w:ilvl w:val="1"/>
+          <w:numId w:val="1055"/>
+        </w:numPr>
+      </w:pPr>
+      <m:oMath>
+        <m:r>
+          <m:t>h</m:t>
+        </m:r>
+      </m:oMath>
+      <w:r>
+        <w:t xml:space="preserve"> </w:t>
+      </w:r>
+      <w:r>
+        <w:t xml:space="preserve">es la altura del cilindro</w:t>
+      </w:r>
+    </w:p>
+    <w:p>
+      <w:pPr>
+        <w:numPr>
+          <w:ilvl w:val="0"/>
+          <w:numId w:val="1000"/>
+        </w:numPr>
+      </w:pPr>
+      <w:r>
+        <w:t xml:space="preserve">En el problema se nos proporciona:</w:t>
+      </w:r>
+    </w:p>
+    <w:p>
+      <w:pPr>
+        <w:numPr>
+          <w:ilvl w:val="1"/>
+          <w:numId w:val="1056"/>
+        </w:numPr>
+      </w:pPr>
+      <w:r>
+        <w:t xml:space="preserve">Diámetro externo = 9.8 dm</w:t>
+      </w:r>
+    </w:p>
+    <w:p>
+      <w:pPr>
+        <w:numPr>
+          <w:ilvl w:val="1"/>
+          <w:numId w:val="1056"/>
+        </w:numPr>
+      </w:pPr>
+      <w:r>
+        <w:t xml:space="preserve">Radio interno = 2.2 dm</w:t>
+      </w:r>
+    </w:p>
+    <w:p>
+      <w:pPr>
+        <w:numPr>
+          <w:ilvl w:val="0"/>
+          <w:numId w:val="1000"/>
+        </w:numPr>
+      </w:pPr>
+      <w:r>
+        <w:t xml:space="preserve">Sin embargo, no se nos proporciona la altura del cilindro, que es esencial para calcular el volumen. Por lo tanto, a Sofía le falta conocer la altura del cilindro para poder calcular la cantidad de solución necesaria.</w:t>
+      </w:r>
+    </w:p>
+    <w:p>
+      <w:pPr>
+        <w:numPr>
+          <w:ilvl w:val="0"/>
+          <w:numId w:val="1000"/>
+        </w:numPr>
+      </w:pPr>
+      <w:r>
+        <w:t xml:space="preserve">Si tuviéramos la altura, el volumen se calcularía así:</w:t>
+      </w:r>
+    </w:p>
+    <w:p>
+      <w:pPr>
+        <w:numPr>
+          <w:ilvl w:val="0"/>
+          <w:numId w:val="1000"/>
+        </w:numPr>
+      </w:pPr>
+      <m:oMath>
+        <m:r>
+          <m:t>V</m:t>
+        </m:r>
+        <m:r>
+          <m:rPr>
+            <m:sty m:val="p"/>
+          </m:rPr>
+          <m:t>=</m:t>
+        </m:r>
+        <m:r>
+          <m:t>π</m:t>
+        </m:r>
+        <m:r>
+          <m:rPr>
+            <m:sty m:val="p"/>
+          </m:rPr>
+          <m:t>⋅</m:t>
+        </m:r>
+        <m:sSup>
+          <m:e>
+            <m:d>
+              <m:dPr>
+                <m:begChr m:val="("/>
+                <m:endChr m:val=")"/>
+                <m:sepChr m:val=""/>
+                <m:grow/>
+              </m:dPr>
+              <m:e>
+                <m:r>
+                  <m:t>2.2</m:t>
+                </m:r>
+              </m:e>
+            </m:d>
+          </m:e>
+          <m:sup>
+            <m:r>
+              <m:t>2</m:t>
+            </m:r>
+          </m:sup>
+        </m:sSup>
+        <m:r>
+          <m:rPr>
+            <m:sty m:val="p"/>
+          </m:rPr>
+          <m:t>⋅</m:t>
+        </m:r>
+        <m:r>
+          <m:t>h</m:t>
+        </m:r>
+        <m:r>
+          <m:rPr>
+            <m:sty m:val="p"/>
+          </m:rPr>
+          <m:t>=</m:t>
+        </m:r>
+        <m:r>
+          <m:t>15.21</m:t>
+        </m:r>
+        <m:r>
+          <m:rPr>
+            <m:sty m:val="p"/>
+          </m:rPr>
+          <m:t>⋅</m:t>
+        </m:r>
+        <m:r>
+          <m:t>h</m:t>
+        </m:r>
+      </m:oMath>
+      <w:r>
+        <w:t xml:space="preserve"> </w:t>
+      </w:r>
+      <w:r>
+        <w:t xml:space="preserve">dm³</w:t>
+      </w:r>
+    </w:p>
+    <w:p>
+      <w:pPr>
+        <w:numPr>
+          <w:ilvl w:val="1"/>
+          <w:numId w:val="1057"/>
+        </w:numPr>
+      </w:pPr>
+      <w:r>
+        <w:t xml:space="preserve">Falso</w:t>
+      </w:r>
+    </w:p>
+    <w:p>
+      <w:pPr>
+        <w:numPr>
+          <w:ilvl w:val="1"/>
+          <w:numId w:val="1057"/>
+        </w:numPr>
+      </w:pPr>
+      <w:r>
+        <w:t xml:space="preserve">Falso</w:t>
+      </w:r>
+    </w:p>
+    <w:p>
+      <w:pPr>
+        <w:numPr>
+          <w:ilvl w:val="1"/>
+          <w:numId w:val="1057"/>
+        </w:numPr>
+      </w:pPr>
+      <w:r>
+        <w:t xml:space="preserve">Verdadero</w:t>
+      </w:r>
+    </w:p>
+    <w:p>
+      <w:pPr>
+        <w:numPr>
+          <w:ilvl w:val="1"/>
+          <w:numId w:val="1057"/>
+        </w:numPr>
+      </w:pPr>
+      <w:r>
+        <w:t xml:space="preserve">Falso</w:t>
+      </w:r>
+    </w:p>
+    <w:p>
+      <w:pPr>
+        <w:numPr>
+          <w:ilvl w:val="0"/>
+          <w:numId w:val="1001"/>
+        </w:numPr>
+      </w:pPr>
+      <w:r>
+        <w:rPr>
+          <w:b/>
+          <w:bCs/>
+        </w:rPr>
+        <w:t xml:space="preserve">Escenario</w:t>
+      </w:r>
+      <w:r>
+        <w:br/>
+      </w:r>
+      <w:r>
+        <w:t xml:space="preserve">Gabriel desea saber cuánto(a) líquido se necesita para llenar un tanque cilíndrico interno(a), pero solamente cuenta con las medidas de las dimensiones que muestra la figura.</w:t>
+      </w:r>
+    </w:p>
+    <w:p>
+      <w:pPr>
+        <w:numPr>
+          <w:ilvl w:val="0"/>
+          <w:numId w:val="1000"/>
+        </w:numPr>
+      </w:pPr>
+      <w:r>
+        <w:drawing>
+          <wp:inline>
+            <wp:extent cx="2667000" cy="3080488"/>
+            <wp:effectExtent b="0" l="0" r="0" t="0"/>
+            <wp:docPr descr="image" title="" id="119" name="Picture"/>
+            <a:graphic>
+              <a:graphicData uri="http://schemas.openxmlformats.org/drawingml/2006/picture">
+                <pic:pic>
+                  <pic:nvPicPr>
+                    <pic:cNvPr descr="media/supplements1/exercise15/cilindro_hueco.png" id="120" name="Picture"/>
+                    <pic:cNvPicPr>
+                      <a:picLocks noChangeArrowheads="1" noChangeAspect="1"/>
+                    </pic:cNvPicPr>
+                  </pic:nvPicPr>
+                  <pic:blipFill>
+                    <a:blip r:embed="rId118"/>
+                    <a:stretch>
+                      <a:fillRect/>
+                    </a:stretch>
+                  </pic:blipFill>
+                  <pic:spPr bwMode="auto">
+                    <a:xfrm>
+                      <a:off x="0" y="0"/>
+                      <a:ext cx="2667000" cy="3080488"/>
+                    </a:xfrm>
+                    <a:prstGeom prst="rect">
+                      <a:avLst/>
+                    </a:prstGeom>
+                    <a:noFill/>
+                    <a:ln w="9525">
+                      <a:noFill/>
+                      <a:headEnd/>
+                      <a:tailEnd/>
+                    </a:ln>
+                  </pic:spPr>
+                </pic:pic>
+              </a:graphicData>
+            </a:graphic>
+          </wp:inline>
+        </w:drawing>
+      </w:r>
+    </w:p>
+    <w:p>
+      <w:pPr>
+        <w:numPr>
+          <w:ilvl w:val="0"/>
+          <w:numId w:val="1000"/>
+        </w:numPr>
+      </w:pPr>
+      <w:r>
+        <w:drawing>
+          <wp:inline>
+            <wp:extent cx="2159999" cy="691199"/>
+            <wp:effectExtent b="0" l="0" r="0" t="0"/>
+            <wp:docPr descr="image" title="" id="122" name="Picture"/>
+            <a:graphic>
+              <a:graphicData uri="http://schemas.openxmlformats.org/drawingml/2006/picture">
+                <pic:pic>
+                  <pic:nvPicPr>
+                    <pic:cNvPr descr="media/supplements1/exercise15/tabla_datos.svg" id="123" name="Picture"/>
+                    <pic:cNvPicPr>
+                      <a:picLocks noChangeArrowheads="1" noChangeAspect="1"/>
+                    </pic:cNvPicPr>
+                  </pic:nvPicPr>
+                  <pic:blipFill>
+                    <a:blip r:embed="rId124">
+                      <a:extLst>
+                        <a:ext uri="{28A0092B-C50C-407E-A947-70E740481C1C}">
+                          <a14:useLocalDpi xmlns:a14="http://schemas.microsoft.com/office/drawing/2010/main" val="0"/>
+                        </a:ext>
+                        <a:ext uri="{96DAC541-7B7A-43D3-8B79-37D633B846F1}">
+                          <asvg:svgBlip xmlns:asvg="http://schemas.microsoft.com/office/drawing/2016/SVG/main" r:embed="rId121"/>
+                        </a:ext>
+                      </a:extLst>
+                    </a:blip>
+                    <a:stretch>
+                      <a:fillRect/>
+                    </a:stretch>
+                  </pic:blipFill>
+                  <pic:spPr bwMode="auto">
+                    <a:xfrm>
+                      <a:off x="0" y="0"/>
+                      <a:ext cx="2159999" cy="691199"/>
+                    </a:xfrm>
+                    <a:prstGeom prst="rect">
+                      <a:avLst/>
+                    </a:prstGeom>
+                    <a:noFill/>
+                    <a:ln w="9525">
+                      <a:noFill/>
+                      <a:headEnd/>
+                      <a:tailEnd/>
+                    </a:ln>
+                  </pic:spPr>
+                </pic:pic>
+              </a:graphicData>
+            </a:graphic>
+          </wp:inline>
+        </w:drawing>
+      </w:r>
+    </w:p>
+    <w:p>
+      <w:pPr>
+        <w:numPr>
+          <w:ilvl w:val="0"/>
+          <w:numId w:val="1000"/>
+        </w:numPr>
+      </w:pPr>
+      <w:r>
+        <w:t xml:space="preserve">¿Cuál medida le falta a Gabriel para hallar la cantidad deseada?</w:t>
+      </w:r>
+    </w:p>
+    <w:p>
+      <w:pPr>
+        <w:numPr>
+          <w:ilvl w:val="1"/>
+          <w:numId w:val="1058"/>
+        </w:numPr>
+      </w:pPr>
+      <w:r>
+        <w:t xml:space="preserve">Radio externo.</w:t>
+      </w:r>
+    </w:p>
+    <w:p>
+      <w:pPr>
+        <w:numPr>
+          <w:ilvl w:val="1"/>
+          <w:numId w:val="1058"/>
+        </w:numPr>
+      </w:pPr>
+      <w:r>
+        <w:t xml:space="preserve">Altura del cilindro.</w:t>
+      </w:r>
+    </w:p>
+    <w:p>
+      <w:pPr>
+        <w:numPr>
+          <w:ilvl w:val="1"/>
+          <w:numId w:val="1058"/>
+        </w:numPr>
+      </w:pPr>
+      <w:r>
+        <w:t xml:space="preserve">Perímetro del cilindro.</w:t>
+      </w:r>
+    </w:p>
+    <w:p>
+      <w:pPr>
+        <w:numPr>
+          <w:ilvl w:val="1"/>
+          <w:numId w:val="1058"/>
+        </w:numPr>
+      </w:pPr>
+      <w:r>
+        <w:t xml:space="preserve">Diámetro externo.</w:t>
+      </w:r>
+    </w:p>
+    <w:p>
+      <w:pPr>
+        <w:numPr>
+          <w:ilvl w:val="0"/>
+          <w:numId w:val="1000"/>
+        </w:numPr>
+      </w:pPr>
+      <w:r>
+        <w:rPr>
+          <w:b/>
+          <w:bCs/>
+        </w:rPr>
+        <w:t xml:space="preserve">Solución</w:t>
+      </w:r>
+      <w:r>
+        <w:br/>
+      </w:r>
+      <w:r>
+        <w:t xml:space="preserve">La respuesta correcta es:</w:t>
+      </w:r>
+      <w:r>
+        <w:t xml:space="preserve"> </w:t>
+      </w:r>
+      <w:r>
+        <w:rPr>
+          <w:b/>
+          <w:bCs/>
+        </w:rPr>
+        <w:t xml:space="preserve">Altura del cilindro</w:t>
+      </w:r>
+      <w:r>
+        <w:t xml:space="preserve">.</w:t>
+      </w:r>
+    </w:p>
+    <w:p>
+      <w:pPr>
+        <w:numPr>
+          <w:ilvl w:val="0"/>
+          <w:numId w:val="1000"/>
+        </w:numPr>
+      </w:pPr>
+      <w:r>
+        <w:t xml:space="preserve">Para calcular el volumen de líquido necesario para llenar el tanque cilíndrico hueco, necesitamos calcular el volumen de un cilindro, cuya fórmula es:</w:t>
+      </w:r>
+    </w:p>
+    <w:p>
+      <w:pPr>
+        <w:numPr>
+          <w:ilvl w:val="0"/>
+          <w:numId w:val="1000"/>
+        </w:numPr>
+      </w:pPr>
+      <m:oMath>
+        <m:r>
+          <m:t>V</m:t>
+        </m:r>
+        <m:r>
+          <m:rPr>
+            <m:sty m:val="p"/>
+          </m:rPr>
+          <m:t>=</m:t>
+        </m:r>
+        <m:r>
+          <m:t>π</m:t>
+        </m:r>
+        <m:r>
+          <m:rPr>
+            <m:sty m:val="p"/>
+          </m:rPr>
+          <m:t>⋅</m:t>
+        </m:r>
+        <m:sSup>
+          <m:e>
+            <m:r>
+              <m:t>r</m:t>
+            </m:r>
+          </m:e>
+          <m:sup>
+            <m:r>
+              <m:t>2</m:t>
+            </m:r>
+          </m:sup>
+        </m:sSup>
+        <m:r>
+          <m:rPr>
+            <m:sty m:val="p"/>
+          </m:rPr>
+          <m:t>⋅</m:t>
+        </m:r>
+        <m:r>
+          <m:t>h</m:t>
+        </m:r>
+      </m:oMath>
+    </w:p>
+    <w:p>
+      <w:pPr>
+        <w:numPr>
+          <w:ilvl w:val="0"/>
+          <w:numId w:val="1000"/>
+        </w:numPr>
+      </w:pPr>
+      <w:r>
+        <w:t xml:space="preserve">Donde:</w:t>
+      </w:r>
+    </w:p>
+    <w:p>
+      <w:pPr>
+        <w:numPr>
+          <w:ilvl w:val="1"/>
+          <w:numId w:val="1059"/>
+        </w:numPr>
+      </w:pPr>
+      <m:oMath>
+        <m:r>
+          <m:t>r</m:t>
+        </m:r>
+      </m:oMath>
+      <w:r>
+        <w:t xml:space="preserve"> </w:t>
+      </w:r>
+      <w:r>
+        <w:t xml:space="preserve">es el radio (en este caso, el radio interno = 2.4 dm)</w:t>
+      </w:r>
+    </w:p>
+    <w:p>
+      <w:pPr>
+        <w:numPr>
+          <w:ilvl w:val="1"/>
+          <w:numId w:val="1059"/>
+        </w:numPr>
+      </w:pPr>
+      <m:oMath>
+        <m:r>
+          <m:t>h</m:t>
+        </m:r>
+      </m:oMath>
+      <w:r>
+        <w:t xml:space="preserve"> </w:t>
+      </w:r>
+      <w:r>
+        <w:t xml:space="preserve">es la altura del cilindro</w:t>
+      </w:r>
+    </w:p>
+    <w:p>
+      <w:pPr>
+        <w:numPr>
+          <w:ilvl w:val="0"/>
+          <w:numId w:val="1000"/>
+        </w:numPr>
+      </w:pPr>
+      <w:r>
+        <w:t xml:space="preserve">En el problema se nos proporciona:</w:t>
+      </w:r>
+    </w:p>
+    <w:p>
+      <w:pPr>
+        <w:numPr>
+          <w:ilvl w:val="1"/>
+          <w:numId w:val="1060"/>
+        </w:numPr>
+      </w:pPr>
+      <w:r>
+        <w:t xml:space="preserve">Diámetro externo = 8.2 dm</w:t>
+      </w:r>
+    </w:p>
+    <w:p>
+      <w:pPr>
+        <w:numPr>
+          <w:ilvl w:val="1"/>
+          <w:numId w:val="1060"/>
+        </w:numPr>
+      </w:pPr>
+      <w:r>
+        <w:t xml:space="preserve">Radio interno = 2.4 dm</w:t>
+      </w:r>
+    </w:p>
+    <w:p>
+      <w:pPr>
+        <w:numPr>
+          <w:ilvl w:val="0"/>
+          <w:numId w:val="1000"/>
+        </w:numPr>
+      </w:pPr>
+      <w:r>
+        <w:t xml:space="preserve">Sin embargo, no se nos proporciona la altura del cilindro, que es esencial para calcular el volumen. Por lo tanto, a Gabriel le falta conocer la altura del cilindro para poder calcular la cantidad de líquido necesaria.</w:t>
+      </w:r>
+    </w:p>
+    <w:p>
+      <w:pPr>
+        <w:numPr>
+          <w:ilvl w:val="0"/>
+          <w:numId w:val="1000"/>
+        </w:numPr>
+      </w:pPr>
+      <w:r>
+        <w:t xml:space="preserve">Si tuviéramos la altura, el volumen se calcularía así:</w:t>
+      </w:r>
+    </w:p>
+    <w:p>
+      <w:pPr>
+        <w:numPr>
+          <w:ilvl w:val="0"/>
+          <w:numId w:val="1000"/>
+        </w:numPr>
+      </w:pPr>
+      <m:oMath>
+        <m:r>
+          <m:t>V</m:t>
+        </m:r>
+        <m:r>
+          <m:rPr>
+            <m:sty m:val="p"/>
+          </m:rPr>
+          <m:t>=</m:t>
+        </m:r>
+        <m:r>
+          <m:t>π</m:t>
+        </m:r>
+        <m:r>
+          <m:rPr>
+            <m:sty m:val="p"/>
+          </m:rPr>
+          <m:t>⋅</m:t>
+        </m:r>
+        <m:sSup>
+          <m:e>
+            <m:d>
+              <m:dPr>
+                <m:begChr m:val="("/>
+                <m:endChr m:val=")"/>
+                <m:sepChr m:val=""/>
+                <m:grow/>
+              </m:dPr>
+              <m:e>
+                <m:r>
+                  <m:t>2.4</m:t>
+                </m:r>
+              </m:e>
+            </m:d>
+          </m:e>
+          <m:sup>
+            <m:r>
+              <m:t>2</m:t>
+            </m:r>
+          </m:sup>
+        </m:sSup>
+        <m:r>
+          <m:rPr>
+            <m:sty m:val="p"/>
+          </m:rPr>
+          <m:t>⋅</m:t>
+        </m:r>
+        <m:r>
+          <m:t>h</m:t>
+        </m:r>
+        <m:r>
+          <m:rPr>
+            <m:sty m:val="p"/>
+          </m:rPr>
+          <m:t>=</m:t>
+        </m:r>
+        <m:r>
+          <m:t>18.1</m:t>
+        </m:r>
+        <m:r>
+          <m:rPr>
+            <m:sty m:val="p"/>
+          </m:rPr>
+          <m:t>⋅</m:t>
+        </m:r>
+        <m:r>
+          <m:t>h</m:t>
+        </m:r>
+      </m:oMath>
+      <w:r>
+        <w:t xml:space="preserve"> </w:t>
+      </w:r>
+      <w:r>
+        <w:t xml:space="preserve">dm³</w:t>
+      </w:r>
+    </w:p>
+    <w:p>
+      <w:pPr>
+        <w:numPr>
+          <w:ilvl w:val="1"/>
+          <w:numId w:val="1061"/>
+        </w:numPr>
+      </w:pPr>
+      <w:r>
+        <w:t xml:space="preserve">Falso</w:t>
+      </w:r>
+    </w:p>
+    <w:p>
+      <w:pPr>
+        <w:numPr>
+          <w:ilvl w:val="1"/>
+          <w:numId w:val="1061"/>
+        </w:numPr>
+      </w:pPr>
+      <w:r>
+        <w:t xml:space="preserve">Verdadero</w:t>
+      </w:r>
+    </w:p>
+    <w:p>
+      <w:pPr>
+        <w:numPr>
+          <w:ilvl w:val="1"/>
+          <w:numId w:val="1061"/>
+        </w:numPr>
+      </w:pPr>
+      <w:r>
+        <w:t xml:space="preserve">Falso</w:t>
+      </w:r>
+    </w:p>
+    <w:p>
+      <w:pPr>
+        <w:numPr>
+          <w:ilvl w:val="1"/>
+          <w:numId w:val="1061"/>
+        </w:numPr>
+      </w:pPr>
+      <w:r>
+        <w:t xml:space="preserve">Falso</w:t>
+      </w:r>
+    </w:p>
+    <w:p>
+      <w:pPr>
+        <w:numPr>
+          <w:ilvl w:val="0"/>
+          <w:numId w:val="1001"/>
+        </w:numPr>
+      </w:pPr>
+      <w:r>
+        <w:rPr>
+          <w:b/>
+          <w:bCs/>
+        </w:rPr>
+        <w:t xml:space="preserve">Escenario</w:t>
+      </w:r>
+      <w:r>
+        <w:br/>
+      </w:r>
+      <w:r>
+        <w:t xml:space="preserve">Carlos desea saber cuánto(a) aceite se necesita para llenar un tanque cilíndrico interno(a), pero solamente cuenta con las medidas de las dimensiones que muestra la figura.</w:t>
+      </w:r>
+    </w:p>
+    <w:p>
+      <w:pPr>
+        <w:numPr>
+          <w:ilvl w:val="0"/>
+          <w:numId w:val="1000"/>
+        </w:numPr>
+      </w:pPr>
+      <w:r>
+        <w:drawing>
+          <wp:inline>
+            <wp:extent cx="2667000" cy="3270641"/>
+            <wp:effectExtent b="0" l="0" r="0" t="0"/>
+            <wp:docPr descr="image" title="" id="126" name="Picture"/>
+            <a:graphic>
+              <a:graphicData uri="http://schemas.openxmlformats.org/drawingml/2006/picture">
+                <pic:pic>
+                  <pic:nvPicPr>
+                    <pic:cNvPr descr="media/supplements1/exercise16/cilindro_hueco.png" id="127" name="Picture"/>
+                    <pic:cNvPicPr>
+                      <a:picLocks noChangeArrowheads="1" noChangeAspect="1"/>
+                    </pic:cNvPicPr>
+                  </pic:nvPicPr>
+                  <pic:blipFill>
+                    <a:blip r:embed="rId125"/>
+                    <a:stretch>
+                      <a:fillRect/>
+                    </a:stretch>
+                  </pic:blipFill>
+                  <pic:spPr bwMode="auto">
+                    <a:xfrm>
+                      <a:off x="0" y="0"/>
+                      <a:ext cx="2667000" cy="3270641"/>
+                    </a:xfrm>
+                    <a:prstGeom prst="rect">
+                      <a:avLst/>
+                    </a:prstGeom>
+                    <a:noFill/>
+                    <a:ln w="9525">
+                      <a:noFill/>
+                      <a:headEnd/>
+                      <a:tailEnd/>
+                    </a:ln>
+                  </pic:spPr>
+                </pic:pic>
+              </a:graphicData>
+            </a:graphic>
+          </wp:inline>
+        </w:drawing>
+      </w:r>
+    </w:p>
+    <w:p>
+      <w:pPr>
+        <w:numPr>
+          <w:ilvl w:val="0"/>
+          <w:numId w:val="1000"/>
+        </w:numPr>
+      </w:pPr>
+      <w:r>
+        <w:drawing>
+          <wp:inline>
+            <wp:extent cx="2159999" cy="691199"/>
+            <wp:effectExtent b="0" l="0" r="0" t="0"/>
+            <wp:docPr descr="image" title="" id="129" name="Picture"/>
+            <a:graphic>
+              <a:graphicData uri="http://schemas.openxmlformats.org/drawingml/2006/picture">
+                <pic:pic>
+                  <pic:nvPicPr>
+                    <pic:cNvPr descr="media/supplements1/exercise16/tabla_datos.svg" id="130" name="Picture"/>
+                    <pic:cNvPicPr>
+                      <a:picLocks noChangeArrowheads="1" noChangeAspect="1"/>
+                    </pic:cNvPicPr>
+                  </pic:nvPicPr>
+                  <pic:blipFill>
+                    <a:blip r:embed="rId131">
+                      <a:extLst>
+                        <a:ext uri="{28A0092B-C50C-407E-A947-70E740481C1C}">
+                          <a14:useLocalDpi xmlns:a14="http://schemas.microsoft.com/office/drawing/2010/main" val="0"/>
+                        </a:ext>
+                        <a:ext uri="{96DAC541-7B7A-43D3-8B79-37D633B846F1}">
+                          <asvg:svgBlip xmlns:asvg="http://schemas.microsoft.com/office/drawing/2016/SVG/main" r:embed="rId128"/>
+                        </a:ext>
+                      </a:extLst>
+                    </a:blip>
+                    <a:stretch>
+                      <a:fillRect/>
+                    </a:stretch>
+                  </pic:blipFill>
+                  <pic:spPr bwMode="auto">
+                    <a:xfrm>
+                      <a:off x="0" y="0"/>
+                      <a:ext cx="2159999" cy="691199"/>
+                    </a:xfrm>
+                    <a:prstGeom prst="rect">
+                      <a:avLst/>
+                    </a:prstGeom>
+                    <a:noFill/>
+                    <a:ln w="9525">
+                      <a:noFill/>
+                      <a:headEnd/>
+                      <a:tailEnd/>
+                    </a:ln>
+                  </pic:spPr>
+                </pic:pic>
+              </a:graphicData>
+            </a:graphic>
+          </wp:inline>
+        </w:drawing>
+      </w:r>
+    </w:p>
+    <w:p>
+      <w:pPr>
+        <w:numPr>
+          <w:ilvl w:val="0"/>
+          <w:numId w:val="1000"/>
+        </w:numPr>
+      </w:pPr>
+      <w:r>
+        <w:t xml:space="preserve">¿Cuál medida le falta a Carlos para hallar la cantidad deseada?</w:t>
+      </w:r>
+    </w:p>
+    <w:p>
+      <w:pPr>
+        <w:numPr>
+          <w:ilvl w:val="1"/>
+          <w:numId w:val="1062"/>
+        </w:numPr>
+      </w:pPr>
+      <w:r>
+        <w:t xml:space="preserve">Radio externo.</w:t>
+      </w:r>
+    </w:p>
+    <w:p>
+      <w:pPr>
+        <w:numPr>
+          <w:ilvl w:val="1"/>
+          <w:numId w:val="1062"/>
+        </w:numPr>
+      </w:pPr>
+      <w:r>
+        <w:t xml:space="preserve">Altura del cilindro.</w:t>
+      </w:r>
+    </w:p>
+    <w:p>
+      <w:pPr>
+        <w:numPr>
+          <w:ilvl w:val="1"/>
+          <w:numId w:val="1062"/>
+        </w:numPr>
+      </w:pPr>
+      <w:r>
+        <w:t xml:space="preserve">Diámetro externo.</w:t>
+      </w:r>
+    </w:p>
+    <w:p>
+      <w:pPr>
+        <w:numPr>
+          <w:ilvl w:val="1"/>
+          <w:numId w:val="1062"/>
+        </w:numPr>
+      </w:pPr>
+      <w:r>
+        <w:t xml:space="preserve">Perímetro del cilindro.</w:t>
+      </w:r>
+    </w:p>
+    <w:p>
+      <w:pPr>
+        <w:numPr>
+          <w:ilvl w:val="0"/>
+          <w:numId w:val="1000"/>
+        </w:numPr>
+      </w:pPr>
+      <w:r>
+        <w:rPr>
+          <w:b/>
+          <w:bCs/>
+        </w:rPr>
+        <w:t xml:space="preserve">Solución</w:t>
+      </w:r>
+      <w:r>
+        <w:br/>
+      </w:r>
+      <w:r>
+        <w:t xml:space="preserve">La respuesta correcta es:</w:t>
+      </w:r>
+      <w:r>
+        <w:t xml:space="preserve"> </w:t>
+      </w:r>
+      <w:r>
+        <w:rPr>
+          <w:b/>
+          <w:bCs/>
+        </w:rPr>
+        <w:t xml:space="preserve">Altura del cilindro</w:t>
+      </w:r>
+      <w:r>
+        <w:t xml:space="preserve">.</w:t>
+      </w:r>
+    </w:p>
+    <w:p>
+      <w:pPr>
+        <w:numPr>
+          <w:ilvl w:val="0"/>
+          <w:numId w:val="1000"/>
+        </w:numPr>
+      </w:pPr>
+      <w:r>
+        <w:t xml:space="preserve">Para calcular el volumen de aceite necesario para llenar el tanque cilíndrico interno, necesitamos calcular el volumen de un cilindro, cuya fórmula es:</w:t>
+      </w:r>
+    </w:p>
+    <w:p>
+      <w:pPr>
+        <w:numPr>
+          <w:ilvl w:val="0"/>
+          <w:numId w:val="1000"/>
+        </w:numPr>
+      </w:pPr>
+      <m:oMath>
+        <m:r>
+          <m:t>V</m:t>
+        </m:r>
+        <m:r>
+          <m:rPr>
+            <m:sty m:val="p"/>
+          </m:rPr>
+          <m:t>=</m:t>
+        </m:r>
+        <m:r>
+          <m:t>π</m:t>
+        </m:r>
+        <m:r>
+          <m:rPr>
+            <m:sty m:val="p"/>
+          </m:rPr>
+          <m:t>⋅</m:t>
+        </m:r>
+        <m:sSup>
+          <m:e>
+            <m:r>
+              <m:t>r</m:t>
+            </m:r>
+          </m:e>
+          <m:sup>
+            <m:r>
+              <m:t>2</m:t>
+            </m:r>
+          </m:sup>
+        </m:sSup>
+        <m:r>
+          <m:rPr>
+            <m:sty m:val="p"/>
+          </m:rPr>
+          <m:t>⋅</m:t>
+        </m:r>
+        <m:r>
+          <m:t>h</m:t>
+        </m:r>
+      </m:oMath>
+    </w:p>
+    <w:p>
+      <w:pPr>
+        <w:numPr>
+          <w:ilvl w:val="0"/>
+          <w:numId w:val="1000"/>
+        </w:numPr>
+      </w:pPr>
+      <w:r>
+        <w:t xml:space="preserve">Donde:</w:t>
+      </w:r>
+    </w:p>
+    <w:p>
+      <w:pPr>
+        <w:numPr>
+          <w:ilvl w:val="1"/>
+          <w:numId w:val="1063"/>
+        </w:numPr>
+      </w:pPr>
+      <m:oMath>
+        <m:r>
+          <m:t>r</m:t>
+        </m:r>
+      </m:oMath>
+      <w:r>
+        <w:t xml:space="preserve"> </w:t>
+      </w:r>
+      <w:r>
+        <w:t xml:space="preserve">es el radio (en este caso, el radio interno = 17 cm)</w:t>
+      </w:r>
+    </w:p>
+    <w:p>
+      <w:pPr>
+        <w:numPr>
+          <w:ilvl w:val="1"/>
+          <w:numId w:val="1063"/>
+        </w:numPr>
+      </w:pPr>
+      <m:oMath>
+        <m:r>
+          <m:t>h</m:t>
+        </m:r>
+      </m:oMath>
+      <w:r>
+        <w:t xml:space="preserve"> </w:t>
+      </w:r>
+      <w:r>
+        <w:t xml:space="preserve">es la altura del cilindro</w:t>
+      </w:r>
+    </w:p>
+    <w:p>
+      <w:pPr>
+        <w:numPr>
+          <w:ilvl w:val="0"/>
+          <w:numId w:val="1000"/>
+        </w:numPr>
+      </w:pPr>
+      <w:r>
+        <w:t xml:space="preserve">En el problema se nos proporciona:</w:t>
+      </w:r>
+    </w:p>
+    <w:p>
+      <w:pPr>
+        <w:numPr>
+          <w:ilvl w:val="1"/>
+          <w:numId w:val="1064"/>
+        </w:numPr>
+      </w:pPr>
+      <w:r>
+        <w:t xml:space="preserve">Diámetro externo = 62 cm</w:t>
+      </w:r>
+    </w:p>
+    <w:p>
+      <w:pPr>
+        <w:numPr>
+          <w:ilvl w:val="1"/>
+          <w:numId w:val="1064"/>
+        </w:numPr>
+      </w:pPr>
+      <w:r>
+        <w:t xml:space="preserve">Radio interno = 17 cm</w:t>
+      </w:r>
+    </w:p>
+    <w:p>
+      <w:pPr>
+        <w:numPr>
+          <w:ilvl w:val="0"/>
+          <w:numId w:val="1000"/>
+        </w:numPr>
+      </w:pPr>
+      <w:r>
+        <w:t xml:space="preserve">Sin embargo, no se nos proporciona la altura del cilindro, que es esencial para calcular el volumen. Por lo tanto, a Carlos le falta conocer la altura del cilindro para poder calcular la cantidad de aceite necesaria.</w:t>
+      </w:r>
+    </w:p>
+    <w:p>
+      <w:pPr>
+        <w:numPr>
+          <w:ilvl w:val="0"/>
+          <w:numId w:val="1000"/>
+        </w:numPr>
+      </w:pPr>
+      <w:r>
+        <w:t xml:space="preserve">Si tuviéramos la altura, el volumen se calcularía así:</w:t>
+      </w:r>
+    </w:p>
+    <w:p>
+      <w:pPr>
+        <w:numPr>
+          <w:ilvl w:val="0"/>
+          <w:numId w:val="1000"/>
+        </w:numPr>
+      </w:pPr>
+      <m:oMath>
+        <m:r>
+          <m:t>V</m:t>
+        </m:r>
+        <m:r>
+          <m:rPr>
+            <m:sty m:val="p"/>
+          </m:rPr>
+          <m:t>=</m:t>
+        </m:r>
+        <m:r>
+          <m:t>π</m:t>
+        </m:r>
+        <m:r>
+          <m:rPr>
+            <m:sty m:val="p"/>
+          </m:rPr>
+          <m:t>⋅</m:t>
+        </m:r>
+        <m:sSup>
+          <m:e>
+            <m:d>
+              <m:dPr>
+                <m:begChr m:val="("/>
+                <m:endChr m:val=")"/>
+                <m:sepChr m:val=""/>
+                <m:grow/>
+              </m:dPr>
+              <m:e>
+                <m:r>
+                  <m:t>17</m:t>
+                </m:r>
+              </m:e>
+            </m:d>
+          </m:e>
+          <m:sup>
+            <m:r>
+              <m:t>2</m:t>
+            </m:r>
+          </m:sup>
+        </m:sSup>
+        <m:r>
+          <m:rPr>
+            <m:sty m:val="p"/>
+          </m:rPr>
+          <m:t>⋅</m:t>
+        </m:r>
+        <m:r>
+          <m:t>h</m:t>
+        </m:r>
+        <m:r>
+          <m:rPr>
+            <m:sty m:val="p"/>
+          </m:rPr>
+          <m:t>=</m:t>
+        </m:r>
+        <m:r>
+          <m:t>907.92</m:t>
+        </m:r>
+        <m:r>
+          <m:rPr>
+            <m:sty m:val="p"/>
+          </m:rPr>
+          <m:t>⋅</m:t>
+        </m:r>
+        <m:r>
+          <m:t>h</m:t>
+        </m:r>
+      </m:oMath>
+      <w:r>
+        <w:t xml:space="preserve"> </w:t>
+      </w:r>
+      <w:r>
+        <w:t xml:space="preserve">cm³</w:t>
+      </w:r>
+    </w:p>
+    <w:p>
+      <w:pPr>
+        <w:numPr>
+          <w:ilvl w:val="1"/>
+          <w:numId w:val="1065"/>
+        </w:numPr>
+      </w:pPr>
+      <w:r>
+        <w:t xml:space="preserve">Falso</w:t>
+      </w:r>
+    </w:p>
+    <w:p>
+      <w:pPr>
+        <w:numPr>
+          <w:ilvl w:val="1"/>
+          <w:numId w:val="1065"/>
+        </w:numPr>
+      </w:pPr>
+      <w:r>
+        <w:t xml:space="preserve">Verdadero</w:t>
+      </w:r>
+    </w:p>
+    <w:p>
+      <w:pPr>
+        <w:numPr>
+          <w:ilvl w:val="1"/>
+          <w:numId w:val="1065"/>
+        </w:numPr>
+      </w:pPr>
+      <w:r>
+        <w:t xml:space="preserve">Falso</w:t>
+      </w:r>
+    </w:p>
+    <w:p>
+      <w:pPr>
+        <w:numPr>
+          <w:ilvl w:val="1"/>
+          <w:numId w:val="1065"/>
+        </w:numPr>
+      </w:pPr>
+      <w:r>
+        <w:t xml:space="preserve">Falso</w:t>
+      </w:r>
+    </w:p>
+    <w:p>
+      <w:pPr>
+        <w:numPr>
+          <w:ilvl w:val="0"/>
+          <w:numId w:val="1001"/>
+        </w:numPr>
+      </w:pPr>
+      <w:r>
+        <w:rPr>
+          <w:b/>
+          <w:bCs/>
+        </w:rPr>
+        <w:t xml:space="preserve">Escenario</w:t>
+      </w:r>
+      <w:r>
+        <w:br/>
+      </w:r>
+      <w:r>
+        <w:t xml:space="preserve">Catalina desea saber cuánto(a) solución se necesita para llenar un contenedor cilíndrico interno(a), pero solamente cuenta con las medidas de las dimensiones que muestra la figura.</w:t>
+      </w:r>
+    </w:p>
+    <w:p>
+      <w:pPr>
+        <w:numPr>
+          <w:ilvl w:val="0"/>
+          <w:numId w:val="1000"/>
+        </w:numPr>
+      </w:pPr>
+      <w:r>
+        <w:drawing>
+          <wp:inline>
+            <wp:extent cx="2667000" cy="2457481"/>
+            <wp:effectExtent b="0" l="0" r="0" t="0"/>
+            <wp:docPr descr="image" title="" id="133" name="Picture"/>
+            <a:graphic>
+              <a:graphicData uri="http://schemas.openxmlformats.org/drawingml/2006/picture">
+                <pic:pic>
+                  <pic:nvPicPr>
+                    <pic:cNvPr descr="media/supplements1/exercise17/cilindro_hueco.png" id="134" name="Picture"/>
+                    <pic:cNvPicPr>
+                      <a:picLocks noChangeArrowheads="1" noChangeAspect="1"/>
+                    </pic:cNvPicPr>
+                  </pic:nvPicPr>
+                  <pic:blipFill>
+                    <a:blip r:embed="rId132"/>
+                    <a:stretch>
+                      <a:fillRect/>
+                    </a:stretch>
+                  </pic:blipFill>
+                  <pic:spPr bwMode="auto">
+                    <a:xfrm>
+                      <a:off x="0" y="0"/>
+                      <a:ext cx="2667000" cy="2457481"/>
+                    </a:xfrm>
+                    <a:prstGeom prst="rect">
+                      <a:avLst/>
+                    </a:prstGeom>
+                    <a:noFill/>
+                    <a:ln w="9525">
+                      <a:noFill/>
+                      <a:headEnd/>
+                      <a:tailEnd/>
+                    </a:ln>
+                  </pic:spPr>
+                </pic:pic>
+              </a:graphicData>
+            </a:graphic>
+          </wp:inline>
+        </w:drawing>
+      </w:r>
+    </w:p>
+    <w:p>
+      <w:pPr>
+        <w:numPr>
+          <w:ilvl w:val="0"/>
+          <w:numId w:val="1000"/>
+        </w:numPr>
+      </w:pPr>
+      <w:r>
+        <w:drawing>
+          <wp:inline>
+            <wp:extent cx="2159999" cy="691199"/>
+            <wp:effectExtent b="0" l="0" r="0" t="0"/>
+            <wp:docPr descr="image" title="" id="136" name="Picture"/>
+            <a:graphic>
+              <a:graphicData uri="http://schemas.openxmlformats.org/drawingml/2006/picture">
+                <pic:pic>
+                  <pic:nvPicPr>
+                    <pic:cNvPr descr="media/supplements1/exercise17/tabla_datos.svg" id="137" name="Picture"/>
+                    <pic:cNvPicPr>
+                      <a:picLocks noChangeArrowheads="1" noChangeAspect="1"/>
+                    </pic:cNvPicPr>
+                  </pic:nvPicPr>
+                  <pic:blipFill>
+                    <a:blip r:embed="rId138">
+                      <a:extLst>
+                        <a:ext uri="{28A0092B-C50C-407E-A947-70E740481C1C}">
+                          <a14:useLocalDpi xmlns:a14="http://schemas.microsoft.com/office/drawing/2010/main" val="0"/>
+                        </a:ext>
+                        <a:ext uri="{96DAC541-7B7A-43D3-8B79-37D633B846F1}">
+                          <asvg:svgBlip xmlns:asvg="http://schemas.microsoft.com/office/drawing/2016/SVG/main" r:embed="rId135"/>
+                        </a:ext>
+                      </a:extLst>
+                    </a:blip>
+                    <a:stretch>
+                      <a:fillRect/>
+                    </a:stretch>
+                  </pic:blipFill>
+                  <pic:spPr bwMode="auto">
+                    <a:xfrm>
+                      <a:off x="0" y="0"/>
+                      <a:ext cx="2159999" cy="691199"/>
+                    </a:xfrm>
+                    <a:prstGeom prst="rect">
+                      <a:avLst/>
+                    </a:prstGeom>
+                    <a:noFill/>
+                    <a:ln w="9525">
+                      <a:noFill/>
+                      <a:headEnd/>
+                      <a:tailEnd/>
+                    </a:ln>
+                  </pic:spPr>
+                </pic:pic>
+              </a:graphicData>
+            </a:graphic>
+          </wp:inline>
+        </w:drawing>
+      </w:r>
+    </w:p>
+    <w:p>
+      <w:pPr>
+        <w:numPr>
+          <w:ilvl w:val="0"/>
+          <w:numId w:val="1000"/>
+        </w:numPr>
+      </w:pPr>
+      <w:r>
+        <w:t xml:space="preserve">¿Cuál medida le falta a Catalina para hallar la cantidad deseada?</w:t>
+      </w:r>
+    </w:p>
+    <w:p>
+      <w:pPr>
+        <w:numPr>
+          <w:ilvl w:val="1"/>
+          <w:numId w:val="1066"/>
+        </w:numPr>
+      </w:pPr>
+      <w:r>
+        <w:t xml:space="preserve">Diámetro externo.</w:t>
+      </w:r>
+    </w:p>
+    <w:p>
+      <w:pPr>
+        <w:numPr>
+          <w:ilvl w:val="1"/>
+          <w:numId w:val="1066"/>
+        </w:numPr>
+      </w:pPr>
+      <w:r>
+        <w:t xml:space="preserve">Radio externo.</w:t>
+      </w:r>
+    </w:p>
+    <w:p>
+      <w:pPr>
+        <w:numPr>
+          <w:ilvl w:val="1"/>
+          <w:numId w:val="1066"/>
+        </w:numPr>
+      </w:pPr>
+      <w:r>
+        <w:t xml:space="preserve">Altura del cilindro.</w:t>
+      </w:r>
+    </w:p>
+    <w:p>
+      <w:pPr>
+        <w:numPr>
+          <w:ilvl w:val="1"/>
+          <w:numId w:val="1066"/>
+        </w:numPr>
+      </w:pPr>
+      <w:r>
+        <w:t xml:space="preserve">Perímetro del cilindro.</w:t>
+      </w:r>
+    </w:p>
+    <w:p>
+      <w:pPr>
+        <w:numPr>
+          <w:ilvl w:val="0"/>
+          <w:numId w:val="1000"/>
+        </w:numPr>
+      </w:pPr>
+      <w:r>
+        <w:rPr>
+          <w:b/>
+          <w:bCs/>
+        </w:rPr>
+        <w:t xml:space="preserve">Solución</w:t>
+      </w:r>
+      <w:r>
+        <w:br/>
+      </w:r>
+      <w:r>
+        <w:t xml:space="preserve">La respuesta correcta es:</w:t>
+      </w:r>
+      <w:r>
+        <w:t xml:space="preserve"> </w:t>
+      </w:r>
+      <w:r>
+        <w:rPr>
+          <w:b/>
+          <w:bCs/>
+        </w:rPr>
+        <w:t xml:space="preserve">Altura del cilindro</w:t>
+      </w:r>
+      <w:r>
+        <w:t xml:space="preserve">.</w:t>
+      </w:r>
+    </w:p>
+    <w:p>
+      <w:pPr>
+        <w:numPr>
+          <w:ilvl w:val="0"/>
+          <w:numId w:val="1000"/>
+        </w:numPr>
+      </w:pPr>
+      <w:r>
+        <w:t xml:space="preserve">Para calcular el volumen de solución necesario para llenar el contenedor cilíndrico vacío, necesitamos calcular el volumen de un cilindro, cuya fórmula es:</w:t>
+      </w:r>
+    </w:p>
+    <w:p>
+      <w:pPr>
+        <w:numPr>
+          <w:ilvl w:val="0"/>
+          <w:numId w:val="1000"/>
+        </w:numPr>
+      </w:pPr>
+      <m:oMath>
+        <m:r>
+          <m:t>V</m:t>
+        </m:r>
+        <m:r>
+          <m:rPr>
+            <m:sty m:val="p"/>
+          </m:rPr>
+          <m:t>=</m:t>
+        </m:r>
+        <m:r>
+          <m:t>π</m:t>
+        </m:r>
+        <m:r>
+          <m:rPr>
+            <m:sty m:val="p"/>
+          </m:rPr>
+          <m:t>⋅</m:t>
+        </m:r>
+        <m:sSup>
+          <m:e>
+            <m:r>
+              <m:t>r</m:t>
+            </m:r>
+          </m:e>
+          <m:sup>
+            <m:r>
+              <m:t>2</m:t>
+            </m:r>
+          </m:sup>
+        </m:sSup>
+        <m:r>
+          <m:rPr>
+            <m:sty m:val="p"/>
+          </m:rPr>
+          <m:t>⋅</m:t>
+        </m:r>
+        <m:r>
+          <m:t>h</m:t>
+        </m:r>
+      </m:oMath>
+    </w:p>
+    <w:p>
+      <w:pPr>
+        <w:numPr>
+          <w:ilvl w:val="0"/>
+          <w:numId w:val="1000"/>
+        </w:numPr>
+      </w:pPr>
+      <w:r>
+        <w:t xml:space="preserve">Donde:</w:t>
+      </w:r>
+    </w:p>
+    <w:p>
+      <w:pPr>
+        <w:numPr>
+          <w:ilvl w:val="1"/>
+          <w:numId w:val="1067"/>
+        </w:numPr>
+      </w:pPr>
+      <m:oMath>
+        <m:r>
+          <m:t>r</m:t>
+        </m:r>
+      </m:oMath>
+      <w:r>
+        <w:t xml:space="preserve"> </w:t>
+      </w:r>
+      <w:r>
+        <w:t xml:space="preserve">es el radio (en este caso, el radio interno = 3.1 dm)</w:t>
+      </w:r>
+    </w:p>
+    <w:p>
+      <w:pPr>
+        <w:numPr>
+          <w:ilvl w:val="1"/>
+          <w:numId w:val="1067"/>
+        </w:numPr>
+      </w:pPr>
+      <m:oMath>
+        <m:r>
+          <m:t>h</m:t>
+        </m:r>
+      </m:oMath>
+      <w:r>
+        <w:t xml:space="preserve"> </w:t>
+      </w:r>
+      <w:r>
+        <w:t xml:space="preserve">es la altura del cilindro</w:t>
+      </w:r>
+    </w:p>
+    <w:p>
+      <w:pPr>
+        <w:numPr>
+          <w:ilvl w:val="0"/>
+          <w:numId w:val="1000"/>
+        </w:numPr>
+      </w:pPr>
+      <w:r>
+        <w:t xml:space="preserve">En el problema se nos proporciona:</w:t>
+      </w:r>
+    </w:p>
+    <w:p>
+      <w:pPr>
+        <w:numPr>
+          <w:ilvl w:val="1"/>
+          <w:numId w:val="1068"/>
+        </w:numPr>
+      </w:pPr>
+      <w:r>
+        <w:t xml:space="preserve">Diámetro externo = 13.4 dm</w:t>
+      </w:r>
+    </w:p>
+    <w:p>
+      <w:pPr>
+        <w:numPr>
+          <w:ilvl w:val="1"/>
+          <w:numId w:val="1068"/>
+        </w:numPr>
+      </w:pPr>
+      <w:r>
+        <w:t xml:space="preserve">Radio interno = 3.1 dm</w:t>
+      </w:r>
+    </w:p>
+    <w:p>
+      <w:pPr>
+        <w:numPr>
+          <w:ilvl w:val="0"/>
+          <w:numId w:val="1000"/>
+        </w:numPr>
+      </w:pPr>
+      <w:r>
+        <w:t xml:space="preserve">Sin embargo, no se nos proporciona la altura del cilindro, que es esencial para calcular el volumen. Por lo tanto, a Catalina le falta conocer la altura del cilindro para poder calcular la cantidad de solución necesaria.</w:t>
+      </w:r>
+    </w:p>
+    <w:p>
+      <w:pPr>
+        <w:numPr>
+          <w:ilvl w:val="0"/>
+          <w:numId w:val="1000"/>
+        </w:numPr>
+      </w:pPr>
+      <w:r>
+        <w:t xml:space="preserve">Si tuviéramos la altura, el volumen se calcularía así:</w:t>
+      </w:r>
+    </w:p>
+    <w:p>
+      <w:pPr>
+        <w:numPr>
+          <w:ilvl w:val="0"/>
+          <w:numId w:val="1000"/>
+        </w:numPr>
+      </w:pPr>
+      <m:oMath>
+        <m:r>
+          <m:t>V</m:t>
+        </m:r>
+        <m:r>
+          <m:rPr>
+            <m:sty m:val="p"/>
+          </m:rPr>
+          <m:t>=</m:t>
+        </m:r>
+        <m:r>
+          <m:t>π</m:t>
+        </m:r>
+        <m:r>
+          <m:rPr>
+            <m:sty m:val="p"/>
+          </m:rPr>
+          <m:t>⋅</m:t>
+        </m:r>
+        <m:sSup>
+          <m:e>
+            <m:d>
+              <m:dPr>
+                <m:begChr m:val="("/>
+                <m:endChr m:val=")"/>
+                <m:sepChr m:val=""/>
+                <m:grow/>
+              </m:dPr>
+              <m:e>
+                <m:r>
+                  <m:t>3.1</m:t>
+                </m:r>
+              </m:e>
+            </m:d>
+          </m:e>
+          <m:sup>
+            <m:r>
+              <m:t>2</m:t>
+            </m:r>
+          </m:sup>
+        </m:sSup>
+        <m:r>
+          <m:rPr>
+            <m:sty m:val="p"/>
+          </m:rPr>
+          <m:t>⋅</m:t>
+        </m:r>
+        <m:r>
+          <m:t>h</m:t>
+        </m:r>
+        <m:r>
+          <m:rPr>
+            <m:sty m:val="p"/>
+          </m:rPr>
+          <m:t>=</m:t>
+        </m:r>
+        <m:r>
+          <m:t>30.19</m:t>
+        </m:r>
+        <m:r>
+          <m:rPr>
+            <m:sty m:val="p"/>
+          </m:rPr>
+          <m:t>⋅</m:t>
+        </m:r>
+        <m:r>
+          <m:t>h</m:t>
+        </m:r>
+      </m:oMath>
+      <w:r>
+        <w:t xml:space="preserve"> </w:t>
+      </w:r>
+      <w:r>
+        <w:t xml:space="preserve">dm³</w:t>
+      </w:r>
+    </w:p>
+    <w:p>
+      <w:pPr>
+        <w:numPr>
+          <w:ilvl w:val="1"/>
+          <w:numId w:val="1069"/>
+        </w:numPr>
+      </w:pPr>
+      <w:r>
+        <w:t xml:space="preserve">Falso</w:t>
+      </w:r>
+    </w:p>
+    <w:p>
+      <w:pPr>
+        <w:numPr>
+          <w:ilvl w:val="1"/>
+          <w:numId w:val="1069"/>
+        </w:numPr>
+      </w:pPr>
+      <w:r>
+        <w:t xml:space="preserve">Falso</w:t>
+      </w:r>
+    </w:p>
+    <w:p>
+      <w:pPr>
+        <w:numPr>
+          <w:ilvl w:val="1"/>
+          <w:numId w:val="1069"/>
+        </w:numPr>
+      </w:pPr>
+      <w:r>
+        <w:t xml:space="preserve">Verdadero</w:t>
+      </w:r>
+    </w:p>
+    <w:p>
+      <w:pPr>
+        <w:numPr>
+          <w:ilvl w:val="1"/>
+          <w:numId w:val="1069"/>
+        </w:numPr>
+      </w:pPr>
+      <w:r>
+        <w:t xml:space="preserve">Falso</w:t>
+      </w:r>
+    </w:p>
+    <w:p>
+      <w:pPr>
+        <w:numPr>
+          <w:ilvl w:val="0"/>
+          <w:numId w:val="1001"/>
+        </w:numPr>
+      </w:pPr>
+      <w:r>
+        <w:rPr>
+          <w:b/>
+          <w:bCs/>
+        </w:rPr>
+        <w:t xml:space="preserve">Escenario</w:t>
+      </w:r>
+      <w:r>
+        <w:br/>
+      </w:r>
+      <w:r>
+        <w:t xml:space="preserve">Lucía desea saber cuánto(a) solución se necesita para llenar un depósito cilíndrico interno(a), pero solamente cuenta con las medidas de las dimensiones que muestra la figura.</w:t>
+      </w:r>
+    </w:p>
+    <w:p>
+      <w:pPr>
+        <w:numPr>
+          <w:ilvl w:val="0"/>
+          <w:numId w:val="1000"/>
+        </w:numPr>
+      </w:pPr>
+      <w:r>
+        <w:drawing>
+          <wp:inline>
+            <wp:extent cx="2667000" cy="3411012"/>
+            <wp:effectExtent b="0" l="0" r="0" t="0"/>
+            <wp:docPr descr="image" title="" id="140" name="Picture"/>
+            <a:graphic>
+              <a:graphicData uri="http://schemas.openxmlformats.org/drawingml/2006/picture">
+                <pic:pic>
+                  <pic:nvPicPr>
+                    <pic:cNvPr descr="media/supplements1/exercise18/cilindro_hueco.png" id="141" name="Picture"/>
+                    <pic:cNvPicPr>
+                      <a:picLocks noChangeArrowheads="1" noChangeAspect="1"/>
+                    </pic:cNvPicPr>
+                  </pic:nvPicPr>
+                  <pic:blipFill>
+                    <a:blip r:embed="rId139"/>
+                    <a:stretch>
+                      <a:fillRect/>
+                    </a:stretch>
+                  </pic:blipFill>
+                  <pic:spPr bwMode="auto">
+                    <a:xfrm>
+                      <a:off x="0" y="0"/>
+                      <a:ext cx="2667000" cy="3411012"/>
+                    </a:xfrm>
+                    <a:prstGeom prst="rect">
+                      <a:avLst/>
+                    </a:prstGeom>
+                    <a:noFill/>
+                    <a:ln w="9525">
+                      <a:noFill/>
+                      <a:headEnd/>
+                      <a:tailEnd/>
+                    </a:ln>
+                  </pic:spPr>
+                </pic:pic>
+              </a:graphicData>
+            </a:graphic>
+          </wp:inline>
+        </w:drawing>
+      </w:r>
+    </w:p>
+    <w:p>
+      <w:pPr>
+        <w:numPr>
+          <w:ilvl w:val="0"/>
+          <w:numId w:val="1000"/>
+        </w:numPr>
+      </w:pPr>
+      <w:r>
+        <w:drawing>
+          <wp:inline>
+            <wp:extent cx="2159999" cy="691199"/>
+            <wp:effectExtent b="0" l="0" r="0" t="0"/>
+            <wp:docPr descr="image" title="" id="143" name="Picture"/>
+            <a:graphic>
+              <a:graphicData uri="http://schemas.openxmlformats.org/drawingml/2006/picture">
+                <pic:pic>
+                  <pic:nvPicPr>
+                    <pic:cNvPr descr="media/supplements1/exercise18/tabla_datos.svg" id="144" name="Picture"/>
+                    <pic:cNvPicPr>
+                      <a:picLocks noChangeArrowheads="1" noChangeAspect="1"/>
+                    </pic:cNvPicPr>
+                  </pic:nvPicPr>
+                  <pic:blipFill>
+                    <a:blip r:embed="rId145">
+                      <a:extLst>
+                        <a:ext uri="{28A0092B-C50C-407E-A947-70E740481C1C}">
+                          <a14:useLocalDpi xmlns:a14="http://schemas.microsoft.com/office/drawing/2010/main" val="0"/>
+                        </a:ext>
+                        <a:ext uri="{96DAC541-7B7A-43D3-8B79-37D633B846F1}">
+                          <asvg:svgBlip xmlns:asvg="http://schemas.microsoft.com/office/drawing/2016/SVG/main" r:embed="rId142"/>
+                        </a:ext>
+                      </a:extLst>
+                    </a:blip>
+                    <a:stretch>
+                      <a:fillRect/>
+                    </a:stretch>
+                  </pic:blipFill>
+                  <pic:spPr bwMode="auto">
+                    <a:xfrm>
+                      <a:off x="0" y="0"/>
+                      <a:ext cx="2159999" cy="691199"/>
+                    </a:xfrm>
+                    <a:prstGeom prst="rect">
+                      <a:avLst/>
+                    </a:prstGeom>
+                    <a:noFill/>
+                    <a:ln w="9525">
+                      <a:noFill/>
+                      <a:headEnd/>
+                      <a:tailEnd/>
+                    </a:ln>
+                  </pic:spPr>
+                </pic:pic>
+              </a:graphicData>
+            </a:graphic>
+          </wp:inline>
+        </w:drawing>
+      </w:r>
+    </w:p>
+    <w:p>
+      <w:pPr>
+        <w:numPr>
+          <w:ilvl w:val="0"/>
+          <w:numId w:val="1000"/>
+        </w:numPr>
+      </w:pPr>
+      <w:r>
+        <w:t xml:space="preserve">¿Cuál medida le falta a Lucía para hallar la cantidad deseada?</w:t>
+      </w:r>
+    </w:p>
+    <w:p>
+      <w:pPr>
+        <w:numPr>
+          <w:ilvl w:val="1"/>
+          <w:numId w:val="1070"/>
+        </w:numPr>
+      </w:pPr>
+      <w:r>
+        <w:t xml:space="preserve">Perímetro del cilindro.</w:t>
+      </w:r>
+    </w:p>
+    <w:p>
+      <w:pPr>
+        <w:numPr>
+          <w:ilvl w:val="1"/>
+          <w:numId w:val="1070"/>
+        </w:numPr>
+      </w:pPr>
+      <w:r>
+        <w:t xml:space="preserve">Radio externo.</w:t>
+      </w:r>
+    </w:p>
+    <w:p>
+      <w:pPr>
+        <w:numPr>
+          <w:ilvl w:val="1"/>
+          <w:numId w:val="1070"/>
+        </w:numPr>
+      </w:pPr>
+      <w:r>
+        <w:t xml:space="preserve">Diámetro externo.</w:t>
+      </w:r>
+    </w:p>
+    <w:p>
+      <w:pPr>
+        <w:numPr>
+          <w:ilvl w:val="1"/>
+          <w:numId w:val="1070"/>
+        </w:numPr>
+      </w:pPr>
+      <w:r>
+        <w:t xml:space="preserve">Altura del cilindro.</w:t>
+      </w:r>
+    </w:p>
+    <w:p>
+      <w:pPr>
+        <w:numPr>
+          <w:ilvl w:val="0"/>
+          <w:numId w:val="1000"/>
+        </w:numPr>
+      </w:pPr>
+      <w:r>
+        <w:rPr>
+          <w:b/>
+          <w:bCs/>
+        </w:rPr>
+        <w:t xml:space="preserve">Solución</w:t>
+      </w:r>
+      <w:r>
+        <w:br/>
+      </w:r>
+      <w:r>
+        <w:t xml:space="preserve">La respuesta correcta es:</w:t>
+      </w:r>
+      <w:r>
+        <w:t xml:space="preserve"> </w:t>
+      </w:r>
+      <w:r>
+        <w:rPr>
+          <w:b/>
+          <w:bCs/>
+        </w:rPr>
+        <w:t xml:space="preserve">Altura del cilindro</w:t>
+      </w:r>
+      <w:r>
+        <w:t xml:space="preserve">.</w:t>
+      </w:r>
+    </w:p>
+    <w:p>
+      <w:pPr>
+        <w:numPr>
+          <w:ilvl w:val="0"/>
+          <w:numId w:val="1000"/>
+        </w:numPr>
+      </w:pPr>
+      <w:r>
+        <w:t xml:space="preserve">Para calcular el volumen de solución necesario para llenar el depósito cilíndrico interior, necesitamos calcular el volumen de un cilindro, cuya fórmula es:</w:t>
+      </w:r>
+    </w:p>
+    <w:p>
+      <w:pPr>
+        <w:numPr>
+          <w:ilvl w:val="0"/>
+          <w:numId w:val="1000"/>
+        </w:numPr>
+      </w:pPr>
+      <m:oMath>
+        <m:r>
+          <m:t>V</m:t>
+        </m:r>
+        <m:r>
+          <m:rPr>
+            <m:sty m:val="p"/>
+          </m:rPr>
+          <m:t>=</m:t>
+        </m:r>
+        <m:r>
+          <m:t>π</m:t>
+        </m:r>
+        <m:r>
+          <m:rPr>
+            <m:sty m:val="p"/>
+          </m:rPr>
+          <m:t>⋅</m:t>
+        </m:r>
+        <m:sSup>
+          <m:e>
+            <m:r>
+              <m:t>r</m:t>
+            </m:r>
+          </m:e>
+          <m:sup>
+            <m:r>
+              <m:t>2</m:t>
+            </m:r>
+          </m:sup>
+        </m:sSup>
+        <m:r>
+          <m:rPr>
+            <m:sty m:val="p"/>
+          </m:rPr>
+          <m:t>⋅</m:t>
+        </m:r>
+        <m:r>
+          <m:t>h</m:t>
+        </m:r>
+      </m:oMath>
+    </w:p>
+    <w:p>
+      <w:pPr>
+        <w:numPr>
+          <w:ilvl w:val="0"/>
+          <w:numId w:val="1000"/>
+        </w:numPr>
+      </w:pPr>
+      <w:r>
+        <w:t xml:space="preserve">Donde:</w:t>
+      </w:r>
+    </w:p>
+    <w:p>
+      <w:pPr>
+        <w:numPr>
+          <w:ilvl w:val="1"/>
+          <w:numId w:val="1071"/>
+        </w:numPr>
+      </w:pPr>
+      <m:oMath>
+        <m:r>
+          <m:t>r</m:t>
+        </m:r>
+      </m:oMath>
+      <w:r>
+        <w:t xml:space="preserve"> </w:t>
+      </w:r>
+      <w:r>
+        <w:t xml:space="preserve">es el radio (en este caso, el radio interno = 11 cm)</w:t>
+      </w:r>
+    </w:p>
+    <w:p>
+      <w:pPr>
+        <w:numPr>
+          <w:ilvl w:val="1"/>
+          <w:numId w:val="1071"/>
+        </w:numPr>
+      </w:pPr>
+      <m:oMath>
+        <m:r>
+          <m:t>h</m:t>
+        </m:r>
+      </m:oMath>
+      <w:r>
+        <w:t xml:space="preserve"> </w:t>
+      </w:r>
+      <w:r>
+        <w:t xml:space="preserve">es la altura del cilindro</w:t>
+      </w:r>
+    </w:p>
+    <w:p>
+      <w:pPr>
+        <w:numPr>
+          <w:ilvl w:val="0"/>
+          <w:numId w:val="1000"/>
+        </w:numPr>
+      </w:pPr>
+      <w:r>
+        <w:t xml:space="preserve">En el problema se nos proporciona:</w:t>
+      </w:r>
+    </w:p>
+    <w:p>
+      <w:pPr>
+        <w:numPr>
+          <w:ilvl w:val="1"/>
+          <w:numId w:val="1072"/>
+        </w:numPr>
+      </w:pPr>
+      <w:r>
+        <w:t xml:space="preserve">Diámetro externo = 46 cm</w:t>
+      </w:r>
+    </w:p>
+    <w:p>
+      <w:pPr>
+        <w:numPr>
+          <w:ilvl w:val="1"/>
+          <w:numId w:val="1072"/>
+        </w:numPr>
+      </w:pPr>
+      <w:r>
+        <w:t xml:space="preserve">Radio interno = 11 cm</w:t>
+      </w:r>
+    </w:p>
+    <w:p>
+      <w:pPr>
+        <w:numPr>
+          <w:ilvl w:val="0"/>
+          <w:numId w:val="1000"/>
+        </w:numPr>
+      </w:pPr>
+      <w:r>
+        <w:t xml:space="preserve">Sin embargo, no se nos proporciona la altura del cilindro, que es esencial para calcular el volumen. Por lo tanto, a Lucía le falta conocer la altura del cilindro para poder calcular la cantidad de solución necesaria.</w:t>
+      </w:r>
+    </w:p>
+    <w:p>
+      <w:pPr>
+        <w:numPr>
+          <w:ilvl w:val="0"/>
+          <w:numId w:val="1000"/>
+        </w:numPr>
+      </w:pPr>
+      <w:r>
+        <w:t xml:space="preserve">Si tuviéramos la altura, el volumen se calcularía así:</w:t>
+      </w:r>
+    </w:p>
+    <w:p>
+      <w:pPr>
+        <w:numPr>
+          <w:ilvl w:val="0"/>
+          <w:numId w:val="1000"/>
+        </w:numPr>
+      </w:pPr>
+      <m:oMath>
+        <m:r>
+          <m:t>V</m:t>
+        </m:r>
+        <m:r>
+          <m:rPr>
+            <m:sty m:val="p"/>
+          </m:rPr>
+          <m:t>=</m:t>
+        </m:r>
+        <m:r>
+          <m:t>π</m:t>
+        </m:r>
+        <m:r>
+          <m:rPr>
+            <m:sty m:val="p"/>
+          </m:rPr>
+          <m:t>⋅</m:t>
+        </m:r>
+        <m:sSup>
+          <m:e>
+            <m:d>
+              <m:dPr>
+                <m:begChr m:val="("/>
+                <m:endChr m:val=")"/>
+                <m:sepChr m:val=""/>
+                <m:grow/>
+              </m:dPr>
+              <m:e>
+                <m:r>
+                  <m:t>11</m:t>
+                </m:r>
+              </m:e>
+            </m:d>
+          </m:e>
+          <m:sup>
+            <m:r>
+              <m:t>2</m:t>
+            </m:r>
+          </m:sup>
+        </m:sSup>
+        <m:r>
+          <m:rPr>
+            <m:sty m:val="p"/>
+          </m:rPr>
+          <m:t>⋅</m:t>
+        </m:r>
+        <m:r>
+          <m:t>h</m:t>
+        </m:r>
+        <m:r>
+          <m:rPr>
+            <m:sty m:val="p"/>
+          </m:rPr>
+          <m:t>=</m:t>
+        </m:r>
+        <m:r>
+          <m:t>380.13</m:t>
+        </m:r>
+        <m:r>
+          <m:rPr>
+            <m:sty m:val="p"/>
+          </m:rPr>
+          <m:t>⋅</m:t>
+        </m:r>
+        <m:r>
+          <m:t>h</m:t>
+        </m:r>
+      </m:oMath>
+      <w:r>
+        <w:t xml:space="preserve"> </w:t>
+      </w:r>
+      <w:r>
+        <w:t xml:space="preserve">cm³</w:t>
+      </w:r>
+    </w:p>
+    <w:p>
+      <w:pPr>
+        <w:numPr>
+          <w:ilvl w:val="1"/>
+          <w:numId w:val="1073"/>
+        </w:numPr>
+      </w:pPr>
+      <w:r>
+        <w:t xml:space="preserve">Falso</w:t>
+      </w:r>
+    </w:p>
+    <w:p>
+      <w:pPr>
+        <w:numPr>
+          <w:ilvl w:val="1"/>
+          <w:numId w:val="1073"/>
+        </w:numPr>
+      </w:pPr>
+      <w:r>
+        <w:t xml:space="preserve">Falso</w:t>
+      </w:r>
+    </w:p>
+    <w:p>
+      <w:pPr>
+        <w:numPr>
+          <w:ilvl w:val="1"/>
+          <w:numId w:val="1073"/>
+        </w:numPr>
+      </w:pPr>
+      <w:r>
+        <w:t xml:space="preserve">Falso</w:t>
+      </w:r>
+    </w:p>
+    <w:p>
+      <w:pPr>
+        <w:numPr>
+          <w:ilvl w:val="1"/>
+          <w:numId w:val="1073"/>
+        </w:numPr>
+      </w:pPr>
+      <w:r>
+        <w:t xml:space="preserve">Verdadero</w:t>
+      </w:r>
+    </w:p>
+    <w:p>
+      <w:pPr>
+        <w:numPr>
+          <w:ilvl w:val="0"/>
+          <w:numId w:val="1001"/>
+        </w:numPr>
+      </w:pPr>
+      <w:r>
+        <w:rPr>
+          <w:b/>
+          <w:bCs/>
+        </w:rPr>
+        <w:t xml:space="preserve">Escenario</w:t>
+      </w:r>
+      <w:r>
+        <w:br/>
+      </w:r>
+      <w:r>
+        <w:t xml:space="preserve">Isabella desea saber cuánto(a) solución se necesita para llenar un depósito cilíndrico interno(a), pero solamente cuenta con las medidas de las dimensiones que muestra la figura.</w:t>
+      </w:r>
+    </w:p>
+    <w:p>
+      <w:pPr>
+        <w:numPr>
+          <w:ilvl w:val="0"/>
+          <w:numId w:val="1000"/>
+        </w:numPr>
+      </w:pPr>
+      <w:r>
+        <w:drawing>
+          <wp:inline>
+            <wp:extent cx="2667000" cy="2053200"/>
+            <wp:effectExtent b="0" l="0" r="0" t="0"/>
+            <wp:docPr descr="image" title="" id="147" name="Picture"/>
+            <a:graphic>
+              <a:graphicData uri="http://schemas.openxmlformats.org/drawingml/2006/picture">
+                <pic:pic>
+                  <pic:nvPicPr>
+                    <pic:cNvPr descr="media/supplements1/exercise19/cilindro_hueco.png" id="148" name="Picture"/>
+                    <pic:cNvPicPr>
+                      <a:picLocks noChangeArrowheads="1" noChangeAspect="1"/>
+                    </pic:cNvPicPr>
+                  </pic:nvPicPr>
+                  <pic:blipFill>
+                    <a:blip r:embed="rId146"/>
+                    <a:stretch>
+                      <a:fillRect/>
+                    </a:stretch>
+                  </pic:blipFill>
+                  <pic:spPr bwMode="auto">
+                    <a:xfrm>
+                      <a:off x="0" y="0"/>
+                      <a:ext cx="2667000" cy="2053200"/>
+                    </a:xfrm>
+                    <a:prstGeom prst="rect">
+                      <a:avLst/>
+                    </a:prstGeom>
+                    <a:noFill/>
+                    <a:ln w="9525">
+                      <a:noFill/>
+                      <a:headEnd/>
+                      <a:tailEnd/>
+                    </a:ln>
+                  </pic:spPr>
+                </pic:pic>
+              </a:graphicData>
+            </a:graphic>
+          </wp:inline>
+        </w:drawing>
+      </w:r>
+    </w:p>
+    <w:p>
+      <w:pPr>
+        <w:numPr>
+          <w:ilvl w:val="0"/>
+          <w:numId w:val="1000"/>
+        </w:numPr>
+      </w:pPr>
+      <w:r>
+        <w:drawing>
+          <wp:inline>
+            <wp:extent cx="2159999" cy="691199"/>
+            <wp:effectExtent b="0" l="0" r="0" t="0"/>
+            <wp:docPr descr="image" title="" id="150" name="Picture"/>
+            <a:graphic>
+              <a:graphicData uri="http://schemas.openxmlformats.org/drawingml/2006/picture">
+                <pic:pic>
+                  <pic:nvPicPr>
+                    <pic:cNvPr descr="media/supplements1/exercise19/tabla_datos.svg" id="151" name="Picture"/>
+                    <pic:cNvPicPr>
+                      <a:picLocks noChangeArrowheads="1" noChangeAspect="1"/>
+                    </pic:cNvPicPr>
+                  </pic:nvPicPr>
+                  <pic:blipFill>
+                    <a:blip r:embed="rId152">
+                      <a:extLst>
+                        <a:ext uri="{28A0092B-C50C-407E-A947-70E740481C1C}">
+                          <a14:useLocalDpi xmlns:a14="http://schemas.microsoft.com/office/drawing/2010/main" val="0"/>
+                        </a:ext>
+                        <a:ext uri="{96DAC541-7B7A-43D3-8B79-37D633B846F1}">
+                          <asvg:svgBlip xmlns:asvg="http://schemas.microsoft.com/office/drawing/2016/SVG/main" r:embed="rId149"/>
+                        </a:ext>
+                      </a:extLst>
+                    </a:blip>
+                    <a:stretch>
+                      <a:fillRect/>
+                    </a:stretch>
+                  </pic:blipFill>
+                  <pic:spPr bwMode="auto">
+                    <a:xfrm>
+                      <a:off x="0" y="0"/>
+                      <a:ext cx="2159999" cy="691199"/>
+                    </a:xfrm>
+                    <a:prstGeom prst="rect">
+                      <a:avLst/>
+                    </a:prstGeom>
+                    <a:noFill/>
+                    <a:ln w="9525">
+                      <a:noFill/>
+                      <a:headEnd/>
+                      <a:tailEnd/>
+                    </a:ln>
+                  </pic:spPr>
+                </pic:pic>
+              </a:graphicData>
+            </a:graphic>
+          </wp:inline>
+        </w:drawing>
+      </w:r>
+    </w:p>
+    <w:p>
+      <w:pPr>
+        <w:numPr>
+          <w:ilvl w:val="0"/>
+          <w:numId w:val="1000"/>
+        </w:numPr>
+      </w:pPr>
+      <w:r>
+        <w:t xml:space="preserve">¿Cuál medida le falta a Isabella para hallar la cantidad deseada?</w:t>
+      </w:r>
+    </w:p>
+    <w:p>
+      <w:pPr>
+        <w:numPr>
+          <w:ilvl w:val="1"/>
+          <w:numId w:val="1074"/>
+        </w:numPr>
+      </w:pPr>
+      <w:r>
+        <w:t xml:space="preserve">Diámetro externo.</w:t>
+      </w:r>
+    </w:p>
+    <w:p>
+      <w:pPr>
+        <w:numPr>
+          <w:ilvl w:val="1"/>
+          <w:numId w:val="1074"/>
+        </w:numPr>
+      </w:pPr>
+      <w:r>
+        <w:t xml:space="preserve">Altura del cilindro.</w:t>
+      </w:r>
+    </w:p>
+    <w:p>
+      <w:pPr>
+        <w:numPr>
+          <w:ilvl w:val="1"/>
+          <w:numId w:val="1074"/>
+        </w:numPr>
+      </w:pPr>
+      <w:r>
+        <w:t xml:space="preserve">Radio externo.</w:t>
+      </w:r>
+    </w:p>
+    <w:p>
+      <w:pPr>
+        <w:numPr>
+          <w:ilvl w:val="1"/>
+          <w:numId w:val="1074"/>
+        </w:numPr>
+      </w:pPr>
+      <w:r>
+        <w:t xml:space="preserve">Perímetro del cilindro.</w:t>
+      </w:r>
+    </w:p>
+    <w:p>
+      <w:pPr>
+        <w:numPr>
+          <w:ilvl w:val="0"/>
+          <w:numId w:val="1000"/>
+        </w:numPr>
+      </w:pPr>
+      <w:r>
+        <w:rPr>
+          <w:b/>
+          <w:bCs/>
+        </w:rPr>
+        <w:t xml:space="preserve">Solución</w:t>
+      </w:r>
+      <w:r>
+        <w:br/>
+      </w:r>
+      <w:r>
+        <w:t xml:space="preserve">La respuesta correcta es:</w:t>
+      </w:r>
+      <w:r>
+        <w:t xml:space="preserve"> </w:t>
+      </w:r>
+      <w:r>
+        <w:rPr>
+          <w:b/>
+          <w:bCs/>
+        </w:rPr>
+        <w:t xml:space="preserve">Altura del cilindro</w:t>
+      </w:r>
+      <w:r>
+        <w:t xml:space="preserve">.</w:t>
+      </w:r>
+    </w:p>
+    <w:p>
+      <w:pPr>
+        <w:numPr>
+          <w:ilvl w:val="0"/>
+          <w:numId w:val="1000"/>
+        </w:numPr>
+      </w:pPr>
+      <w:r>
+        <w:t xml:space="preserve">Para calcular el volumen de solución necesario para llenar el depósito cilíndrico medio, necesitamos calcular el volumen de un cilindro, cuya fórmula es:</w:t>
+      </w:r>
+    </w:p>
+    <w:p>
+      <w:pPr>
+        <w:numPr>
+          <w:ilvl w:val="0"/>
+          <w:numId w:val="1000"/>
+        </w:numPr>
+      </w:pPr>
+      <m:oMath>
+        <m:r>
+          <m:t>V</m:t>
+        </m:r>
+        <m:r>
+          <m:rPr>
+            <m:sty m:val="p"/>
+          </m:rPr>
+          <m:t>=</m:t>
+        </m:r>
+        <m:r>
+          <m:t>π</m:t>
+        </m:r>
+        <m:r>
+          <m:rPr>
+            <m:sty m:val="p"/>
+          </m:rPr>
+          <m:t>⋅</m:t>
+        </m:r>
+        <m:sSup>
+          <m:e>
+            <m:r>
+              <m:t>r</m:t>
+            </m:r>
+          </m:e>
+          <m:sup>
+            <m:r>
+              <m:t>2</m:t>
+            </m:r>
+          </m:sup>
+        </m:sSup>
+        <m:r>
+          <m:rPr>
+            <m:sty m:val="p"/>
+          </m:rPr>
+          <m:t>⋅</m:t>
+        </m:r>
+        <m:r>
+          <m:t>h</m:t>
+        </m:r>
+      </m:oMath>
+    </w:p>
+    <w:p>
+      <w:pPr>
+        <w:numPr>
+          <w:ilvl w:val="0"/>
+          <w:numId w:val="1000"/>
+        </w:numPr>
+      </w:pPr>
+      <w:r>
+        <w:t xml:space="preserve">Donde:</w:t>
+      </w:r>
+    </w:p>
+    <w:p>
+      <w:pPr>
+        <w:numPr>
+          <w:ilvl w:val="1"/>
+          <w:numId w:val="1075"/>
+        </w:numPr>
+      </w:pPr>
+      <m:oMath>
+        <m:r>
+          <m:t>r</m:t>
+        </m:r>
+      </m:oMath>
+      <w:r>
+        <w:t xml:space="preserve"> </w:t>
+      </w:r>
+      <w:r>
+        <w:t xml:space="preserve">es el radio (en este caso, el radio interno = 0.4 m)</w:t>
+      </w:r>
+    </w:p>
+    <w:p>
+      <w:pPr>
+        <w:numPr>
+          <w:ilvl w:val="1"/>
+          <w:numId w:val="1075"/>
+        </w:numPr>
+      </w:pPr>
+      <m:oMath>
+        <m:r>
+          <m:t>h</m:t>
+        </m:r>
+      </m:oMath>
+      <w:r>
+        <w:t xml:space="preserve"> </w:t>
+      </w:r>
+      <w:r>
+        <w:t xml:space="preserve">es la altura del cilindro</w:t>
+      </w:r>
+    </w:p>
+    <w:p>
+      <w:pPr>
+        <w:numPr>
+          <w:ilvl w:val="0"/>
+          <w:numId w:val="1000"/>
+        </w:numPr>
+      </w:pPr>
+      <w:r>
+        <w:t xml:space="preserve">En el problema se nos proporciona:</w:t>
+      </w:r>
+    </w:p>
+    <w:p>
+      <w:pPr>
+        <w:numPr>
+          <w:ilvl w:val="1"/>
+          <w:numId w:val="1076"/>
+        </w:numPr>
+      </w:pPr>
+      <w:r>
+        <w:t xml:space="preserve">Diámetro externo = 1.5 m</w:t>
+      </w:r>
+    </w:p>
+    <w:p>
+      <w:pPr>
+        <w:numPr>
+          <w:ilvl w:val="1"/>
+          <w:numId w:val="1076"/>
+        </w:numPr>
+      </w:pPr>
+      <w:r>
+        <w:t xml:space="preserve">Radio interno = 0.4 m</w:t>
+      </w:r>
+    </w:p>
+    <w:p>
+      <w:pPr>
+        <w:numPr>
+          <w:ilvl w:val="0"/>
+          <w:numId w:val="1000"/>
+        </w:numPr>
+      </w:pPr>
+      <w:r>
+        <w:t xml:space="preserve">Sin embargo, no se nos proporciona la altura del cilindro, que es esencial para calcular el volumen. Por lo tanto, a Isabella le falta conocer la altura del cilindro para poder calcular la cantidad de solución necesaria.</w:t>
+      </w:r>
+    </w:p>
+    <w:p>
+      <w:pPr>
+        <w:numPr>
+          <w:ilvl w:val="0"/>
+          <w:numId w:val="1000"/>
+        </w:numPr>
+      </w:pPr>
+      <w:r>
+        <w:t xml:space="preserve">Si tuviéramos la altura, el volumen se calcularía así:</w:t>
+      </w:r>
+    </w:p>
+    <w:p>
+      <w:pPr>
+        <w:numPr>
+          <w:ilvl w:val="0"/>
+          <w:numId w:val="1000"/>
+        </w:numPr>
+      </w:pPr>
+      <m:oMath>
+        <m:r>
+          <m:t>V</m:t>
+        </m:r>
+        <m:r>
+          <m:rPr>
+            <m:sty m:val="p"/>
+          </m:rPr>
+          <m:t>=</m:t>
+        </m:r>
+        <m:r>
+          <m:t>π</m:t>
+        </m:r>
+        <m:r>
+          <m:rPr>
+            <m:sty m:val="p"/>
+          </m:rPr>
+          <m:t>⋅</m:t>
+        </m:r>
+        <m:sSup>
+          <m:e>
+            <m:d>
+              <m:dPr>
+                <m:begChr m:val="("/>
+                <m:endChr m:val=")"/>
+                <m:sepChr m:val=""/>
+                <m:grow/>
+              </m:dPr>
+              <m:e>
+                <m:r>
+                  <m:t>0.4</m:t>
+                </m:r>
+              </m:e>
+            </m:d>
+          </m:e>
+          <m:sup>
+            <m:r>
+              <m:t>2</m:t>
+            </m:r>
+          </m:sup>
+        </m:sSup>
+        <m:r>
+          <m:rPr>
+            <m:sty m:val="p"/>
+          </m:rPr>
+          <m:t>⋅</m:t>
+        </m:r>
+        <m:r>
+          <m:t>h</m:t>
+        </m:r>
+        <m:r>
+          <m:rPr>
+            <m:sty m:val="p"/>
+          </m:rPr>
+          <m:t>=</m:t>
+        </m:r>
+        <m:r>
+          <m:t>0.5</m:t>
+        </m:r>
+        <m:r>
+          <m:rPr>
+            <m:sty m:val="p"/>
+          </m:rPr>
+          <m:t>⋅</m:t>
+        </m:r>
+        <m:r>
+          <m:t>h</m:t>
+        </m:r>
+      </m:oMath>
+      <w:r>
+        <w:t xml:space="preserve"> </w:t>
+      </w:r>
+      <w:r>
+        <w:t xml:space="preserve">m³</w:t>
+      </w:r>
+    </w:p>
+    <w:p>
+      <w:pPr>
+        <w:numPr>
+          <w:ilvl w:val="1"/>
+          <w:numId w:val="1077"/>
+        </w:numPr>
+      </w:pPr>
+      <w:r>
+        <w:t xml:space="preserve">Falso</w:t>
+      </w:r>
+    </w:p>
+    <w:p>
+      <w:pPr>
+        <w:numPr>
+          <w:ilvl w:val="1"/>
+          <w:numId w:val="1077"/>
+        </w:numPr>
+      </w:pPr>
+      <w:r>
+        <w:t xml:space="preserve">Verdadero</w:t>
+      </w:r>
+    </w:p>
+    <w:p>
+      <w:pPr>
+        <w:numPr>
+          <w:ilvl w:val="1"/>
+          <w:numId w:val="1077"/>
+        </w:numPr>
+      </w:pPr>
+      <w:r>
+        <w:t xml:space="preserve">Falso</w:t>
+      </w:r>
+    </w:p>
+    <w:p>
+      <w:pPr>
+        <w:numPr>
+          <w:ilvl w:val="1"/>
+          <w:numId w:val="1077"/>
+        </w:numPr>
+      </w:pPr>
+      <w:r>
+        <w:t xml:space="preserve">Falso</w:t>
+      </w:r>
+    </w:p>
+    <w:p>
+      <w:pPr>
+        <w:numPr>
+          <w:ilvl w:val="0"/>
+          <w:numId w:val="1001"/>
+        </w:numPr>
+      </w:pPr>
+      <w:r>
+        <w:rPr>
+          <w:b/>
+          <w:bCs/>
+        </w:rPr>
+        <w:t xml:space="preserve">Escenario</w:t>
+      </w:r>
+      <w:r>
+        <w:br/>
+      </w:r>
+      <w:r>
+        <w:t xml:space="preserve">Sebastián desea saber cuánto(a) combustible se necesita para llenar un recipiente cilíndrico interno(a), pero solamente cuenta con las medidas de las dimensiones que muestra la figura.</w:t>
+      </w:r>
+    </w:p>
+    <w:p>
+      <w:pPr>
+        <w:numPr>
+          <w:ilvl w:val="0"/>
+          <w:numId w:val="1000"/>
+        </w:numPr>
+      </w:pPr>
+      <w:r>
+        <w:drawing>
+          <wp:inline>
+            <wp:extent cx="2667000" cy="1415230"/>
+            <wp:effectExtent b="0" l="0" r="0" t="0"/>
+            <wp:docPr descr="image" title="" id="154" name="Picture"/>
+            <a:graphic>
+              <a:graphicData uri="http://schemas.openxmlformats.org/drawingml/2006/picture">
+                <pic:pic>
+                  <pic:nvPicPr>
+                    <pic:cNvPr descr="media/supplements1/exercise20/cilindro_hueco.png" id="155" name="Picture"/>
+                    <pic:cNvPicPr>
+                      <a:picLocks noChangeArrowheads="1" noChangeAspect="1"/>
+                    </pic:cNvPicPr>
+                  </pic:nvPicPr>
+                  <pic:blipFill>
+                    <a:blip r:embed="rId153"/>
+                    <a:stretch>
+                      <a:fillRect/>
+                    </a:stretch>
+                  </pic:blipFill>
+                  <pic:spPr bwMode="auto">
+                    <a:xfrm>
+                      <a:off x="0" y="0"/>
+                      <a:ext cx="2667000" cy="1415230"/>
+                    </a:xfrm>
+                    <a:prstGeom prst="rect">
+                      <a:avLst/>
+                    </a:prstGeom>
+                    <a:noFill/>
+                    <a:ln w="9525">
+                      <a:noFill/>
+                      <a:headEnd/>
+                      <a:tailEnd/>
+                    </a:ln>
+                  </pic:spPr>
+                </pic:pic>
+              </a:graphicData>
+            </a:graphic>
+          </wp:inline>
+        </w:drawing>
+      </w:r>
+    </w:p>
+    <w:p>
+      <w:pPr>
+        <w:numPr>
+          <w:ilvl w:val="0"/>
+          <w:numId w:val="1000"/>
+        </w:numPr>
+      </w:pPr>
+      <w:r>
+        <w:drawing>
+          <wp:inline>
+            <wp:extent cx="2159999" cy="691199"/>
+            <wp:effectExtent b="0" l="0" r="0" t="0"/>
+            <wp:docPr descr="image" title="" id="157" name="Picture"/>
+            <a:graphic>
+              <a:graphicData uri="http://schemas.openxmlformats.org/drawingml/2006/picture">
+                <pic:pic>
+                  <pic:nvPicPr>
+                    <pic:cNvPr descr="media/supplements1/exercise20/tabla_datos.svg" id="158" name="Picture"/>
+                    <pic:cNvPicPr>
+                      <a:picLocks noChangeArrowheads="1" noChangeAspect="1"/>
+                    </pic:cNvPicPr>
+                  </pic:nvPicPr>
+                  <pic:blipFill>
+                    <a:blip r:embed="rId159">
+                      <a:extLst>
+                        <a:ext uri="{28A0092B-C50C-407E-A947-70E740481C1C}">
+                          <a14:useLocalDpi xmlns:a14="http://schemas.microsoft.com/office/drawing/2010/main" val="0"/>
+                        </a:ext>
+                        <a:ext uri="{96DAC541-7B7A-43D3-8B79-37D633B846F1}">
+                          <asvg:svgBlip xmlns:asvg="http://schemas.microsoft.com/office/drawing/2016/SVG/main" r:embed="rId156"/>
+                        </a:ext>
+                      </a:extLst>
+                    </a:blip>
+                    <a:stretch>
+                      <a:fillRect/>
+                    </a:stretch>
+                  </pic:blipFill>
+                  <pic:spPr bwMode="auto">
+                    <a:xfrm>
+                      <a:off x="0" y="0"/>
+                      <a:ext cx="2159999" cy="691199"/>
+                    </a:xfrm>
+                    <a:prstGeom prst="rect">
+                      <a:avLst/>
+                    </a:prstGeom>
+                    <a:noFill/>
+                    <a:ln w="9525">
+                      <a:noFill/>
+                      <a:headEnd/>
+                      <a:tailEnd/>
+                    </a:ln>
+                  </pic:spPr>
+                </pic:pic>
+              </a:graphicData>
+            </a:graphic>
+          </wp:inline>
+        </w:drawing>
+      </w:r>
+    </w:p>
+    <w:p>
+      <w:pPr>
+        <w:numPr>
+          <w:ilvl w:val="0"/>
+          <w:numId w:val="1000"/>
+        </w:numPr>
+      </w:pPr>
+      <w:r>
+        <w:t xml:space="preserve">¿Cuál medida le falta a Sebastián para hallar la cantidad deseada?</w:t>
+      </w:r>
+    </w:p>
+    <w:p>
+      <w:pPr>
+        <w:numPr>
+          <w:ilvl w:val="1"/>
+          <w:numId w:val="1078"/>
+        </w:numPr>
+      </w:pPr>
+      <w:r>
+        <w:t xml:space="preserve">Perímetro del cilindro.</w:t>
+      </w:r>
+    </w:p>
+    <w:p>
+      <w:pPr>
+        <w:numPr>
+          <w:ilvl w:val="1"/>
+          <w:numId w:val="1078"/>
+        </w:numPr>
+      </w:pPr>
+      <w:r>
+        <w:t xml:space="preserve">Diámetro externo.</w:t>
+      </w:r>
+    </w:p>
+    <w:p>
+      <w:pPr>
+        <w:numPr>
+          <w:ilvl w:val="1"/>
+          <w:numId w:val="1078"/>
+        </w:numPr>
+      </w:pPr>
+      <w:r>
+        <w:t xml:space="preserve">Altura del cilindro.</w:t>
+      </w:r>
+    </w:p>
+    <w:p>
+      <w:pPr>
+        <w:numPr>
+          <w:ilvl w:val="1"/>
+          <w:numId w:val="1078"/>
+        </w:numPr>
+      </w:pPr>
+      <w:r>
+        <w:t xml:space="preserve">Radio externo.</w:t>
+      </w:r>
+    </w:p>
+    <w:p>
+      <w:pPr>
+        <w:numPr>
+          <w:ilvl w:val="0"/>
+          <w:numId w:val="1000"/>
+        </w:numPr>
+      </w:pPr>
+      <w:r>
+        <w:rPr>
+          <w:b/>
+          <w:bCs/>
+        </w:rPr>
+        <w:t xml:space="preserve">Solución</w:t>
+      </w:r>
+      <w:r>
+        <w:br/>
+      </w:r>
+      <w:r>
+        <w:t xml:space="preserve">La respuesta correcta es:</w:t>
+      </w:r>
+      <w:r>
+        <w:t xml:space="preserve"> </w:t>
+      </w:r>
+      <w:r>
+        <w:rPr>
+          <w:b/>
+          <w:bCs/>
+        </w:rPr>
+        <w:t xml:space="preserve">Altura del cilindro</w:t>
+      </w:r>
+      <w:r>
+        <w:t xml:space="preserve">.</w:t>
+      </w:r>
+    </w:p>
+    <w:p>
+      <w:pPr>
+        <w:numPr>
+          <w:ilvl w:val="0"/>
+          <w:numId w:val="1000"/>
+        </w:numPr>
+      </w:pPr>
+      <w:r>
+        <w:t xml:space="preserve">Para calcular el volumen de combustible necesario para llenar el recipiente cilíndrico interno, necesitamos calcular el volumen de un cilindro, cuya fórmula es:</w:t>
+      </w:r>
+    </w:p>
+    <w:p>
+      <w:pPr>
+        <w:numPr>
+          <w:ilvl w:val="0"/>
+          <w:numId w:val="1000"/>
+        </w:numPr>
+      </w:pPr>
+      <m:oMath>
+        <m:r>
+          <m:t>V</m:t>
+        </m:r>
+        <m:r>
+          <m:rPr>
+            <m:sty m:val="p"/>
+          </m:rPr>
+          <m:t>=</m:t>
+        </m:r>
+        <m:r>
+          <m:t>π</m:t>
+        </m:r>
+        <m:r>
+          <m:rPr>
+            <m:sty m:val="p"/>
+          </m:rPr>
+          <m:t>⋅</m:t>
+        </m:r>
+        <m:sSup>
+          <m:e>
+            <m:r>
+              <m:t>r</m:t>
+            </m:r>
+          </m:e>
+          <m:sup>
+            <m:r>
+              <m:t>2</m:t>
+            </m:r>
+          </m:sup>
+        </m:sSup>
+        <m:r>
+          <m:rPr>
+            <m:sty m:val="p"/>
+          </m:rPr>
+          <m:t>⋅</m:t>
+        </m:r>
+        <m:r>
+          <m:t>h</m:t>
+        </m:r>
+      </m:oMath>
+    </w:p>
+    <w:p>
+      <w:pPr>
+        <w:numPr>
+          <w:ilvl w:val="0"/>
+          <w:numId w:val="1000"/>
+        </w:numPr>
+      </w:pPr>
+      <w:r>
+        <w:t xml:space="preserve">Donde:</w:t>
+      </w:r>
+    </w:p>
+    <w:p>
+      <w:pPr>
+        <w:numPr>
+          <w:ilvl w:val="1"/>
+          <w:numId w:val="1079"/>
+        </w:numPr>
+      </w:pPr>
+      <m:oMath>
+        <m:r>
+          <m:t>r</m:t>
+        </m:r>
+      </m:oMath>
+      <w:r>
+        <w:t xml:space="preserve"> </w:t>
+      </w:r>
+      <w:r>
+        <w:t xml:space="preserve">es el radio (en este caso, el radio interno = 2.1 dm)</w:t>
+      </w:r>
+    </w:p>
+    <w:p>
+      <w:pPr>
+        <w:numPr>
+          <w:ilvl w:val="1"/>
+          <w:numId w:val="1079"/>
+        </w:numPr>
+      </w:pPr>
+      <m:oMath>
+        <m:r>
+          <m:t>h</m:t>
+        </m:r>
+      </m:oMath>
+      <w:r>
+        <w:t xml:space="preserve"> </w:t>
+      </w:r>
+      <w:r>
+        <w:t xml:space="preserve">es la altura del cilindro</w:t>
+      </w:r>
+    </w:p>
+    <w:p>
+      <w:pPr>
+        <w:numPr>
+          <w:ilvl w:val="0"/>
+          <w:numId w:val="1000"/>
+        </w:numPr>
+      </w:pPr>
+      <w:r>
+        <w:t xml:space="preserve">En el problema se nos proporciona:</w:t>
+      </w:r>
+    </w:p>
+    <w:p>
+      <w:pPr>
+        <w:numPr>
+          <w:ilvl w:val="1"/>
+          <w:numId w:val="1080"/>
+        </w:numPr>
+      </w:pPr>
+      <w:r>
+        <w:t xml:space="preserve">Diámetro externo = 9.6 dm</w:t>
+      </w:r>
+    </w:p>
+    <w:p>
+      <w:pPr>
+        <w:numPr>
+          <w:ilvl w:val="1"/>
+          <w:numId w:val="1080"/>
+        </w:numPr>
+      </w:pPr>
+      <w:r>
+        <w:t xml:space="preserve">Radio interno = 2.1 dm</w:t>
+      </w:r>
+    </w:p>
+    <w:p>
+      <w:pPr>
+        <w:numPr>
+          <w:ilvl w:val="0"/>
+          <w:numId w:val="1000"/>
+        </w:numPr>
+      </w:pPr>
+      <w:r>
+        <w:t xml:space="preserve">Sin embargo, no se nos proporciona la altura del cilindro, que es esencial para calcular el volumen. Por lo tanto, a Sebastián le falta conocer la altura del cilindro para poder calcular la cantidad de combustible necesaria.</w:t>
+      </w:r>
+    </w:p>
+    <w:p>
+      <w:pPr>
+        <w:numPr>
+          <w:ilvl w:val="0"/>
+          <w:numId w:val="1000"/>
+        </w:numPr>
+      </w:pPr>
+      <w:r>
+        <w:t xml:space="preserve">Si tuviéramos la altura, el volumen se calcularía así:</w:t>
+      </w:r>
+    </w:p>
+    <w:p>
+      <w:pPr>
+        <w:numPr>
+          <w:ilvl w:val="0"/>
+          <w:numId w:val="1000"/>
+        </w:numPr>
+      </w:pPr>
+      <m:oMath>
+        <m:r>
+          <m:t>V</m:t>
+        </m:r>
+        <m:r>
+          <m:rPr>
+            <m:sty m:val="p"/>
+          </m:rPr>
+          <m:t>=</m:t>
+        </m:r>
+        <m:r>
+          <m:t>π</m:t>
+        </m:r>
+        <m:r>
+          <m:rPr>
+            <m:sty m:val="p"/>
+          </m:rPr>
+          <m:t>⋅</m:t>
+        </m:r>
+        <m:sSup>
+          <m:e>
+            <m:d>
+              <m:dPr>
+                <m:begChr m:val="("/>
+                <m:endChr m:val=")"/>
+                <m:sepChr m:val=""/>
+                <m:grow/>
+              </m:dPr>
+              <m:e>
+                <m:r>
+                  <m:t>2.1</m:t>
+                </m:r>
+              </m:e>
+            </m:d>
+          </m:e>
+          <m:sup>
+            <m:r>
+              <m:t>2</m:t>
+            </m:r>
+          </m:sup>
+        </m:sSup>
+        <m:r>
+          <m:rPr>
+            <m:sty m:val="p"/>
+          </m:rPr>
+          <m:t>⋅</m:t>
+        </m:r>
+        <m:r>
+          <m:t>h</m:t>
+        </m:r>
+        <m:r>
+          <m:rPr>
+            <m:sty m:val="p"/>
+          </m:rPr>
+          <m:t>=</m:t>
+        </m:r>
+        <m:r>
+          <m:t>13.85</m:t>
+        </m:r>
+        <m:r>
+          <m:rPr>
+            <m:sty m:val="p"/>
+          </m:rPr>
+          <m:t>⋅</m:t>
+        </m:r>
+        <m:r>
+          <m:t>h</m:t>
+        </m:r>
+      </m:oMath>
+      <w:r>
+        <w:t xml:space="preserve"> </w:t>
+      </w:r>
+      <w:r>
+        <w:t xml:space="preserve">dm³</w:t>
+      </w:r>
+    </w:p>
+    <w:p>
+      <w:pPr>
+        <w:numPr>
+          <w:ilvl w:val="1"/>
+          <w:numId w:val="1081"/>
+        </w:numPr>
+      </w:pPr>
+      <w:r>
+        <w:t xml:space="preserve">Falso</w:t>
+      </w:r>
+    </w:p>
+    <w:p>
+      <w:pPr>
+        <w:numPr>
+          <w:ilvl w:val="1"/>
+          <w:numId w:val="1081"/>
+        </w:numPr>
+      </w:pPr>
+      <w:r>
+        <w:t xml:space="preserve">Falso</w:t>
+      </w:r>
+    </w:p>
+    <w:p>
+      <w:pPr>
+        <w:numPr>
+          <w:ilvl w:val="1"/>
+          <w:numId w:val="1081"/>
+        </w:numPr>
+      </w:pPr>
+      <w:r>
+        <w:t xml:space="preserve">Verdadero</w:t>
+      </w:r>
+    </w:p>
+    <w:p>
+      <w:pPr>
+        <w:numPr>
+          <w:ilvl w:val="1"/>
+          <w:numId w:val="1081"/>
+        </w:numPr>
+      </w:pPr>
+      <w:r>
+        <w:t xml:space="preserve">Falso</w:t>
+      </w:r>
+    </w:p>
+    <w:bookmarkEnd w:id="160"/>
     <w:sectPr/>
   </w:body>
 </w:document>
@@ -3298,6 +10948,996 @@
     <w:abstractNumId w:val="991"/>
   </w:num>
   <w:num w:numId="1021">
+    <w:abstractNumId w:val="99201"/>
+    <w:lvlOverride w:ilvl="0">
+      <w:startOverride w:val="1"/>
+    </w:lvlOverride>
+    <w:lvlOverride w:ilvl="1">
+      <w:startOverride w:val="1"/>
+    </w:lvlOverride>
+    <w:lvlOverride w:ilvl="2">
+      <w:startOverride w:val="1"/>
+    </w:lvlOverride>
+    <w:lvlOverride w:ilvl="3">
+      <w:startOverride w:val="1"/>
+    </w:lvlOverride>
+    <w:lvlOverride w:ilvl="4">
+      <w:startOverride w:val="1"/>
+    </w:lvlOverride>
+    <w:lvlOverride w:ilvl="5">
+      <w:startOverride w:val="1"/>
+    </w:lvlOverride>
+    <w:lvlOverride w:ilvl="6">
+      <w:startOverride w:val="1"/>
+    </w:lvlOverride>
+    <w:lvlOverride w:ilvl="7">
+      <w:startOverride w:val="1"/>
+    </w:lvlOverride>
+    <w:lvlOverride w:ilvl="8">
+      <w:startOverride w:val="1"/>
+    </w:lvlOverride>
+  </w:num>
+  <w:num w:numId="1022">
+    <w:abstractNumId w:val="99201"/>
+    <w:lvlOverride w:ilvl="0">
+      <w:startOverride w:val="1"/>
+    </w:lvlOverride>
+    <w:lvlOverride w:ilvl="1">
+      <w:startOverride w:val="1"/>
+    </w:lvlOverride>
+    <w:lvlOverride w:ilvl="2">
+      <w:startOverride w:val="1"/>
+    </w:lvlOverride>
+    <w:lvlOverride w:ilvl="3">
+      <w:startOverride w:val="1"/>
+    </w:lvlOverride>
+    <w:lvlOverride w:ilvl="4">
+      <w:startOverride w:val="1"/>
+    </w:lvlOverride>
+    <w:lvlOverride w:ilvl="5">
+      <w:startOverride w:val="1"/>
+    </w:lvlOverride>
+    <w:lvlOverride w:ilvl="6">
+      <w:startOverride w:val="1"/>
+    </w:lvlOverride>
+    <w:lvlOverride w:ilvl="7">
+      <w:startOverride w:val="1"/>
+    </w:lvlOverride>
+    <w:lvlOverride w:ilvl="8">
+      <w:startOverride w:val="1"/>
+    </w:lvlOverride>
+  </w:num>
+  <w:num w:numId="1023">
+    <w:abstractNumId w:val="991"/>
+  </w:num>
+  <w:num w:numId="1024">
+    <w:abstractNumId w:val="991"/>
+  </w:num>
+  <w:num w:numId="1025">
+    <w:abstractNumId w:val="99201"/>
+    <w:lvlOverride w:ilvl="0">
+      <w:startOverride w:val="1"/>
+    </w:lvlOverride>
+    <w:lvlOverride w:ilvl="1">
+      <w:startOverride w:val="1"/>
+    </w:lvlOverride>
+    <w:lvlOverride w:ilvl="2">
+      <w:startOverride w:val="1"/>
+    </w:lvlOverride>
+    <w:lvlOverride w:ilvl="3">
+      <w:startOverride w:val="1"/>
+    </w:lvlOverride>
+    <w:lvlOverride w:ilvl="4">
+      <w:startOverride w:val="1"/>
+    </w:lvlOverride>
+    <w:lvlOverride w:ilvl="5">
+      <w:startOverride w:val="1"/>
+    </w:lvlOverride>
+    <w:lvlOverride w:ilvl="6">
+      <w:startOverride w:val="1"/>
+    </w:lvlOverride>
+    <w:lvlOverride w:ilvl="7">
+      <w:startOverride w:val="1"/>
+    </w:lvlOverride>
+    <w:lvlOverride w:ilvl="8">
+      <w:startOverride w:val="1"/>
+    </w:lvlOverride>
+  </w:num>
+  <w:num w:numId="1026">
+    <w:abstractNumId w:val="99201"/>
+    <w:lvlOverride w:ilvl="0">
+      <w:startOverride w:val="1"/>
+    </w:lvlOverride>
+    <w:lvlOverride w:ilvl="1">
+      <w:startOverride w:val="1"/>
+    </w:lvlOverride>
+    <w:lvlOverride w:ilvl="2">
+      <w:startOverride w:val="1"/>
+    </w:lvlOverride>
+    <w:lvlOverride w:ilvl="3">
+      <w:startOverride w:val="1"/>
+    </w:lvlOverride>
+    <w:lvlOverride w:ilvl="4">
+      <w:startOverride w:val="1"/>
+    </w:lvlOverride>
+    <w:lvlOverride w:ilvl="5">
+      <w:startOverride w:val="1"/>
+    </w:lvlOverride>
+    <w:lvlOverride w:ilvl="6">
+      <w:startOverride w:val="1"/>
+    </w:lvlOverride>
+    <w:lvlOverride w:ilvl="7">
+      <w:startOverride w:val="1"/>
+    </w:lvlOverride>
+    <w:lvlOverride w:ilvl="8">
+      <w:startOverride w:val="1"/>
+    </w:lvlOverride>
+  </w:num>
+  <w:num w:numId="1027">
+    <w:abstractNumId w:val="991"/>
+  </w:num>
+  <w:num w:numId="1028">
+    <w:abstractNumId w:val="991"/>
+  </w:num>
+  <w:num w:numId="1029">
+    <w:abstractNumId w:val="99201"/>
+    <w:lvlOverride w:ilvl="0">
+      <w:startOverride w:val="1"/>
+    </w:lvlOverride>
+    <w:lvlOverride w:ilvl="1">
+      <w:startOverride w:val="1"/>
+    </w:lvlOverride>
+    <w:lvlOverride w:ilvl="2">
+      <w:startOverride w:val="1"/>
+    </w:lvlOverride>
+    <w:lvlOverride w:ilvl="3">
+      <w:startOverride w:val="1"/>
+    </w:lvlOverride>
+    <w:lvlOverride w:ilvl="4">
+      <w:startOverride w:val="1"/>
+    </w:lvlOverride>
+    <w:lvlOverride w:ilvl="5">
+      <w:startOverride w:val="1"/>
+    </w:lvlOverride>
+    <w:lvlOverride w:ilvl="6">
+      <w:startOverride w:val="1"/>
+    </w:lvlOverride>
+    <w:lvlOverride w:ilvl="7">
+      <w:startOverride w:val="1"/>
+    </w:lvlOverride>
+    <w:lvlOverride w:ilvl="8">
+      <w:startOverride w:val="1"/>
+    </w:lvlOverride>
+  </w:num>
+  <w:num w:numId="1030">
+    <w:abstractNumId w:val="99201"/>
+    <w:lvlOverride w:ilvl="0">
+      <w:startOverride w:val="1"/>
+    </w:lvlOverride>
+    <w:lvlOverride w:ilvl="1">
+      <w:startOverride w:val="1"/>
+    </w:lvlOverride>
+    <w:lvlOverride w:ilvl="2">
+      <w:startOverride w:val="1"/>
+    </w:lvlOverride>
+    <w:lvlOverride w:ilvl="3">
+      <w:startOverride w:val="1"/>
+    </w:lvlOverride>
+    <w:lvlOverride w:ilvl="4">
+      <w:startOverride w:val="1"/>
+    </w:lvlOverride>
+    <w:lvlOverride w:ilvl="5">
+      <w:startOverride w:val="1"/>
+    </w:lvlOverride>
+    <w:lvlOverride w:ilvl="6">
+      <w:startOverride w:val="1"/>
+    </w:lvlOverride>
+    <w:lvlOverride w:ilvl="7">
+      <w:startOverride w:val="1"/>
+    </w:lvlOverride>
+    <w:lvlOverride w:ilvl="8">
+      <w:startOverride w:val="1"/>
+    </w:lvlOverride>
+  </w:num>
+  <w:num w:numId="1031">
+    <w:abstractNumId w:val="991"/>
+  </w:num>
+  <w:num w:numId="1032">
+    <w:abstractNumId w:val="991"/>
+  </w:num>
+  <w:num w:numId="1033">
+    <w:abstractNumId w:val="99201"/>
+    <w:lvlOverride w:ilvl="0">
+      <w:startOverride w:val="1"/>
+    </w:lvlOverride>
+    <w:lvlOverride w:ilvl="1">
+      <w:startOverride w:val="1"/>
+    </w:lvlOverride>
+    <w:lvlOverride w:ilvl="2">
+      <w:startOverride w:val="1"/>
+    </w:lvlOverride>
+    <w:lvlOverride w:ilvl="3">
+      <w:startOverride w:val="1"/>
+    </w:lvlOverride>
+    <w:lvlOverride w:ilvl="4">
+      <w:startOverride w:val="1"/>
+    </w:lvlOverride>
+    <w:lvlOverride w:ilvl="5">
+      <w:startOverride w:val="1"/>
+    </w:lvlOverride>
+    <w:lvlOverride w:ilvl="6">
+      <w:startOverride w:val="1"/>
+    </w:lvlOverride>
+    <w:lvlOverride w:ilvl="7">
+      <w:startOverride w:val="1"/>
+    </w:lvlOverride>
+    <w:lvlOverride w:ilvl="8">
+      <w:startOverride w:val="1"/>
+    </w:lvlOverride>
+  </w:num>
+  <w:num w:numId="1034">
+    <w:abstractNumId w:val="99201"/>
+    <w:lvlOverride w:ilvl="0">
+      <w:startOverride w:val="1"/>
+    </w:lvlOverride>
+    <w:lvlOverride w:ilvl="1">
+      <w:startOverride w:val="1"/>
+    </w:lvlOverride>
+    <w:lvlOverride w:ilvl="2">
+      <w:startOverride w:val="1"/>
+    </w:lvlOverride>
+    <w:lvlOverride w:ilvl="3">
+      <w:startOverride w:val="1"/>
+    </w:lvlOverride>
+    <w:lvlOverride w:ilvl="4">
+      <w:startOverride w:val="1"/>
+    </w:lvlOverride>
+    <w:lvlOverride w:ilvl="5">
+      <w:startOverride w:val="1"/>
+    </w:lvlOverride>
+    <w:lvlOverride w:ilvl="6">
+      <w:startOverride w:val="1"/>
+    </w:lvlOverride>
+    <w:lvlOverride w:ilvl="7">
+      <w:startOverride w:val="1"/>
+    </w:lvlOverride>
+    <w:lvlOverride w:ilvl="8">
+      <w:startOverride w:val="1"/>
+    </w:lvlOverride>
+  </w:num>
+  <w:num w:numId="1035">
+    <w:abstractNumId w:val="991"/>
+  </w:num>
+  <w:num w:numId="1036">
+    <w:abstractNumId w:val="991"/>
+  </w:num>
+  <w:num w:numId="1037">
+    <w:abstractNumId w:val="99201"/>
+    <w:lvlOverride w:ilvl="0">
+      <w:startOverride w:val="1"/>
+    </w:lvlOverride>
+    <w:lvlOverride w:ilvl="1">
+      <w:startOverride w:val="1"/>
+    </w:lvlOverride>
+    <w:lvlOverride w:ilvl="2">
+      <w:startOverride w:val="1"/>
+    </w:lvlOverride>
+    <w:lvlOverride w:ilvl="3">
+      <w:startOverride w:val="1"/>
+    </w:lvlOverride>
+    <w:lvlOverride w:ilvl="4">
+      <w:startOverride w:val="1"/>
+    </w:lvlOverride>
+    <w:lvlOverride w:ilvl="5">
+      <w:startOverride w:val="1"/>
+    </w:lvlOverride>
+    <w:lvlOverride w:ilvl="6">
+      <w:startOverride w:val="1"/>
+    </w:lvlOverride>
+    <w:lvlOverride w:ilvl="7">
+      <w:startOverride w:val="1"/>
+    </w:lvlOverride>
+    <w:lvlOverride w:ilvl="8">
+      <w:startOverride w:val="1"/>
+    </w:lvlOverride>
+  </w:num>
+  <w:num w:numId="1038">
+    <w:abstractNumId w:val="99201"/>
+    <w:lvlOverride w:ilvl="0">
+      <w:startOverride w:val="1"/>
+    </w:lvlOverride>
+    <w:lvlOverride w:ilvl="1">
+      <w:startOverride w:val="1"/>
+    </w:lvlOverride>
+    <w:lvlOverride w:ilvl="2">
+      <w:startOverride w:val="1"/>
+    </w:lvlOverride>
+    <w:lvlOverride w:ilvl="3">
+      <w:startOverride w:val="1"/>
+    </w:lvlOverride>
+    <w:lvlOverride w:ilvl="4">
+      <w:startOverride w:val="1"/>
+    </w:lvlOverride>
+    <w:lvlOverride w:ilvl="5">
+      <w:startOverride w:val="1"/>
+    </w:lvlOverride>
+    <w:lvlOverride w:ilvl="6">
+      <w:startOverride w:val="1"/>
+    </w:lvlOverride>
+    <w:lvlOverride w:ilvl="7">
+      <w:startOverride w:val="1"/>
+    </w:lvlOverride>
+    <w:lvlOverride w:ilvl="8">
+      <w:startOverride w:val="1"/>
+    </w:lvlOverride>
+  </w:num>
+  <w:num w:numId="1039">
+    <w:abstractNumId w:val="991"/>
+  </w:num>
+  <w:num w:numId="1040">
+    <w:abstractNumId w:val="991"/>
+  </w:num>
+  <w:num w:numId="1041">
+    <w:abstractNumId w:val="99201"/>
+    <w:lvlOverride w:ilvl="0">
+      <w:startOverride w:val="1"/>
+    </w:lvlOverride>
+    <w:lvlOverride w:ilvl="1">
+      <w:startOverride w:val="1"/>
+    </w:lvlOverride>
+    <w:lvlOverride w:ilvl="2">
+      <w:startOverride w:val="1"/>
+    </w:lvlOverride>
+    <w:lvlOverride w:ilvl="3">
+      <w:startOverride w:val="1"/>
+    </w:lvlOverride>
+    <w:lvlOverride w:ilvl="4">
+      <w:startOverride w:val="1"/>
+    </w:lvlOverride>
+    <w:lvlOverride w:ilvl="5">
+      <w:startOverride w:val="1"/>
+    </w:lvlOverride>
+    <w:lvlOverride w:ilvl="6">
+      <w:startOverride w:val="1"/>
+    </w:lvlOverride>
+    <w:lvlOverride w:ilvl="7">
+      <w:startOverride w:val="1"/>
+    </w:lvlOverride>
+    <w:lvlOverride w:ilvl="8">
+      <w:startOverride w:val="1"/>
+    </w:lvlOverride>
+  </w:num>
+  <w:num w:numId="1042">
+    <w:abstractNumId w:val="99201"/>
+    <w:lvlOverride w:ilvl="0">
+      <w:startOverride w:val="1"/>
+    </w:lvlOverride>
+    <w:lvlOverride w:ilvl="1">
+      <w:startOverride w:val="1"/>
+    </w:lvlOverride>
+    <w:lvlOverride w:ilvl="2">
+      <w:startOverride w:val="1"/>
+    </w:lvlOverride>
+    <w:lvlOverride w:ilvl="3">
+      <w:startOverride w:val="1"/>
+    </w:lvlOverride>
+    <w:lvlOverride w:ilvl="4">
+      <w:startOverride w:val="1"/>
+    </w:lvlOverride>
+    <w:lvlOverride w:ilvl="5">
+      <w:startOverride w:val="1"/>
+    </w:lvlOverride>
+    <w:lvlOverride w:ilvl="6">
+      <w:startOverride w:val="1"/>
+    </w:lvlOverride>
+    <w:lvlOverride w:ilvl="7">
+      <w:startOverride w:val="1"/>
+    </w:lvlOverride>
+    <w:lvlOverride w:ilvl="8">
+      <w:startOverride w:val="1"/>
+    </w:lvlOverride>
+  </w:num>
+  <w:num w:numId="1043">
+    <w:abstractNumId w:val="991"/>
+  </w:num>
+  <w:num w:numId="1044">
+    <w:abstractNumId w:val="991"/>
+  </w:num>
+  <w:num w:numId="1045">
+    <w:abstractNumId w:val="99201"/>
+    <w:lvlOverride w:ilvl="0">
+      <w:startOverride w:val="1"/>
+    </w:lvlOverride>
+    <w:lvlOverride w:ilvl="1">
+      <w:startOverride w:val="1"/>
+    </w:lvlOverride>
+    <w:lvlOverride w:ilvl="2">
+      <w:startOverride w:val="1"/>
+    </w:lvlOverride>
+    <w:lvlOverride w:ilvl="3">
+      <w:startOverride w:val="1"/>
+    </w:lvlOverride>
+    <w:lvlOverride w:ilvl="4">
+      <w:startOverride w:val="1"/>
+    </w:lvlOverride>
+    <w:lvlOverride w:ilvl="5">
+      <w:startOverride w:val="1"/>
+    </w:lvlOverride>
+    <w:lvlOverride w:ilvl="6">
+      <w:startOverride w:val="1"/>
+    </w:lvlOverride>
+    <w:lvlOverride w:ilvl="7">
+      <w:startOverride w:val="1"/>
+    </w:lvlOverride>
+    <w:lvlOverride w:ilvl="8">
+      <w:startOverride w:val="1"/>
+    </w:lvlOverride>
+  </w:num>
+  <w:num w:numId="1046">
+    <w:abstractNumId w:val="99201"/>
+    <w:lvlOverride w:ilvl="0">
+      <w:startOverride w:val="1"/>
+    </w:lvlOverride>
+    <w:lvlOverride w:ilvl="1">
+      <w:startOverride w:val="1"/>
+    </w:lvlOverride>
+    <w:lvlOverride w:ilvl="2">
+      <w:startOverride w:val="1"/>
+    </w:lvlOverride>
+    <w:lvlOverride w:ilvl="3">
+      <w:startOverride w:val="1"/>
+    </w:lvlOverride>
+    <w:lvlOverride w:ilvl="4">
+      <w:startOverride w:val="1"/>
+    </w:lvlOverride>
+    <w:lvlOverride w:ilvl="5">
+      <w:startOverride w:val="1"/>
+    </w:lvlOverride>
+    <w:lvlOverride w:ilvl="6">
+      <w:startOverride w:val="1"/>
+    </w:lvlOverride>
+    <w:lvlOverride w:ilvl="7">
+      <w:startOverride w:val="1"/>
+    </w:lvlOverride>
+    <w:lvlOverride w:ilvl="8">
+      <w:startOverride w:val="1"/>
+    </w:lvlOverride>
+  </w:num>
+  <w:num w:numId="1047">
+    <w:abstractNumId w:val="991"/>
+  </w:num>
+  <w:num w:numId="1048">
+    <w:abstractNumId w:val="991"/>
+  </w:num>
+  <w:num w:numId="1049">
+    <w:abstractNumId w:val="99201"/>
+    <w:lvlOverride w:ilvl="0">
+      <w:startOverride w:val="1"/>
+    </w:lvlOverride>
+    <w:lvlOverride w:ilvl="1">
+      <w:startOverride w:val="1"/>
+    </w:lvlOverride>
+    <w:lvlOverride w:ilvl="2">
+      <w:startOverride w:val="1"/>
+    </w:lvlOverride>
+    <w:lvlOverride w:ilvl="3">
+      <w:startOverride w:val="1"/>
+    </w:lvlOverride>
+    <w:lvlOverride w:ilvl="4">
+      <w:startOverride w:val="1"/>
+    </w:lvlOverride>
+    <w:lvlOverride w:ilvl="5">
+      <w:startOverride w:val="1"/>
+    </w:lvlOverride>
+    <w:lvlOverride w:ilvl="6">
+      <w:startOverride w:val="1"/>
+    </w:lvlOverride>
+    <w:lvlOverride w:ilvl="7">
+      <w:startOverride w:val="1"/>
+    </w:lvlOverride>
+    <w:lvlOverride w:ilvl="8">
+      <w:startOverride w:val="1"/>
+    </w:lvlOverride>
+  </w:num>
+  <w:num w:numId="1050">
+    <w:abstractNumId w:val="99201"/>
+    <w:lvlOverride w:ilvl="0">
+      <w:startOverride w:val="1"/>
+    </w:lvlOverride>
+    <w:lvlOverride w:ilvl="1">
+      <w:startOverride w:val="1"/>
+    </w:lvlOverride>
+    <w:lvlOverride w:ilvl="2">
+      <w:startOverride w:val="1"/>
+    </w:lvlOverride>
+    <w:lvlOverride w:ilvl="3">
+      <w:startOverride w:val="1"/>
+    </w:lvlOverride>
+    <w:lvlOverride w:ilvl="4">
+      <w:startOverride w:val="1"/>
+    </w:lvlOverride>
+    <w:lvlOverride w:ilvl="5">
+      <w:startOverride w:val="1"/>
+    </w:lvlOverride>
+    <w:lvlOverride w:ilvl="6">
+      <w:startOverride w:val="1"/>
+    </w:lvlOverride>
+    <w:lvlOverride w:ilvl="7">
+      <w:startOverride w:val="1"/>
+    </w:lvlOverride>
+    <w:lvlOverride w:ilvl="8">
+      <w:startOverride w:val="1"/>
+    </w:lvlOverride>
+  </w:num>
+  <w:num w:numId="1051">
+    <w:abstractNumId w:val="991"/>
+  </w:num>
+  <w:num w:numId="1052">
+    <w:abstractNumId w:val="991"/>
+  </w:num>
+  <w:num w:numId="1053">
+    <w:abstractNumId w:val="99201"/>
+    <w:lvlOverride w:ilvl="0">
+      <w:startOverride w:val="1"/>
+    </w:lvlOverride>
+    <w:lvlOverride w:ilvl="1">
+      <w:startOverride w:val="1"/>
+    </w:lvlOverride>
+    <w:lvlOverride w:ilvl="2">
+      <w:startOverride w:val="1"/>
+    </w:lvlOverride>
+    <w:lvlOverride w:ilvl="3">
+      <w:startOverride w:val="1"/>
+    </w:lvlOverride>
+    <w:lvlOverride w:ilvl="4">
+      <w:startOverride w:val="1"/>
+    </w:lvlOverride>
+    <w:lvlOverride w:ilvl="5">
+      <w:startOverride w:val="1"/>
+    </w:lvlOverride>
+    <w:lvlOverride w:ilvl="6">
+      <w:startOverride w:val="1"/>
+    </w:lvlOverride>
+    <w:lvlOverride w:ilvl="7">
+      <w:startOverride w:val="1"/>
+    </w:lvlOverride>
+    <w:lvlOverride w:ilvl="8">
+      <w:startOverride w:val="1"/>
+    </w:lvlOverride>
+  </w:num>
+  <w:num w:numId="1054">
+    <w:abstractNumId w:val="99201"/>
+    <w:lvlOverride w:ilvl="0">
+      <w:startOverride w:val="1"/>
+    </w:lvlOverride>
+    <w:lvlOverride w:ilvl="1">
+      <w:startOverride w:val="1"/>
+    </w:lvlOverride>
+    <w:lvlOverride w:ilvl="2">
+      <w:startOverride w:val="1"/>
+    </w:lvlOverride>
+    <w:lvlOverride w:ilvl="3">
+      <w:startOverride w:val="1"/>
+    </w:lvlOverride>
+    <w:lvlOverride w:ilvl="4">
+      <w:startOverride w:val="1"/>
+    </w:lvlOverride>
+    <w:lvlOverride w:ilvl="5">
+      <w:startOverride w:val="1"/>
+    </w:lvlOverride>
+    <w:lvlOverride w:ilvl="6">
+      <w:startOverride w:val="1"/>
+    </w:lvlOverride>
+    <w:lvlOverride w:ilvl="7">
+      <w:startOverride w:val="1"/>
+    </w:lvlOverride>
+    <w:lvlOverride w:ilvl="8">
+      <w:startOverride w:val="1"/>
+    </w:lvlOverride>
+  </w:num>
+  <w:num w:numId="1055">
+    <w:abstractNumId w:val="991"/>
+  </w:num>
+  <w:num w:numId="1056">
+    <w:abstractNumId w:val="991"/>
+  </w:num>
+  <w:num w:numId="1057">
+    <w:abstractNumId w:val="99201"/>
+    <w:lvlOverride w:ilvl="0">
+      <w:startOverride w:val="1"/>
+    </w:lvlOverride>
+    <w:lvlOverride w:ilvl="1">
+      <w:startOverride w:val="1"/>
+    </w:lvlOverride>
+    <w:lvlOverride w:ilvl="2">
+      <w:startOverride w:val="1"/>
+    </w:lvlOverride>
+    <w:lvlOverride w:ilvl="3">
+      <w:startOverride w:val="1"/>
+    </w:lvlOverride>
+    <w:lvlOverride w:ilvl="4">
+      <w:startOverride w:val="1"/>
+    </w:lvlOverride>
+    <w:lvlOverride w:ilvl="5">
+      <w:startOverride w:val="1"/>
+    </w:lvlOverride>
+    <w:lvlOverride w:ilvl="6">
+      <w:startOverride w:val="1"/>
+    </w:lvlOverride>
+    <w:lvlOverride w:ilvl="7">
+      <w:startOverride w:val="1"/>
+    </w:lvlOverride>
+    <w:lvlOverride w:ilvl="8">
+      <w:startOverride w:val="1"/>
+    </w:lvlOverride>
+  </w:num>
+  <w:num w:numId="1058">
+    <w:abstractNumId w:val="99201"/>
+    <w:lvlOverride w:ilvl="0">
+      <w:startOverride w:val="1"/>
+    </w:lvlOverride>
+    <w:lvlOverride w:ilvl="1">
+      <w:startOverride w:val="1"/>
+    </w:lvlOverride>
+    <w:lvlOverride w:ilvl="2">
+      <w:startOverride w:val="1"/>
+    </w:lvlOverride>
+    <w:lvlOverride w:ilvl="3">
+      <w:startOverride w:val="1"/>
+    </w:lvlOverride>
+    <w:lvlOverride w:ilvl="4">
+      <w:startOverride w:val="1"/>
+    </w:lvlOverride>
+    <w:lvlOverride w:ilvl="5">
+      <w:startOverride w:val="1"/>
+    </w:lvlOverride>
+    <w:lvlOverride w:ilvl="6">
+      <w:startOverride w:val="1"/>
+    </w:lvlOverride>
+    <w:lvlOverride w:ilvl="7">
+      <w:startOverride w:val="1"/>
+    </w:lvlOverride>
+    <w:lvlOverride w:ilvl="8">
+      <w:startOverride w:val="1"/>
+    </w:lvlOverride>
+  </w:num>
+  <w:num w:numId="1059">
+    <w:abstractNumId w:val="991"/>
+  </w:num>
+  <w:num w:numId="1060">
+    <w:abstractNumId w:val="991"/>
+  </w:num>
+  <w:num w:numId="1061">
+    <w:abstractNumId w:val="99201"/>
+    <w:lvlOverride w:ilvl="0">
+      <w:startOverride w:val="1"/>
+    </w:lvlOverride>
+    <w:lvlOverride w:ilvl="1">
+      <w:startOverride w:val="1"/>
+    </w:lvlOverride>
+    <w:lvlOverride w:ilvl="2">
+      <w:startOverride w:val="1"/>
+    </w:lvlOverride>
+    <w:lvlOverride w:ilvl="3">
+      <w:startOverride w:val="1"/>
+    </w:lvlOverride>
+    <w:lvlOverride w:ilvl="4">
+      <w:startOverride w:val="1"/>
+    </w:lvlOverride>
+    <w:lvlOverride w:ilvl="5">
+      <w:startOverride w:val="1"/>
+    </w:lvlOverride>
+    <w:lvlOverride w:ilvl="6">
+      <w:startOverride w:val="1"/>
+    </w:lvlOverride>
+    <w:lvlOverride w:ilvl="7">
+      <w:startOverride w:val="1"/>
+    </w:lvlOverride>
+    <w:lvlOverride w:ilvl="8">
+      <w:startOverride w:val="1"/>
+    </w:lvlOverride>
+  </w:num>
+  <w:num w:numId="1062">
+    <w:abstractNumId w:val="99201"/>
+    <w:lvlOverride w:ilvl="0">
+      <w:startOverride w:val="1"/>
+    </w:lvlOverride>
+    <w:lvlOverride w:ilvl="1">
+      <w:startOverride w:val="1"/>
+    </w:lvlOverride>
+    <w:lvlOverride w:ilvl="2">
+      <w:startOverride w:val="1"/>
+    </w:lvlOverride>
+    <w:lvlOverride w:ilvl="3">
+      <w:startOverride w:val="1"/>
+    </w:lvlOverride>
+    <w:lvlOverride w:ilvl="4">
+      <w:startOverride w:val="1"/>
+    </w:lvlOverride>
+    <w:lvlOverride w:ilvl="5">
+      <w:startOverride w:val="1"/>
+    </w:lvlOverride>
+    <w:lvlOverride w:ilvl="6">
+      <w:startOverride w:val="1"/>
+    </w:lvlOverride>
+    <w:lvlOverride w:ilvl="7">
+      <w:startOverride w:val="1"/>
+    </w:lvlOverride>
+    <w:lvlOverride w:ilvl="8">
+      <w:startOverride w:val="1"/>
+    </w:lvlOverride>
+  </w:num>
+  <w:num w:numId="1063">
+    <w:abstractNumId w:val="991"/>
+  </w:num>
+  <w:num w:numId="1064">
+    <w:abstractNumId w:val="991"/>
+  </w:num>
+  <w:num w:numId="1065">
+    <w:abstractNumId w:val="99201"/>
+    <w:lvlOverride w:ilvl="0">
+      <w:startOverride w:val="1"/>
+    </w:lvlOverride>
+    <w:lvlOverride w:ilvl="1">
+      <w:startOverride w:val="1"/>
+    </w:lvlOverride>
+    <w:lvlOverride w:ilvl="2">
+      <w:startOverride w:val="1"/>
+    </w:lvlOverride>
+    <w:lvlOverride w:ilvl="3">
+      <w:startOverride w:val="1"/>
+    </w:lvlOverride>
+    <w:lvlOverride w:ilvl="4">
+      <w:startOverride w:val="1"/>
+    </w:lvlOverride>
+    <w:lvlOverride w:ilvl="5">
+      <w:startOverride w:val="1"/>
+    </w:lvlOverride>
+    <w:lvlOverride w:ilvl="6">
+      <w:startOverride w:val="1"/>
+    </w:lvlOverride>
+    <w:lvlOverride w:ilvl="7">
+      <w:startOverride w:val="1"/>
+    </w:lvlOverride>
+    <w:lvlOverride w:ilvl="8">
+      <w:startOverride w:val="1"/>
+    </w:lvlOverride>
+  </w:num>
+  <w:num w:numId="1066">
+    <w:abstractNumId w:val="99201"/>
+    <w:lvlOverride w:ilvl="0">
+      <w:startOverride w:val="1"/>
+    </w:lvlOverride>
+    <w:lvlOverride w:ilvl="1">
+      <w:startOverride w:val="1"/>
+    </w:lvlOverride>
+    <w:lvlOverride w:ilvl="2">
+      <w:startOverride w:val="1"/>
+    </w:lvlOverride>
+    <w:lvlOverride w:ilvl="3">
+      <w:startOverride w:val="1"/>
+    </w:lvlOverride>
+    <w:lvlOverride w:ilvl="4">
+      <w:startOverride w:val="1"/>
+    </w:lvlOverride>
+    <w:lvlOverride w:ilvl="5">
+      <w:startOverride w:val="1"/>
+    </w:lvlOverride>
+    <w:lvlOverride w:ilvl="6">
+      <w:startOverride w:val="1"/>
+    </w:lvlOverride>
+    <w:lvlOverride w:ilvl="7">
+      <w:startOverride w:val="1"/>
+    </w:lvlOverride>
+    <w:lvlOverride w:ilvl="8">
+      <w:startOverride w:val="1"/>
+    </w:lvlOverride>
+  </w:num>
+  <w:num w:numId="1067">
+    <w:abstractNumId w:val="991"/>
+  </w:num>
+  <w:num w:numId="1068">
+    <w:abstractNumId w:val="991"/>
+  </w:num>
+  <w:num w:numId="1069">
+    <w:abstractNumId w:val="99201"/>
+    <w:lvlOverride w:ilvl="0">
+      <w:startOverride w:val="1"/>
+    </w:lvlOverride>
+    <w:lvlOverride w:ilvl="1">
+      <w:startOverride w:val="1"/>
+    </w:lvlOverride>
+    <w:lvlOverride w:ilvl="2">
+      <w:startOverride w:val="1"/>
+    </w:lvlOverride>
+    <w:lvlOverride w:ilvl="3">
+      <w:startOverride w:val="1"/>
+    </w:lvlOverride>
+    <w:lvlOverride w:ilvl="4">
+      <w:startOverride w:val="1"/>
+    </w:lvlOverride>
+    <w:lvlOverride w:ilvl="5">
+      <w:startOverride w:val="1"/>
+    </w:lvlOverride>
+    <w:lvlOverride w:ilvl="6">
+      <w:startOverride w:val="1"/>
+    </w:lvlOverride>
+    <w:lvlOverride w:ilvl="7">
+      <w:startOverride w:val="1"/>
+    </w:lvlOverride>
+    <w:lvlOverride w:ilvl="8">
+      <w:startOverride w:val="1"/>
+    </w:lvlOverride>
+  </w:num>
+  <w:num w:numId="1070">
+    <w:abstractNumId w:val="99201"/>
+    <w:lvlOverride w:ilvl="0">
+      <w:startOverride w:val="1"/>
+    </w:lvlOverride>
+    <w:lvlOverride w:ilvl="1">
+      <w:startOverride w:val="1"/>
+    </w:lvlOverride>
+    <w:lvlOverride w:ilvl="2">
+      <w:startOverride w:val="1"/>
+    </w:lvlOverride>
+    <w:lvlOverride w:ilvl="3">
+      <w:startOverride w:val="1"/>
+    </w:lvlOverride>
+    <w:lvlOverride w:ilvl="4">
+      <w:startOverride w:val="1"/>
+    </w:lvlOverride>
+    <w:lvlOverride w:ilvl="5">
+      <w:startOverride w:val="1"/>
+    </w:lvlOverride>
+    <w:lvlOverride w:ilvl="6">
+      <w:startOverride w:val="1"/>
+    </w:lvlOverride>
+    <w:lvlOverride w:ilvl="7">
+      <w:startOverride w:val="1"/>
+    </w:lvlOverride>
+    <w:lvlOverride w:ilvl="8">
+      <w:startOverride w:val="1"/>
+    </w:lvlOverride>
+  </w:num>
+  <w:num w:numId="1071">
+    <w:abstractNumId w:val="991"/>
+  </w:num>
+  <w:num w:numId="1072">
+    <w:abstractNumId w:val="991"/>
+  </w:num>
+  <w:num w:numId="1073">
+    <w:abstractNumId w:val="99201"/>
+    <w:lvlOverride w:ilvl="0">
+      <w:startOverride w:val="1"/>
+    </w:lvlOverride>
+    <w:lvlOverride w:ilvl="1">
+      <w:startOverride w:val="1"/>
+    </w:lvlOverride>
+    <w:lvlOverride w:ilvl="2">
+      <w:startOverride w:val="1"/>
+    </w:lvlOverride>
+    <w:lvlOverride w:ilvl="3">
+      <w:startOverride w:val="1"/>
+    </w:lvlOverride>
+    <w:lvlOverride w:ilvl="4">
+      <w:startOverride w:val="1"/>
+    </w:lvlOverride>
+    <w:lvlOverride w:ilvl="5">
+      <w:startOverride w:val="1"/>
+    </w:lvlOverride>
+    <w:lvlOverride w:ilvl="6">
+      <w:startOverride w:val="1"/>
+    </w:lvlOverride>
+    <w:lvlOverride w:ilvl="7">
+      <w:startOverride w:val="1"/>
+    </w:lvlOverride>
+    <w:lvlOverride w:ilvl="8">
+      <w:startOverride w:val="1"/>
+    </w:lvlOverride>
+  </w:num>
+  <w:num w:numId="1074">
+    <w:abstractNumId w:val="99201"/>
+    <w:lvlOverride w:ilvl="0">
+      <w:startOverride w:val="1"/>
+    </w:lvlOverride>
+    <w:lvlOverride w:ilvl="1">
+      <w:startOverride w:val="1"/>
+    </w:lvlOverride>
+    <w:lvlOverride w:ilvl="2">
+      <w:startOverride w:val="1"/>
+    </w:lvlOverride>
+    <w:lvlOverride w:ilvl="3">
+      <w:startOverride w:val="1"/>
+    </w:lvlOverride>
+    <w:lvlOverride w:ilvl="4">
+      <w:startOverride w:val="1"/>
+    </w:lvlOverride>
+    <w:lvlOverride w:ilvl="5">
+      <w:startOverride w:val="1"/>
+    </w:lvlOverride>
+    <w:lvlOverride w:ilvl="6">
+      <w:startOverride w:val="1"/>
+    </w:lvlOverride>
+    <w:lvlOverride w:ilvl="7">
+      <w:startOverride w:val="1"/>
+    </w:lvlOverride>
+    <w:lvlOverride w:ilvl="8">
+      <w:startOverride w:val="1"/>
+    </w:lvlOverride>
+  </w:num>
+  <w:num w:numId="1075">
+    <w:abstractNumId w:val="991"/>
+  </w:num>
+  <w:num w:numId="1076">
+    <w:abstractNumId w:val="991"/>
+  </w:num>
+  <w:num w:numId="1077">
+    <w:abstractNumId w:val="99201"/>
+    <w:lvlOverride w:ilvl="0">
+      <w:startOverride w:val="1"/>
+    </w:lvlOverride>
+    <w:lvlOverride w:ilvl="1">
+      <w:startOverride w:val="1"/>
+    </w:lvlOverride>
+    <w:lvlOverride w:ilvl="2">
+      <w:startOverride w:val="1"/>
+    </w:lvlOverride>
+    <w:lvlOverride w:ilvl="3">
+      <w:startOverride w:val="1"/>
+    </w:lvlOverride>
+    <w:lvlOverride w:ilvl="4">
+      <w:startOverride w:val="1"/>
+    </w:lvlOverride>
+    <w:lvlOverride w:ilvl="5">
+      <w:startOverride w:val="1"/>
+    </w:lvlOverride>
+    <w:lvlOverride w:ilvl="6">
+      <w:startOverride w:val="1"/>
+    </w:lvlOverride>
+    <w:lvlOverride w:ilvl="7">
+      <w:startOverride w:val="1"/>
+    </w:lvlOverride>
+    <w:lvlOverride w:ilvl="8">
+      <w:startOverride w:val="1"/>
+    </w:lvlOverride>
+  </w:num>
+  <w:num w:numId="1078">
+    <w:abstractNumId w:val="99201"/>
+    <w:lvlOverride w:ilvl="0">
+      <w:startOverride w:val="1"/>
+    </w:lvlOverride>
+    <w:lvlOverride w:ilvl="1">
+      <w:startOverride w:val="1"/>
+    </w:lvlOverride>
+    <w:lvlOverride w:ilvl="2">
+      <w:startOverride w:val="1"/>
+    </w:lvlOverride>
+    <w:lvlOverride w:ilvl="3">
+      <w:startOverride w:val="1"/>
+    </w:lvlOverride>
+    <w:lvlOverride w:ilvl="4">
+      <w:startOverride w:val="1"/>
+    </w:lvlOverride>
+    <w:lvlOverride w:ilvl="5">
+      <w:startOverride w:val="1"/>
+    </w:lvlOverride>
+    <w:lvlOverride w:ilvl="6">
+      <w:startOverride w:val="1"/>
+    </w:lvlOverride>
+    <w:lvlOverride w:ilvl="7">
+      <w:startOverride w:val="1"/>
+    </w:lvlOverride>
+    <w:lvlOverride w:ilvl="8">
+      <w:startOverride w:val="1"/>
+    </w:lvlOverride>
+  </w:num>
+  <w:num w:numId="1079">
+    <w:abstractNumId w:val="991"/>
+  </w:num>
+  <w:num w:numId="1080">
+    <w:abstractNumId w:val="991"/>
+  </w:num>
+  <w:num w:numId="1081">
     <w:abstractNumId w:val="99201"/>
     <w:lvlOverride w:ilvl="0">
       <w:startOverride w:val="1"/>

--- a/Lab/36/salida/volumen_cilindro_hueco_py_v1_1.docx
+++ b/Lab/36/salida/volumen_cilindro_hueco_py_v1_1.docx
@@ -7,7 +7,49 @@
         <w:pStyle w:val="Title"/>
       </w:pPr>
       <w:r>
-        <w:t xml:space="preserve">I. E. Pedacito de Cielo, La Tebaida, Quindío</w:t>
+        <w:t xml:space="preserve">I.</w:t>
+      </w:r>
+      <w:r>
+        <w:t xml:space="preserve"> </w:t>
+      </w:r>
+      <w:r>
+        <w:t xml:space="preserve">E.</w:t>
+      </w:r>
+      <w:r>
+        <w:t xml:space="preserve"> </w:t>
+      </w:r>
+      <w:r>
+        <w:t xml:space="preserve">Pedacito</w:t>
+      </w:r>
+      <w:r>
+        <w:t xml:space="preserve"> </w:t>
+      </w:r>
+      <w:r>
+        <w:t xml:space="preserve">de</w:t>
+      </w:r>
+      <w:r>
+        <w:t xml:space="preserve"> </w:t>
+      </w:r>
+      <w:r>
+        <w:t xml:space="preserve">Cielo,</w:t>
+      </w:r>
+      <w:r>
+        <w:t xml:space="preserve"> </w:t>
+      </w:r>
+      <w:r>
+        <w:t xml:space="preserve">La</w:t>
+      </w:r>
+      <w:r>
+        <w:t xml:space="preserve"> </w:t>
+      </w:r>
+      <w:r>
+        <w:t xml:space="preserve">Tebaida,</w:t>
+      </w:r>
+      <w:r>
+        <w:t xml:space="preserve"> </w:t>
+      </w:r>
+      <w:r>
+        <w:t xml:space="preserve">Quindío</w:t>
       </w:r>
     </w:p>
     <w:p>
@@ -15,7 +57,25 @@
         <w:pStyle w:val="Author"/>
       </w:pPr>
       <w:r>
-        <w:t xml:space="preserve">Simulacro Matemáticas Saber ICFES</w:t>
+        <w:t xml:space="preserve">Simulacro</w:t>
+      </w:r>
+      <w:r>
+        <w:t xml:space="preserve"> </w:t>
+      </w:r>
+      <w:r>
+        <w:t xml:space="preserve">Matemáticas</w:t>
+      </w:r>
+      <w:r>
+        <w:t xml:space="preserve"> </w:t>
+      </w:r>
+      <w:r>
+        <w:t xml:space="preserve">Saber</w:t>
+      </w:r>
+      <w:r>
+        <w:t xml:space="preserve"> </w:t>
+      </w:r>
+      <w:r>
+        <w:t xml:space="preserve">ICFES</w:t>
       </w:r>
     </w:p>
     <w:p>
@@ -23,7 +83,31 @@
         <w:pStyle w:val="Date"/>
       </w:pPr>
       <w:r>
-        <w:t xml:space="preserve">Probabilidad y Estadística - Porcentajes</w:t>
+        <w:t xml:space="preserve">Probabilidad</w:t>
+      </w:r>
+      <w:r>
+        <w:t xml:space="preserve"> </w:t>
+      </w:r>
+      <w:r>
+        <w:t xml:space="preserve">y</w:t>
+      </w:r>
+      <w:r>
+        <w:t xml:space="preserve"> </w:t>
+      </w:r>
+      <w:r>
+        <w:t xml:space="preserve">Estadística</w:t>
+      </w:r>
+      <w:r>
+        <w:t xml:space="preserve"> </w:t>
+      </w:r>
+      <w:r>
+        <w:t xml:space="preserve">-</w:t>
+      </w:r>
+      <w:r>
+        <w:t xml:space="preserve"> </w:t>
+      </w:r>
+      <w:r>
+        <w:t xml:space="preserve">Porcentajes</w:t>
       </w:r>
     </w:p>
     <w:bookmarkStart w:id="55" w:name="section"/>
@@ -53,7 +137,7 @@
         <w:br/>
       </w:r>
       <w:r>
-        <w:t xml:space="preserve">Valentina desea saber cuánto(a) líquido se necesita para llenar un cilindro interno(a), pero solamente cuenta con las medidas de las dimensiones que muestra la figura.</w:t>
+        <w:t xml:space="preserve">Catalina desea saber cuánto(a) solución se necesita para llenar un cilindro interno(a), pero solamente cuenta con las medidas de las dimensiones que muestra la figura.</w:t>
       </w:r>
     </w:p>
     <w:p>
@@ -66,7 +150,7 @@
       <w:r>
         <w:drawing>
           <wp:inline>
-            <wp:extent cx="2667000" cy="2680492"/>
+            <wp:extent cx="2667000" cy="2574273"/>
             <wp:effectExtent b="0" l="0" r="0" t="0"/>
             <wp:docPr descr="image" title="" id="21" name="Picture"/>
             <a:graphic>
@@ -87,7 +171,7 @@
                   <pic:spPr bwMode="auto">
                     <a:xfrm>
                       <a:off x="0" y="0"/>
-                      <a:ext cx="2667000" cy="2680492"/>
+                      <a:ext cx="2667000" cy="2574273"/>
                     </a:xfrm>
                     <a:prstGeom prst="rect">
                       <a:avLst/>
@@ -173,7 +257,7 @@
         </w:numPr>
       </w:pPr>
       <w:r>
-        <w:t xml:space="preserve">¿Cuál medida le falta a Valentina para hallar la cantidad deseada?</w:t>
+        <w:t xml:space="preserve">¿Cuál medida le falta a Catalina para hallar la cantidad deseada?</w:t>
       </w:r>
     </w:p>
     <w:p>
@@ -184,40 +268,40 @@
         </w:numPr>
       </w:pPr>
       <w:r>
+        <w:t xml:space="preserve">Perímetro del cilindro.</w:t>
+      </w:r>
+    </w:p>
+    <w:p>
+      <w:pPr>
+        <w:numPr>
+          <w:ilvl w:val="1"/>
+          <w:numId w:val="1002"/>
+        </w:numPr>
+      </w:pPr>
+      <w:r>
+        <w:t xml:space="preserve">Diámetro externo.</w:t>
+      </w:r>
+    </w:p>
+    <w:p>
+      <w:pPr>
+        <w:numPr>
+          <w:ilvl w:val="1"/>
+          <w:numId w:val="1002"/>
+        </w:numPr>
+      </w:pPr>
+      <w:r>
+        <w:t xml:space="preserve">Altura del cilindro.</w:t>
+      </w:r>
+    </w:p>
+    <w:p>
+      <w:pPr>
+        <w:numPr>
+          <w:ilvl w:val="1"/>
+          <w:numId w:val="1002"/>
+        </w:numPr>
+      </w:pPr>
+      <w:r>
         <w:t xml:space="preserve">Radio externo.</w:t>
-      </w:r>
-    </w:p>
-    <w:p>
-      <w:pPr>
-        <w:numPr>
-          <w:ilvl w:val="1"/>
-          <w:numId w:val="1002"/>
-        </w:numPr>
-      </w:pPr>
-      <w:r>
-        <w:t xml:space="preserve">Perímetro del cilindro.</w:t>
-      </w:r>
-    </w:p>
-    <w:p>
-      <w:pPr>
-        <w:numPr>
-          <w:ilvl w:val="1"/>
-          <w:numId w:val="1002"/>
-        </w:numPr>
-      </w:pPr>
-      <w:r>
-        <w:t xml:space="preserve">Altura del cilindro.</w:t>
-      </w:r>
-    </w:p>
-    <w:p>
-      <w:pPr>
-        <w:numPr>
-          <w:ilvl w:val="1"/>
-          <w:numId w:val="1002"/>
-        </w:numPr>
-      </w:pPr>
-      <w:r>
-        <w:t xml:space="preserve">Diámetro externo.</w:t>
       </w:r>
     </w:p>
     <w:p>
@@ -262,7 +346,7 @@
         </w:numPr>
       </w:pPr>
       <w:r>
-        <w:t xml:space="preserve">Para calcular el volumen de líquido necesario para llenar el cilindro interior, necesitamos calcular el volumen de un cilindro, cuya fórmula es:</w:t>
+        <w:t xml:space="preserve">Para calcular el volumen de solución necesario para llenar el cilindro interno, necesitamos calcular el volumen de un cilindro, cuya fórmula es:</w:t>
       </w:r>
     </w:p>
     <w:p>
@@ -341,7 +425,7 @@
         <w:t xml:space="preserve"> </w:t>
       </w:r>
       <w:r>
-        <w:t xml:space="preserve">es el radio (en este caso, el radio interno = 3.1 dm)</w:t>
+        <w:t xml:space="preserve">es el radio (en este caso, el radio interno = 1.3 dm)</w:t>
       </w:r>
     </w:p>
     <w:p>
@@ -382,7 +466,7 @@
         </w:numPr>
       </w:pPr>
       <w:r>
-        <w:t xml:space="preserve">Diámetro externo = 13 dm</w:t>
+        <w:t xml:space="preserve">Diámetro externo = 4.2 dm</w:t>
       </w:r>
     </w:p>
     <w:p>
@@ -393,18 +477,18 @@
         </w:numPr>
       </w:pPr>
       <w:r>
-        <w:t xml:space="preserve">Radio interno = 3.1 dm</w:t>
-      </w:r>
-    </w:p>
-    <w:p>
-      <w:pPr>
-        <w:numPr>
-          <w:ilvl w:val="0"/>
-          <w:numId w:val="1000"/>
-        </w:numPr>
-      </w:pPr>
-      <w:r>
-        <w:t xml:space="preserve">Sin embargo, no se nos proporciona la altura del cilindro, que es esencial para calcular el volumen. Por lo tanto, a Valentina le falta conocer la altura del cilindro para poder calcular la cantidad de líquido necesaria.</w:t>
+        <w:t xml:space="preserve">Radio interno = 1.3 dm</w:t>
+      </w:r>
+    </w:p>
+    <w:p>
+      <w:pPr>
+        <w:numPr>
+          <w:ilvl w:val="0"/>
+          <w:numId w:val="1000"/>
+        </w:numPr>
+      </w:pPr>
+      <w:r>
+        <w:t xml:space="preserve">Sin embargo, no se nos proporciona la altura del cilindro, que es esencial para calcular el volumen. Por lo tanto, a Catalina le falta conocer la altura del cilindro para poder calcular la cantidad de solución necesaria.</w:t>
       </w:r>
     </w:p>
     <w:p>
@@ -455,7 +539,7 @@
               </m:dPr>
               <m:e>
                 <m:r>
-                  <m:t>3.1</m:t>
+                  <m:t>1.3</m:t>
                 </m:r>
               </m:e>
             </m:d>
@@ -482,7 +566,7 @@
           <m:t>=</m:t>
         </m:r>
         <m:r>
-          <m:t>30.19</m:t>
+          <m:t>5.31</m:t>
         </m:r>
         <m:r>
           <m:rPr>
@@ -563,7 +647,7 @@
         <w:br/>
       </w:r>
       <w:r>
-        <w:t xml:space="preserve">Catalina desea saber cuánto(a) fluido se necesita para llenar un tubo interno(a), pero solamente cuenta con las medidas de las dimensiones que muestra la figura.</w:t>
+        <w:t xml:space="preserve">Lucía desea saber cuánto(a) mezcla se necesita para llenar un cañería cilíndrica interno(a), pero solamente cuenta con las medidas de las dimensiones que muestra la figura.</w:t>
       </w:r>
     </w:p>
     <w:p>
@@ -576,7 +660,7 @@
       <w:r>
         <w:drawing>
           <wp:inline>
-            <wp:extent cx="2667000" cy="3381982"/>
+            <wp:extent cx="2667000" cy="2745305"/>
             <wp:effectExtent b="0" l="0" r="0" t="0"/>
             <wp:docPr descr="image" title="" id="28" name="Picture"/>
             <a:graphic>
@@ -597,7 +681,7 @@
                   <pic:spPr bwMode="auto">
                     <a:xfrm>
                       <a:off x="0" y="0"/>
-                      <a:ext cx="2667000" cy="3381982"/>
+                      <a:ext cx="2667000" cy="2745305"/>
                     </a:xfrm>
                     <a:prstGeom prst="rect">
                       <a:avLst/>
@@ -683,7 +767,7 @@
         </w:numPr>
       </w:pPr>
       <w:r>
-        <w:t xml:space="preserve">¿Cuál medida le falta a Catalina para hallar la cantidad deseada?</w:t>
+        <w:t xml:space="preserve">¿Cuál medida le falta a Lucía para hallar la cantidad deseada?</w:t>
       </w:r>
     </w:p>
     <w:p>
@@ -694,40 +778,40 @@
         </w:numPr>
       </w:pPr>
       <w:r>
+        <w:t xml:space="preserve">Radio externo.</w:t>
+      </w:r>
+    </w:p>
+    <w:p>
+      <w:pPr>
+        <w:numPr>
+          <w:ilvl w:val="1"/>
+          <w:numId w:val="1006"/>
+        </w:numPr>
+      </w:pPr>
+      <w:r>
+        <w:t xml:space="preserve">Altura del cilindro.</w:t>
+      </w:r>
+    </w:p>
+    <w:p>
+      <w:pPr>
+        <w:numPr>
+          <w:ilvl w:val="1"/>
+          <w:numId w:val="1006"/>
+        </w:numPr>
+      </w:pPr>
+      <w:r>
+        <w:t xml:space="preserve">Diámetro externo.</w:t>
+      </w:r>
+    </w:p>
+    <w:p>
+      <w:pPr>
+        <w:numPr>
+          <w:ilvl w:val="1"/>
+          <w:numId w:val="1006"/>
+        </w:numPr>
+      </w:pPr>
+      <w:r>
         <w:t xml:space="preserve">Perímetro del cilindro.</w:t>
-      </w:r>
-    </w:p>
-    <w:p>
-      <w:pPr>
-        <w:numPr>
-          <w:ilvl w:val="1"/>
-          <w:numId w:val="1006"/>
-        </w:numPr>
-      </w:pPr>
-      <w:r>
-        <w:t xml:space="preserve">Radio externo.</w:t>
-      </w:r>
-    </w:p>
-    <w:p>
-      <w:pPr>
-        <w:numPr>
-          <w:ilvl w:val="1"/>
-          <w:numId w:val="1006"/>
-        </w:numPr>
-      </w:pPr>
-      <w:r>
-        <w:t xml:space="preserve">Altura del cilindro.</w:t>
-      </w:r>
-    </w:p>
-    <w:p>
-      <w:pPr>
-        <w:numPr>
-          <w:ilvl w:val="1"/>
-          <w:numId w:val="1006"/>
-        </w:numPr>
-      </w:pPr>
-      <w:r>
-        <w:t xml:space="preserve">Diámetro externo.</w:t>
       </w:r>
     </w:p>
     <w:p>
@@ -772,7 +856,7 @@
         </w:numPr>
       </w:pPr>
       <w:r>
-        <w:t xml:space="preserve">Para calcular el volumen de fluido necesario para llenar el tubo interior, necesitamos calcular el volumen de un cilindro, cuya fórmula es:</w:t>
+        <w:t xml:space="preserve">Para calcular el volumen de mezcla necesario para llenar el cañería cilíndrica interior, necesitamos calcular el volumen de un cilindro, cuya fórmula es:</w:t>
       </w:r>
     </w:p>
     <w:p>
@@ -851,7 +935,7 @@
         <w:t xml:space="preserve"> </w:t>
       </w:r>
       <w:r>
-        <w:t xml:space="preserve">es el radio (en este caso, el radio interno = 0.1 m)</w:t>
+        <w:t xml:space="preserve">es el radio (en este caso, el radio interno = 35 cm)</w:t>
       </w:r>
     </w:p>
     <w:p>
@@ -892,7 +976,7 @@
         </w:numPr>
       </w:pPr>
       <w:r>
-        <w:t xml:space="preserve">Diámetro externo = 0.5 m</w:t>
+        <w:t xml:space="preserve">Diámetro externo = 148 cm</w:t>
       </w:r>
     </w:p>
     <w:p>
@@ -903,18 +987,18 @@
         </w:numPr>
       </w:pPr>
       <w:r>
-        <w:t xml:space="preserve">Radio interno = 0.1 m</w:t>
-      </w:r>
-    </w:p>
-    <w:p>
-      <w:pPr>
-        <w:numPr>
-          <w:ilvl w:val="0"/>
-          <w:numId w:val="1000"/>
-        </w:numPr>
-      </w:pPr>
-      <w:r>
-        <w:t xml:space="preserve">Sin embargo, no se nos proporciona la altura del cilindro, que es esencial para calcular el volumen. Por lo tanto, a Catalina le falta conocer la altura del cilindro para poder calcular la cantidad de fluido necesaria.</w:t>
+        <w:t xml:space="preserve">Radio interno = 35 cm</w:t>
+      </w:r>
+    </w:p>
+    <w:p>
+      <w:pPr>
+        <w:numPr>
+          <w:ilvl w:val="0"/>
+          <w:numId w:val="1000"/>
+        </w:numPr>
+      </w:pPr>
+      <w:r>
+        <w:t xml:space="preserve">Sin embargo, no se nos proporciona la altura del cilindro, que es esencial para calcular el volumen. Por lo tanto, a Lucía le falta conocer la altura del cilindro para poder calcular la cantidad de mezcla necesaria.</w:t>
       </w:r>
     </w:p>
     <w:p>
@@ -965,7 +1049,7 @@
               </m:dPr>
               <m:e>
                 <m:r>
-                  <m:t>0.1</m:t>
+                  <m:t>35</m:t>
                 </m:r>
               </m:e>
             </m:d>
@@ -992,7 +1076,7 @@
           <m:t>=</m:t>
         </m:r>
         <m:r>
-          <m:t>0.03</m:t>
+          <m:t>3848.45</m:t>
         </m:r>
         <m:r>
           <m:rPr>
@@ -1008,7 +1092,7 @@
         <w:t xml:space="preserve"> </w:t>
       </w:r>
       <w:r>
-        <w:t xml:space="preserve">m³</w:t>
+        <w:t xml:space="preserve">cm³</w:t>
       </w:r>
     </w:p>
     <w:p>
@@ -1030,18 +1114,18 @@
         </w:numPr>
       </w:pPr>
       <w:r>
+        <w:t xml:space="preserve">Verdadero</w:t>
+      </w:r>
+    </w:p>
+    <w:p>
+      <w:pPr>
+        <w:numPr>
+          <w:ilvl w:val="1"/>
+          <w:numId w:val="1009"/>
+        </w:numPr>
+      </w:pPr>
+      <w:r>
         <w:t xml:space="preserve">Falso</w:t>
-      </w:r>
-    </w:p>
-    <w:p>
-      <w:pPr>
-        <w:numPr>
-          <w:ilvl w:val="1"/>
-          <w:numId w:val="1009"/>
-        </w:numPr>
-      </w:pPr>
-      <w:r>
-        <w:t xml:space="preserve">Verdadero</w:t>
       </w:r>
     </w:p>
     <w:p>
@@ -1073,7 +1157,7 @@
         <w:br/>
       </w:r>
       <w:r>
-        <w:t xml:space="preserve">Lucía desea saber cuánto(a) mezcla se necesita para llenar un conducto interno(a), pero solamente cuenta con las medidas de las dimensiones que muestra la figura.</w:t>
+        <w:t xml:space="preserve">Juliana desea saber cuánto(a) agua se necesita para llenar un conducto interno(a), pero solamente cuenta con las medidas de las dimensiones que muestra la figura.</w:t>
       </w:r>
     </w:p>
     <w:p>
@@ -1086,7 +1170,7 @@
       <w:r>
         <w:drawing>
           <wp:inline>
-            <wp:extent cx="2667000" cy="1999172"/>
+            <wp:extent cx="2667000" cy="2388098"/>
             <wp:effectExtent b="0" l="0" r="0" t="0"/>
             <wp:docPr descr="image" title="" id="35" name="Picture"/>
             <a:graphic>
@@ -1107,7 +1191,7 @@
                   <pic:spPr bwMode="auto">
                     <a:xfrm>
                       <a:off x="0" y="0"/>
-                      <a:ext cx="2667000" cy="1999172"/>
+                      <a:ext cx="2667000" cy="2388098"/>
                     </a:xfrm>
                     <a:prstGeom prst="rect">
                       <a:avLst/>
@@ -1193,7 +1277,7 @@
         </w:numPr>
       </w:pPr>
       <w:r>
-        <w:t xml:space="preserve">¿Cuál medida le falta a Lucía para hallar la cantidad deseada?</w:t>
+        <w:t xml:space="preserve">¿Cuál medida le falta a Juliana para hallar la cantidad deseada?</w:t>
       </w:r>
     </w:p>
     <w:p>
@@ -1204,40 +1288,40 @@
         </w:numPr>
       </w:pPr>
       <w:r>
+        <w:t xml:space="preserve">Perímetro del cilindro.</w:t>
+      </w:r>
+    </w:p>
+    <w:p>
+      <w:pPr>
+        <w:numPr>
+          <w:ilvl w:val="1"/>
+          <w:numId w:val="1010"/>
+        </w:numPr>
+      </w:pPr>
+      <w:r>
+        <w:t xml:space="preserve">Radio externo.</w:t>
+      </w:r>
+    </w:p>
+    <w:p>
+      <w:pPr>
+        <w:numPr>
+          <w:ilvl w:val="1"/>
+          <w:numId w:val="1010"/>
+        </w:numPr>
+      </w:pPr>
+      <w:r>
+        <w:t xml:space="preserve">Altura del cilindro.</w:t>
+      </w:r>
+    </w:p>
+    <w:p>
+      <w:pPr>
+        <w:numPr>
+          <w:ilvl w:val="1"/>
+          <w:numId w:val="1010"/>
+        </w:numPr>
+      </w:pPr>
+      <w:r>
         <w:t xml:space="preserve">Diámetro externo.</w:t>
-      </w:r>
-    </w:p>
-    <w:p>
-      <w:pPr>
-        <w:numPr>
-          <w:ilvl w:val="1"/>
-          <w:numId w:val="1010"/>
-        </w:numPr>
-      </w:pPr>
-      <w:r>
-        <w:t xml:space="preserve">Radio externo.</w:t>
-      </w:r>
-    </w:p>
-    <w:p>
-      <w:pPr>
-        <w:numPr>
-          <w:ilvl w:val="1"/>
-          <w:numId w:val="1010"/>
-        </w:numPr>
-      </w:pPr>
-      <w:r>
-        <w:t xml:space="preserve">Altura del cilindro.</w:t>
-      </w:r>
-    </w:p>
-    <w:p>
-      <w:pPr>
-        <w:numPr>
-          <w:ilvl w:val="1"/>
-          <w:numId w:val="1010"/>
-        </w:numPr>
-      </w:pPr>
-      <w:r>
-        <w:t xml:space="preserve">Perímetro del cilindro.</w:t>
       </w:r>
     </w:p>
     <w:p>
@@ -1282,7 +1366,7 @@
         </w:numPr>
       </w:pPr>
       <w:r>
-        <w:t xml:space="preserve">Para calcular el volumen de mezcla necesario para llenar el conducto interno, necesitamos calcular el volumen de un cilindro, cuya fórmula es:</w:t>
+        <w:t xml:space="preserve">Para calcular el volumen de agua necesario para llenar el conducto interno, necesitamos calcular el volumen de un cilindro, cuya fórmula es:</w:t>
       </w:r>
     </w:p>
     <w:p>
@@ -1361,7 +1445,7 @@
         <w:t xml:space="preserve"> </w:t>
       </w:r>
       <w:r>
-        <w:t xml:space="preserve">es el radio (en este caso, el radio interno = 3 dm)</w:t>
+        <w:t xml:space="preserve">es el radio (en este caso, el radio interno = 0.4 m)</w:t>
       </w:r>
     </w:p>
     <w:p>
@@ -1402,7 +1486,7 @@
         </w:numPr>
       </w:pPr>
       <w:r>
-        <w:t xml:space="preserve">Diámetro externo = 10.2 dm</w:t>
+        <w:t xml:space="preserve">Diámetro externo = 1.8 m</w:t>
       </w:r>
     </w:p>
     <w:p>
@@ -1413,18 +1497,18 @@
         </w:numPr>
       </w:pPr>
       <w:r>
-        <w:t xml:space="preserve">Radio interno = 3 dm</w:t>
-      </w:r>
-    </w:p>
-    <w:p>
-      <w:pPr>
-        <w:numPr>
-          <w:ilvl w:val="0"/>
-          <w:numId w:val="1000"/>
-        </w:numPr>
-      </w:pPr>
-      <w:r>
-        <w:t xml:space="preserve">Sin embargo, no se nos proporciona la altura del cilindro, que es esencial para calcular el volumen. Por lo tanto, a Lucía le falta conocer la altura del cilindro para poder calcular la cantidad de mezcla necesaria.</w:t>
+        <w:t xml:space="preserve">Radio interno = 0.4 m</w:t>
+      </w:r>
+    </w:p>
+    <w:p>
+      <w:pPr>
+        <w:numPr>
+          <w:ilvl w:val="0"/>
+          <w:numId w:val="1000"/>
+        </w:numPr>
+      </w:pPr>
+      <w:r>
+        <w:t xml:space="preserve">Sin embargo, no se nos proporciona la altura del cilindro, que es esencial para calcular el volumen. Por lo tanto, a Juliana le falta conocer la altura del cilindro para poder calcular la cantidad de agua necesaria.</w:t>
       </w:r>
     </w:p>
     <w:p>
@@ -1475,7 +1559,7 @@
               </m:dPr>
               <m:e>
                 <m:r>
-                  <m:t>3</m:t>
+                  <m:t>0.4</m:t>
                 </m:r>
               </m:e>
             </m:d>
@@ -1502,7 +1586,7 @@
           <m:t>=</m:t>
         </m:r>
         <m:r>
-          <m:t>28.27</m:t>
+          <m:t>0.5</m:t>
         </m:r>
         <m:r>
           <m:rPr>
@@ -1518,7 +1602,7 @@
         <w:t xml:space="preserve"> </w:t>
       </w:r>
       <w:r>
-        <w:t xml:space="preserve">dm³</w:t>
+        <w:t xml:space="preserve">m³</w:t>
       </w:r>
     </w:p>
     <w:p>
@@ -1583,7 +1667,7 @@
         <w:br/>
       </w:r>
       <w:r>
-        <w:t xml:space="preserve">Sebastián desea saber cuánto(a) sustancia se necesita para llenar un tubo interno(a), pero solamente cuenta con las medidas de las dimensiones que muestra la figura.</w:t>
+        <w:t xml:space="preserve">Sebastián desea saber cuánto(a) agua se necesita para llenar un contenedor cilíndrico interno(a), pero solamente cuenta con las medidas de las dimensiones que muestra la figura.</w:t>
       </w:r>
     </w:p>
     <w:p>
@@ -1596,7 +1680,7 @@
       <w:r>
         <w:drawing>
           <wp:inline>
-            <wp:extent cx="2667000" cy="2053200"/>
+            <wp:extent cx="2667000" cy="2833390"/>
             <wp:effectExtent b="0" l="0" r="0" t="0"/>
             <wp:docPr descr="image" title="" id="42" name="Picture"/>
             <a:graphic>
@@ -1617,7 +1701,7 @@
                   <pic:spPr bwMode="auto">
                     <a:xfrm>
                       <a:off x="0" y="0"/>
-                      <a:ext cx="2667000" cy="2053200"/>
+                      <a:ext cx="2667000" cy="2833390"/>
                     </a:xfrm>
                     <a:prstGeom prst="rect">
                       <a:avLst/>
@@ -1714,40 +1798,40 @@
         </w:numPr>
       </w:pPr>
       <w:r>
+        <w:t xml:space="preserve">Altura del cilindro.</w:t>
+      </w:r>
+    </w:p>
+    <w:p>
+      <w:pPr>
+        <w:numPr>
+          <w:ilvl w:val="1"/>
+          <w:numId w:val="1014"/>
+        </w:numPr>
+      </w:pPr>
+      <w:r>
+        <w:t xml:space="preserve">Diámetro externo.</w:t>
+      </w:r>
+    </w:p>
+    <w:p>
+      <w:pPr>
+        <w:numPr>
+          <w:ilvl w:val="1"/>
+          <w:numId w:val="1014"/>
+        </w:numPr>
+      </w:pPr>
+      <w:r>
+        <w:t xml:space="preserve">Perímetro del cilindro.</w:t>
+      </w:r>
+    </w:p>
+    <w:p>
+      <w:pPr>
+        <w:numPr>
+          <w:ilvl w:val="1"/>
+          <w:numId w:val="1014"/>
+        </w:numPr>
+      </w:pPr>
+      <w:r>
         <w:t xml:space="preserve">Radio externo.</w:t>
-      </w:r>
-    </w:p>
-    <w:p>
-      <w:pPr>
-        <w:numPr>
-          <w:ilvl w:val="1"/>
-          <w:numId w:val="1014"/>
-        </w:numPr>
-      </w:pPr>
-      <w:r>
-        <w:t xml:space="preserve">Diámetro externo.</w:t>
-      </w:r>
-    </w:p>
-    <w:p>
-      <w:pPr>
-        <w:numPr>
-          <w:ilvl w:val="1"/>
-          <w:numId w:val="1014"/>
-        </w:numPr>
-      </w:pPr>
-      <w:r>
-        <w:t xml:space="preserve">Perímetro del cilindro.</w:t>
-      </w:r>
-    </w:p>
-    <w:p>
-      <w:pPr>
-        <w:numPr>
-          <w:ilvl w:val="1"/>
-          <w:numId w:val="1014"/>
-        </w:numPr>
-      </w:pPr>
-      <w:r>
-        <w:t xml:space="preserve">Altura del cilindro.</w:t>
       </w:r>
     </w:p>
     <w:p>
@@ -1792,7 +1876,7 @@
         </w:numPr>
       </w:pPr>
       <w:r>
-        <w:t xml:space="preserve">Para calcular el volumen de sustancia necesario para llenar el tubo interior, necesitamos calcular el volumen de un cilindro, cuya fórmula es:</w:t>
+        <w:t xml:space="preserve">Para calcular el volumen de agua necesario para llenar el contenedor cilíndrico interno, necesitamos calcular el volumen de un cilindro, cuya fórmula es:</w:t>
       </w:r>
     </w:p>
     <w:p>
@@ -1871,7 +1955,7 @@
         <w:t xml:space="preserve"> </w:t>
       </w:r>
       <w:r>
-        <w:t xml:space="preserve">es el radio (en este caso, el radio interno = 0.1 m)</w:t>
+        <w:t xml:space="preserve">es el radio (en este caso, el radio interno = 0.4 m)</w:t>
       </w:r>
     </w:p>
     <w:p>
@@ -1912,7 +1996,7 @@
         </w:numPr>
       </w:pPr>
       <w:r>
-        <w:t xml:space="preserve">Diámetro externo = 0.5 m</w:t>
+        <w:t xml:space="preserve">Diámetro externo = 1.3 m</w:t>
       </w:r>
     </w:p>
     <w:p>
@@ -1923,18 +2007,18 @@
         </w:numPr>
       </w:pPr>
       <w:r>
-        <w:t xml:space="preserve">Radio interno = 0.1 m</w:t>
-      </w:r>
-    </w:p>
-    <w:p>
-      <w:pPr>
-        <w:numPr>
-          <w:ilvl w:val="0"/>
-          <w:numId w:val="1000"/>
-        </w:numPr>
-      </w:pPr>
-      <w:r>
-        <w:t xml:space="preserve">Sin embargo, no se nos proporciona la altura del cilindro, que es esencial para calcular el volumen. Por lo tanto, a Sebastián le falta conocer la altura del cilindro para poder calcular la cantidad de sustancia necesaria.</w:t>
+        <w:t xml:space="preserve">Radio interno = 0.4 m</w:t>
+      </w:r>
+    </w:p>
+    <w:p>
+      <w:pPr>
+        <w:numPr>
+          <w:ilvl w:val="0"/>
+          <w:numId w:val="1000"/>
+        </w:numPr>
+      </w:pPr>
+      <w:r>
+        <w:t xml:space="preserve">Sin embargo, no se nos proporciona la altura del cilindro, que es esencial para calcular el volumen. Por lo tanto, a Sebastián le falta conocer la altura del cilindro para poder calcular la cantidad de agua necesaria.</w:t>
       </w:r>
     </w:p>
     <w:p>
@@ -1985,7 +2069,7 @@
               </m:dPr>
               <m:e>
                 <m:r>
-                  <m:t>0.1</m:t>
+                  <m:t>0.4</m:t>
                 </m:r>
               </m:e>
             </m:d>
@@ -2012,7 +2096,7 @@
           <m:t>=</m:t>
         </m:r>
         <m:r>
-          <m:t>0.03</m:t>
+          <m:t>0.5</m:t>
         </m:r>
         <m:r>
           <m:rPr>
@@ -2039,6 +2123,17 @@
         </w:numPr>
       </w:pPr>
       <w:r>
+        <w:t xml:space="preserve">Verdadero</w:t>
+      </w:r>
+    </w:p>
+    <w:p>
+      <w:pPr>
+        <w:numPr>
+          <w:ilvl w:val="1"/>
+          <w:numId w:val="1017"/>
+        </w:numPr>
+      </w:pPr>
+      <w:r>
         <w:t xml:space="preserve">Falso</w:t>
       </w:r>
     </w:p>
@@ -2062,17 +2157,6 @@
       </w:pPr>
       <w:r>
         <w:t xml:space="preserve">Falso</w:t>
-      </w:r>
-    </w:p>
-    <w:p>
-      <w:pPr>
-        <w:numPr>
-          <w:ilvl w:val="1"/>
-          <w:numId w:val="1017"/>
-        </w:numPr>
-      </w:pPr>
-      <w:r>
-        <w:t xml:space="preserve">Verdadero</w:t>
       </w:r>
     </w:p>
     <w:p>
@@ -2093,7 +2177,7 @@
         <w:br/>
       </w:r>
       <w:r>
-        <w:t xml:space="preserve">Laura desea saber cuánto(a) sustancia se necesita para llenar un tubo interno(a), pero solamente cuenta con las medidas de las dimensiones que muestra la figura.</w:t>
+        <w:t xml:space="preserve">Lucía desea saber cuánto(a) líquido se necesita para llenar un cañería cilíndrica interno(a), pero solamente cuenta con las medidas de las dimensiones que muestra la figura.</w:t>
       </w:r>
     </w:p>
     <w:p>
@@ -2106,7 +2190,7 @@
       <w:r>
         <w:drawing>
           <wp:inline>
-            <wp:extent cx="2667000" cy="2932715"/>
+            <wp:extent cx="2667000" cy="3010477"/>
             <wp:effectExtent b="0" l="0" r="0" t="0"/>
             <wp:docPr descr="image" title="" id="49" name="Picture"/>
             <a:graphic>
@@ -2127,7 +2211,7 @@
                   <pic:spPr bwMode="auto">
                     <a:xfrm>
                       <a:off x="0" y="0"/>
-                      <a:ext cx="2667000" cy="2932715"/>
+                      <a:ext cx="2667000" cy="3010477"/>
                     </a:xfrm>
                     <a:prstGeom prst="rect">
                       <a:avLst/>
@@ -2213,7 +2297,7 @@
         </w:numPr>
       </w:pPr>
       <w:r>
-        <w:t xml:space="preserve">¿Cuál medida le falta a Laura para hallar la cantidad deseada?</w:t>
+        <w:t xml:space="preserve">¿Cuál medida le falta a Lucía para hallar la cantidad deseada?</w:t>
       </w:r>
     </w:p>
     <w:p>
@@ -2224,40 +2308,40 @@
         </w:numPr>
       </w:pPr>
       <w:r>
+        <w:t xml:space="preserve">Diámetro externo.</w:t>
+      </w:r>
+    </w:p>
+    <w:p>
+      <w:pPr>
+        <w:numPr>
+          <w:ilvl w:val="1"/>
+          <w:numId w:val="1018"/>
+        </w:numPr>
+      </w:pPr>
+      <w:r>
+        <w:t xml:space="preserve">Perímetro del cilindro.</w:t>
+      </w:r>
+    </w:p>
+    <w:p>
+      <w:pPr>
+        <w:numPr>
+          <w:ilvl w:val="1"/>
+          <w:numId w:val="1018"/>
+        </w:numPr>
+      </w:pPr>
+      <w:r>
+        <w:t xml:space="preserve">Radio externo.</w:t>
+      </w:r>
+    </w:p>
+    <w:p>
+      <w:pPr>
+        <w:numPr>
+          <w:ilvl w:val="1"/>
+          <w:numId w:val="1018"/>
+        </w:numPr>
+      </w:pPr>
+      <w:r>
         <w:t xml:space="preserve">Altura del cilindro.</w:t>
-      </w:r>
-    </w:p>
-    <w:p>
-      <w:pPr>
-        <w:numPr>
-          <w:ilvl w:val="1"/>
-          <w:numId w:val="1018"/>
-        </w:numPr>
-      </w:pPr>
-      <w:r>
-        <w:t xml:space="preserve">Perímetro del cilindro.</w:t>
-      </w:r>
-    </w:p>
-    <w:p>
-      <w:pPr>
-        <w:numPr>
-          <w:ilvl w:val="1"/>
-          <w:numId w:val="1018"/>
-        </w:numPr>
-      </w:pPr>
-      <w:r>
-        <w:t xml:space="preserve">Radio externo.</w:t>
-      </w:r>
-    </w:p>
-    <w:p>
-      <w:pPr>
-        <w:numPr>
-          <w:ilvl w:val="1"/>
-          <w:numId w:val="1018"/>
-        </w:numPr>
-      </w:pPr>
-      <w:r>
-        <w:t xml:space="preserve">Diámetro externo.</w:t>
       </w:r>
     </w:p>
     <w:p>
@@ -2302,7 +2386,7 @@
         </w:numPr>
       </w:pPr>
       <w:r>
-        <w:t xml:space="preserve">Para calcular el volumen de sustancia necesario para llenar el tubo interior, necesitamos calcular el volumen de un cilindro, cuya fórmula es:</w:t>
+        <w:t xml:space="preserve">Para calcular el volumen de líquido necesario para llenar el cañería cilíndrica vacío, necesitamos calcular el volumen de un cilindro, cuya fórmula es:</w:t>
       </w:r>
     </w:p>
     <w:p>
@@ -2381,7 +2465,7 @@
         <w:t xml:space="preserve"> </w:t>
       </w:r>
       <w:r>
-        <w:t xml:space="preserve">es el radio (en este caso, el radio interno = 30 cm)</w:t>
+        <w:t xml:space="preserve">es el radio (en este caso, el radio interno = 40 cm)</w:t>
       </w:r>
     </w:p>
     <w:p>
@@ -2422,7 +2506,7 @@
         </w:numPr>
       </w:pPr>
       <w:r>
-        <w:t xml:space="preserve">Diámetro externo = 108 cm</w:t>
+        <w:t xml:space="preserve">Diámetro externo = 122 cm</w:t>
       </w:r>
     </w:p>
     <w:p>
@@ -2433,18 +2517,18 @@
         </w:numPr>
       </w:pPr>
       <w:r>
-        <w:t xml:space="preserve">Radio interno = 30 cm</w:t>
-      </w:r>
-    </w:p>
-    <w:p>
-      <w:pPr>
-        <w:numPr>
-          <w:ilvl w:val="0"/>
-          <w:numId w:val="1000"/>
-        </w:numPr>
-      </w:pPr>
-      <w:r>
-        <w:t xml:space="preserve">Sin embargo, no se nos proporciona la altura del cilindro, que es esencial para calcular el volumen. Por lo tanto, a Laura le falta conocer la altura del cilindro para poder calcular la cantidad de sustancia necesaria.</w:t>
+        <w:t xml:space="preserve">Radio interno = 40 cm</w:t>
+      </w:r>
+    </w:p>
+    <w:p>
+      <w:pPr>
+        <w:numPr>
+          <w:ilvl w:val="0"/>
+          <w:numId w:val="1000"/>
+        </w:numPr>
+      </w:pPr>
+      <w:r>
+        <w:t xml:space="preserve">Sin embargo, no se nos proporciona la altura del cilindro, que es esencial para calcular el volumen. Por lo tanto, a Lucía le falta conocer la altura del cilindro para poder calcular la cantidad de líquido necesaria.</w:t>
       </w:r>
     </w:p>
     <w:p>
@@ -2495,7 +2579,7 @@
               </m:dPr>
               <m:e>
                 <m:r>
-                  <m:t>30</m:t>
+                  <m:t>40</m:t>
                 </m:r>
               </m:e>
             </m:d>
@@ -2522,7 +2606,7 @@
           <m:t>=</m:t>
         </m:r>
         <m:r>
-          <m:t>2827.43</m:t>
+          <m:t>5026.55</m:t>
         </m:r>
         <m:r>
           <m:rPr>
@@ -2549,40 +2633,40 @@
         </w:numPr>
       </w:pPr>
       <w:r>
+        <w:t xml:space="preserve">Falso</w:t>
+      </w:r>
+    </w:p>
+    <w:p>
+      <w:pPr>
+        <w:numPr>
+          <w:ilvl w:val="1"/>
+          <w:numId w:val="1021"/>
+        </w:numPr>
+      </w:pPr>
+      <w:r>
+        <w:t xml:space="preserve">Falso</w:t>
+      </w:r>
+    </w:p>
+    <w:p>
+      <w:pPr>
+        <w:numPr>
+          <w:ilvl w:val="1"/>
+          <w:numId w:val="1021"/>
+        </w:numPr>
+      </w:pPr>
+      <w:r>
+        <w:t xml:space="preserve">Falso</w:t>
+      </w:r>
+    </w:p>
+    <w:p>
+      <w:pPr>
+        <w:numPr>
+          <w:ilvl w:val="1"/>
+          <w:numId w:val="1021"/>
+        </w:numPr>
+      </w:pPr>
+      <w:r>
         <w:t xml:space="preserve">Verdadero</w:t>
-      </w:r>
-    </w:p>
-    <w:p>
-      <w:pPr>
-        <w:numPr>
-          <w:ilvl w:val="1"/>
-          <w:numId w:val="1021"/>
-        </w:numPr>
-      </w:pPr>
-      <w:r>
-        <w:t xml:space="preserve">Falso</w:t>
-      </w:r>
-    </w:p>
-    <w:p>
-      <w:pPr>
-        <w:numPr>
-          <w:ilvl w:val="1"/>
-          <w:numId w:val="1021"/>
-        </w:numPr>
-      </w:pPr>
-      <w:r>
-        <w:t xml:space="preserve">Falso</w:t>
-      </w:r>
-    </w:p>
-    <w:p>
-      <w:pPr>
-        <w:numPr>
-          <w:ilvl w:val="1"/>
-          <w:numId w:val="1021"/>
-        </w:numPr>
-      </w:pPr>
-      <w:r>
-        <w:t xml:space="preserve">Falso</w:t>
       </w:r>
     </w:p>
     <w:bookmarkEnd w:id="55"/>
@@ -3328,7 +3412,7 @@
   </w:style>
   <w:style w:styleId="Subtitle" w:type="paragraph">
     <w:name w:val="Subtitle"/>
-    <w:basedOn w:val="Title"/>
+    <w:basedOn w:val="Normal"/>
     <w:next w:val="BodyText"/>
     <w:link w:val="SubtitleChar"/>
     <w:uiPriority w:val="11"/>
@@ -3341,6 +3425,7 @@
     </w:pPr>
     <w:rPr>
       <w:rFonts w:cstheme="majorBidi" w:eastAsiaTheme="majorEastAsia"/>
+      <w:color w:themeColor="text1" w:themeTint="A6" w:val="595959"/>
       <w:spacing w:val="15"/>
       <w:sz w:val="28"/>
       <w:szCs w:val="28"/>
@@ -3393,6 +3478,7 @@
     </w:pPr>
     <w:rPr>
       <w:b/>
+      <w:color w:val="345A8A"/>
       <w:sz w:val="20"/>
       <w:szCs w:val="20"/>
     </w:rPr>
